--- a/2027青C申请书_长三角/2027青C_对抗式审查报告.docx
+++ b/2027青C申请书_长三角/2027青C_对抗式审查报告.docx
@@ -225,7 +225,7 @@
                 <w:b w:val="0"/>
                 <w:sz w:val="21"/>
               </w:rPr>
-              <w:t>(1) Template outline headings and bracke…</w:t>
+              <w:t>(1) 模板提纲标题及括…</w:t>
             </w:r>
           </w:p>
         </w:tc>
@@ -265,7 +265,7 @@
                 <w:b w:val="0"/>
                 <w:sz w:val="21"/>
               </w:rPr>
-              <w:t>I ran build_yrd.sh (pages=30, last_page_lines=13, 47 refs, 2 figures, 2 tables), stripped …</w:t>
+              <w:t>运行build_yrd.sh（pages=30，last_page_lines=13，参考文献47条，图2幅，表2张），去除…</w:t>
             </w:r>
           </w:p>
         </w:tc>
@@ -287,7 +287,7 @@
                 <w:b w:val="0"/>
                 <w:sz w:val="21"/>
               </w:rPr>
-              <w:t>(2) Page count ≤30 and every page used e…</w:t>
+              <w:t>(2) 页数≤30且每页均充分利…</w:t>
             </w:r>
           </w:p>
         </w:tc>
@@ -327,7 +327,7 @@
                 <w:b w:val="0"/>
                 <w:sz w:val="21"/>
               </w:rPr>
-              <w:t>pages=30, per_page=[24,22,22,22,22,22,40,45,34,23,22,11,19,8,24,23,22,22,21,24,29,29,23,23…</w:t>
+              <w:t>pages=30，per_page=[24,22,22,22,22,22,40,45,34,23,22,11,19,8,24,23,22,22,21,24,29,29,23,23…</w:t>
             </w:r>
           </w:p>
         </w:tc>
@@ -349,7 +349,7 @@
                 <w:b w:val="0"/>
                 <w:sz w:val="21"/>
               </w:rPr>
-              <w:t>(3) （一） answers why/value with literatur…</w:t>
+              <w:t>(3) （一）回答研究缘由／价值并结合文…</w:t>
             </w:r>
           </w:p>
         </w:tc>
@@ -389,7 +389,7 @@
                 <w:b w:val="0"/>
                 <w:sz w:val="21"/>
               </w:rPr>
-              <w:t>s1 covers background (1), domestic and international review with three explicit gaps (2.1–…</w:t>
+              <w:t>s1涵盖研究背景（1）、国内外研究现状综述及三项明确的研究缺口（2.1–…</w:t>
             </w:r>
           </w:p>
         </w:tc>
@@ -411,7 +411,7 @@
                 <w:b w:val="0"/>
                 <w:sz w:val="21"/>
               </w:rPr>
-              <w:t>(4) （二） contains 研究目标/内容/关键科学问题/方案 + 特色与…</w:t>
+              <w:t>(4) （二）包含研究目标/内容/关键科学问题/方案及特色与…</w:t>
             </w:r>
           </w:p>
         </w:tc>
@@ -451,7 +451,7 @@
                 <w:b w:val="0"/>
                 <w:sz w:val="21"/>
               </w:rPr>
-              <w:t>s2a 1.1 核心/关键科学问题1–3 with H1a–H3b; 1.2 研究目标 (总体 + 3 具体); s2b 3. 研究内容与研究方案 (3.1–3.5 with 检验…</w:t>
+              <w:t>s2a 1.1 核心/关键科学问题1–3及H1a–H3b；1.2 研究目标（总体目标与3项具体目标）；s2b 3. 研究内容与研究方案（3.1–3.5，含检验…</w:t>
             </w:r>
           </w:p>
         </w:tc>
@@ -473,7 +473,7 @@
                 <w:b w:val="0"/>
                 <w:sz w:val="21"/>
               </w:rPr>
-              <w:t>(5) （三）1 积累/成绩/风险应对; （三）2 已具备/尚缺少及途径/国家实…</w:t>
+              <w:t>(5) （三）1 积累/成绩/风险应对；（三）2 已具备/尚缺少及途径/国家实…</w:t>
             </w:r>
           </w:p>
         </w:tc>
@@ -513,7 +513,7 @@
                 <w:b w:val="0"/>
                 <w:sz w:val="21"/>
               </w:rPr>
-              <w:t>（三）1 has （1）前期研究积累, （2）已取得的研究工作成绩, （3）可行性分析 and （4）研究风险的应对措施 (7 risks tied to milestones):…</w:t>
+              <w:t>（三）1包含（1）前期研究积累、（2）已取得的研究工作成绩、（3）可行性分析和（4）研究风险的应对措施（7项风险，均与考核节点挂钩）：…</w:t>
             </w:r>
           </w:p>
         </w:tc>
@@ -535,7 +535,7 @@
                 <w:b w:val="0"/>
                 <w:sz w:val="21"/>
               </w:rPr>
-              <w:t>(6) （四）1–5 answered appropriately for a …</w:t>
+              <w:t>(6) （四）1–5的作答是否适合于…</w:t>
             </w:r>
           </w:p>
         </w:tc>
@@ -575,7 +575,7 @@
                 <w:b w:val="0"/>
                 <w:sz w:val="21"/>
               </w:rPr>
-              <w:t>4-1 '无。</w:t>
+              <w:t>4-1“无。</w:t>
             </w:r>
             <w:r>
               <w:rPr>
@@ -592,7 +592,7 @@
                 <w:b w:val="0"/>
                 <w:sz w:val="21"/>
               </w:rPr>
-              <w:t>', 4-2/4-3 '不适用（无高级职称）。' and 4-4 '无。' are appropriate. 4-5 holds the JRFS rela…</w:t>
+              <w:t>”、4-2/4-3“不适用（无高级职称）。”及4-4“无。”均恰当。4-5说明了与JRFS的关…</w:t>
             </w:r>
           </w:p>
         </w:tc>
@@ -614,7 +614,7 @@
                 <w:b w:val="0"/>
                 <w:sz w:val="21"/>
               </w:rPr>
-              <w:t>(7) NSFC rules: AI disclosure, other-cha…</w:t>
+              <w:t>(7) NSFC规定：AI使用声明、其他渠…</w:t>
             </w:r>
           </w:p>
         </w:tc>
@@ -654,7 +654,7 @@
                 <w:b w:val="0"/>
                 <w:sz w:val="21"/>
               </w:rPr>
-              <w:t>Passes: no budget figure for this project (other projects' amounts appear only where the t…</w:t>
+              <w:t>通过项：未出现本项目经费数额（其他项目的金额仅出现在…</w:t>
             </w:r>
           </w:p>
         </w:tc>
@@ -676,7 +676,7 @@
                 <w:b w:val="0"/>
                 <w:sz w:val="21"/>
               </w:rPr>
-              <w:t>(8) References: GB/T 7714-2015 consisten…</w:t>
+              <w:t>(8) 参考文献：GB/T 7714-2015一致…</w:t>
             </w:r>
           </w:p>
         </w:tc>
@@ -716,7 +716,7 @@
                 <w:b w:val="0"/>
                 <w:sz w:val="21"/>
               </w:rPr>
-              <w:t>All 47 cited keys are in brief §8/§8b and refs_yrd.json, and the numbering follows first c…</w:t>
+              <w:t>所引47个文献键均见于写作简报§8/§8b及refs_yrd.json，编号按首次引…</w:t>
             </w:r>
           </w:p>
         </w:tc>
@@ -738,7 +738,7 @@
                 <w:b w:val="0"/>
                 <w:sz w:val="21"/>
               </w:rPr>
-              <w:t>(9) Figures/tables numbered, captioned c…</w:t>
+              <w:t>(9) 图表编号、题注规…</w:t>
             </w:r>
           </w:p>
         </w:tc>
@@ -778,7 +778,7 @@
                 <w:b w:val="0"/>
                 <w:sz w:val="21"/>
               </w:rPr>
-              <w:t>图1 研究框架 and 图2 技术路线 have captions below the figure; 表1 主要数据与获取状态 and 表2 年度研究计划与考核节点 have c…</w:t>
+              <w:t>图1 研究框架与图2 技术路线的图题均位于图下方；表1 主要数据与获取状态和表2 年度研究计划与考核节点的表…</w:t>
             </w:r>
           </w:p>
         </w:tc>
@@ -800,7 +800,7 @@
                 <w:b w:val="0"/>
                 <w:sz w:val="21"/>
               </w:rPr>
-              <w:t>(10) Abbreviations defined at first use;…</w:t>
+              <w:t>(10) 缩写首次出现时给出定义；…</w:t>
             </w:r>
           </w:p>
         </w:tc>
@@ -840,7 +840,7 @@
                 <w:b w:val="0"/>
                 <w:sz w:val="21"/>
               </w:rPr>
-              <w:t>The core terms are defined properly (NbS, LST, Ta, Tmrt, UTCI, UGCoP, DLNM, DCP, YRD-HES, …</w:t>
+              <w:t>核心术语定义规范（NbS、LST、Ta、Tmrt、UTCI、UGCoP、DLNM、DCP、YRD-HES、…</w:t>
             </w:r>
           </w:p>
         </w:tc>
@@ -1981,7 +1981,7 @@
                 <w:b w:val="0"/>
                 <w:sz w:val="21"/>
               </w:rPr>
-              <w:t>Factual statements vs brief §7 (only con…</w:t>
+              <w:t>事实陈述与写作简报§7比对（仅限已确…</w:t>
             </w:r>
           </w:p>
         </w:tc>
@@ -2021,7 +2021,7 @@
                 <w:b w:val="0"/>
                 <w:sz w:val="21"/>
               </w:rPr>
-              <w:t>Every number in s1 matches a confirmed or corrected §7 entry. Checked: 0.31 °C per decade;…</w:t>
+              <w:t>s1中的全部数字均与§7中已确认或已更正的条目一致。核查项：每10年0.31 °C；…</w:t>
             </w:r>
           </w:p>
         </w:tc>
@@ -2043,7 +2043,7 @@
                 <w:b w:val="0"/>
                 <w:sz w:val="21"/>
               </w:rPr>
-              <w:t xml:space="preserve">Each </w:t>
+              <w:t>每个</w:t>
             </w:r>
             <w:r>
               <w:rPr>
@@ -2051,7 +2051,7 @@
                 <w:b w:val="0"/>
                 <w:sz w:val="21"/>
               </w:rPr>
-              <w:t xml:space="preserve"> actually supports the senten…</w:t>
+              <w:t>是否确实支撑所在句…</w:t>
             </w:r>
           </w:p>
         </w:tc>
@@ -2091,7 +2091,7 @@
                 <w:b w:val="0"/>
                 <w:sz w:val="21"/>
               </w:rPr>
-              <w:t>Most citations are precise: hu2025heatwave2022, chen2018bmj272, yang2021ncomms, song2021 (…</w:t>
+              <w:t>多数引用准确：hu2025heatwave2022、chen2018bmj272、yang2021ncomms、song2021（…</w:t>
             </w:r>
           </w:p>
         </w:tc>
@@ -2113,7 +2113,7 @@
                 <w:b w:val="0"/>
                 <w:sz w:val="21"/>
               </w:rPr>
-              <w:t>已获得 data claims match spec §1</w:t>
+              <w:t>“已获得”数据表述与改写规格§1一致</w:t>
             </w:r>
           </w:p>
         </w:tc>
@@ -2153,7 +2153,7 @@
                 <w:b w:val="0"/>
                 <w:sz w:val="21"/>
               </w:rPr>
-              <w:t>s1 l.47, s2b l.49 and l.63, Table 1 and s3 l.21 all write 已获得 for signalling, mortality an…</w:t>
+              <w:t>s1第47行、s2b第49行与第63行、表1及s3第21行对以下数据均写作“已获得”：信令、死亡及…</w:t>
             </w:r>
           </w:p>
         </w:tc>
@@ -2175,7 +2175,7 @@
                 <w:b w:val="0"/>
                 <w:sz w:val="21"/>
               </w:rPr>
-              <w:t>Applicant claims vs source_dump (authors…</w:t>
+              <w:t>申请人信息与source_dump比对（作者…</w:t>
             </w:r>
           </w:p>
         </w:tc>
@@ -2215,7 +2215,7 @@
                 <w:b w:val="0"/>
                 <w:sz w:val="21"/>
               </w:rPr>
-              <w:t>Checked against the source: PhD in Design Science, ZJU, June 2025; 5 first-authored LUP/SC…</w:t>
+              <w:t>已对照原始材料核查：设计学博士（ZJU，2025年6月）；5篇第一作者LUP/SC…</w:t>
             </w:r>
           </w:p>
         </w:tc>
@@ -2237,7 +2237,7 @@
                 <w:b w:val="0"/>
                 <w:sz w:val="21"/>
               </w:rPr>
-              <w:t>Internal consistency of numbers, dates a…</w:t>
+              <w:t>内部一致性：数字、日期及…</w:t>
             </w:r>
           </w:p>
         </w:tc>
@@ -2277,7 +2277,7 @@
                 <w:b w:val="0"/>
                 <w:sz w:val="21"/>
               </w:rPr>
-              <w:t>These agree across text, Table 2 and Fig 1/2: M1 March 2028, M2 and G1 December 2028, M3 J…</w:t>
+              <w:t>以下内容在正文、表2及图1/2之间一致：M1为2028年3月，M2与G1为2028年12月，M3为…</w:t>
             </w:r>
           </w:p>
         </w:tc>
@@ -2299,7 +2299,7 @@
                 <w:b w:val="0"/>
                 <w:sz w:val="21"/>
               </w:rPr>
-              <w:t>Reference keys only from brief §8/§8b; c…</w:t>
+              <w:t>文献键仅取自写作简报§8/§8b；…</w:t>
             </w:r>
           </w:p>
         </w:tc>
@@ -2339,7 +2339,7 @@
                 <w:b w:val="0"/>
                 <w:sz w:val="21"/>
               </w:rPr>
-              <w:t>47 unique keys are used, all on the §8/§8b whitelist; none invented. The built yrd.pdf (ma…</w:t>
+              <w:t>共使用47个不重复文献键，均在§8/§8b白名单内，无杜撰。构建生成的yrd.pdf（…</w:t>
             </w:r>
           </w:p>
         </w:tc>
@@ -2361,7 +2361,7 @@
                 <w:b w:val="0"/>
                 <w:sz w:val="21"/>
               </w:rPr>
-              <w:t xml:space="preserve">New method details carry </w:t>
+              <w:t>新增方法细节标注</w:t>
             </w:r>
             <w:r>
               <w:rPr>
@@ -2410,7 +2410,7 @@
                 <w:b w:val="0"/>
                 <w:sz w:val="21"/>
               </w:rPr>
-              <w:t>Most new numbers are marked: RMSE ≤1.5 °C, 6—8 ENVI-met sites, rank correlation &lt;0.5, Shap…</w:t>
+              <w:t>多数新增数值已标注：RMSE ≤1.5 °C、6—8个ENVI-met模拟点位、秩相关&lt;0.5、Shap…</w:t>
             </w:r>
           </w:p>
         </w:tc>
@@ -2464,7 +2464,7 @@
           <w:b w:val="0"/>
           <w:sz w:val="24"/>
         </w:rPr>
-        <w:t xml:space="preserve">：Files: /tmp/claude-0/-home-user-gz/e95f3469-84dc-55c6-acde-5caa90728449/scratchpad/draft/s1.md and /tmp/claude-0/-home-user-gz/e95f3469-84dc-55c6-acde-5caa90728449/scratchpad/draft/s2a.md. Backups and private-build files are in scratchpad/rev_backup and scratc…；补充内容：- </w:t>
+        <w:t xml:space="preserve">：文件：/tmp/claude-0/-home-user-gz/e95f3469-84dc-55c6-acde-5caa90728449/scratchpad/draft/s1.md与/tmp/claude-0/-home-user-gz/e95f3469-84dc-55c6-acde-5caa90728449/scratchpad/draft/s2a.md。备份文件及私有构建文件位于scratchpad/rev_backup与scratc…；补充内容：- </w:t>
       </w:r>
       <w:r>
         <w:rPr>
@@ -2472,7 +2472,7 @@
           <w:b/>
           <w:sz w:val="24"/>
         </w:rPr>
-        <w:t>New citation:</w:t>
+        <w:t>新增引文：</w:t>
       </w:r>
       <w:r>
         <w:rPr>
@@ -2480,7 +2480,7 @@
           <w:b w:val="0"/>
           <w:sz w:val="24"/>
         </w:rPr>
-        <w:t xml:space="preserve"> ebi2021hot in s1 supports the chronic-disease and outdoor-worker risk claim, bringing the reference count to 48. - </w:t>
+        <w:t xml:space="preserve">在s1中以ebi2021hot支撑慢性病患者与户外劳动者风险的论述，参考文献增至48条。- </w:t>
       </w:r>
       <w:r>
         <w:rPr>
@@ -2488,7 +2488,7 @@
           <w:b/>
           <w:sz w:val="24"/>
         </w:rPr>
-        <w:t>Pre-registration safeguard:</w:t>
+        <w:t>预注册保障措施：</w:t>
       </w:r>
       <w:r>
         <w:rPr>
@@ -2496,7 +2496,7 @@
           <w:b w:val="0"/>
           <w:sz w:val="24"/>
         </w:rPr>
-        <w:t xml:space="preserve"> the hold-out ("封存检验期") is opened …</w:t>
+        <w:t>留出检验期（“封存检验期”）的启用…</w:t>
       </w:r>
     </w:p>
     <w:p>
@@ -2534,7 +2534,7 @@
           <w:b/>
           <w:sz w:val="24"/>
         </w:rPr>
-        <w:t>Major findings in s2b (all applied):</w:t>
+        <w:t>s2b主要问题（均已采纳）：</w:t>
       </w:r>
       <w:r>
         <w:rPr>
@@ -2550,7 +2550,7 @@
           <w:b/>
           <w:sz w:val="24"/>
         </w:rPr>
-        <w:t>3.1(1) validation:</w:t>
+        <w:t>3.1(1) 验证：</w:t>
       </w:r>
       <w:r>
         <w:rPr>
@@ -2558,7 +2558,7 @@
           <w:b w:val="0"/>
           <w:sz w:val="24"/>
         </w:rPr>
-        <w:t xml:space="preserve"> split into two sentences and wrote 均方根误差（RMSE）、平均绝对误差（MAE）. - </w:t>
+        <w:t xml:space="preserve">拆分为两句，并写作均方根误差（RMSE）、平均绝对误差（MAE）。- </w:t>
       </w:r>
       <w:r>
         <w:rPr>
@@ -2566,7 +2566,7 @@
           <w:b/>
           <w:sz w:val="24"/>
         </w:rPr>
-        <w:t>Regional automatic stations (expert):</w:t>
+        <w:t>区域自动站（专家意见）：</w:t>
       </w:r>
       <w:r>
         <w:rPr>
@@ -2574,7 +2574,7 @@
           <w:b w:val="0"/>
           <w:sz w:val="24"/>
         </w:rPr>
-        <w:t xml:space="preserve"> "区域自动站如可得，一并按空间分块参与训练与检验</w:t>
+        <w:t>“区域自动站如可得，一并按空间分块参与训练与检验</w:t>
       </w:r>
       <w:r>
         <w:rPr>
@@ -2591,7 +2591,7 @@
           <w:b w:val="0"/>
           <w:sz w:val="24"/>
         </w:rPr>
-        <w:t xml:space="preserve">". - </w:t>
+        <w:t xml:space="preserve">”。- </w:t>
       </w:r>
       <w:r>
         <w:rPr>
@@ -2599,7 +2599,7 @@
           <w:b/>
           <w:sz w:val="24"/>
         </w:rPr>
-        <w:t>Humidity (expert):</w:t>
+        <w:t>湿度（专家意见）：</w:t>
       </w:r>
       <w:r>
         <w:rPr>
@@ -2607,7 +2607,7 @@
           <w:b w:val="0"/>
           <w:sz w:val="24"/>
         </w:rPr>
-        <w:t xml:space="preserve"> "三城…湿度由站点相对湿度同法降尺度至30 m，全域以形态参数与背…；补充内容：</w:t>
+        <w:t>“三城…湿度由站点相对湿度同法降尺度至30 m，全域以形态参数与背…；补充内容：</w:t>
       </w:r>
       <w:r>
         <w:rPr>
@@ -2615,7 +2615,7 @@
           <w:b/>
           <w:sz w:val="24"/>
         </w:rPr>
-        <w:t xml:space="preserve">s2b (all new method details carry </w:t>
+        <w:t>s2b（所有新增方法细节均标注</w:t>
       </w:r>
       <w:r>
         <w:rPr>
@@ -2632,7 +2632,7 @@
           <w:b/>
           <w:sz w:val="24"/>
         </w:rPr>
-        <w:t>):</w:t>
+        <w:t>）：</w:t>
       </w:r>
       <w:r>
         <w:rPr>
@@ -2648,7 +2648,7 @@
           <w:b/>
           <w:sz w:val="24"/>
         </w:rPr>
-        <w:t>H3a modifier design (priority 1):</w:t>
+        <w:t>H3a修饰项设计（优先级1）：</w:t>
       </w:r>
       <w:r>
         <w:rPr>
@@ -2656,7 +2656,7 @@
           <w:b w:val="0"/>
           <w:sz w:val="24"/>
         </w:rPr>
-        <w:t xml:space="preserve"> "两类修饰项均于第二阶段以多元meta回归纳入，并共用U反计算的动态暴露以免NbS降温重复计入</w:t>
+        <w:t>“两类修饰项均于第二阶段以多元meta回归纳入，并共用U反计算的动态暴露以免NbS降温重复计入</w:t>
       </w:r>
       <w:r>
         <w:rPr>
@@ -2673,7 +2673,7 @@
           <w:b w:val="0"/>
           <w:sz w:val="24"/>
         </w:rPr>
-        <w:t>". This matches s2a's revised H3a, "以不含NbS局地降温的动态暴露为共同暴露". - *…</w:t>
+        <w:t>”。该表述与s2a修订后的H3a“以不含NbS局地降温的动态暴露为共同暴露”一致。- *…</w:t>
       </w:r>
     </w:p>
     <w:p>
@@ -2703,7 +2703,7 @@
           <w:b w:val="0"/>
           <w:sz w:val="24"/>
         </w:rPr>
-        <w:t>：s3 (/tmp/claude-0/-home-user-gz/e95f3469-84dc-55c6-acde-5caa90728449/scratchpad/draft/s3.md): - Major (standards, eligibility): the body no longer states that the applicant is employed by HKU-SIRI. It now reads "现任职于香港大学城市规划及设计系【待核实：与依托单位香港大学深圳研究院的聘用关系，见（四）5（1…；补充内容：- s3 proposed addition (priority 1), shortened to one sentence at the end of （2）: "申请人还协助指导香港大学与浙江大学的研究生和研究助理，并担任LUP、Cities等4种期刊的审稿人。" Source: co-supervision; reviewer for SCS, LUP, Cities and Annals …</w:t>
+        <w:t>：s3（/tmp/claude-0/-home-user-gz/e95f3469-84dc-55c6-acde-5caa90728449/scratchpad/draft/s3.md）：- 重要问题（规范、申请资格）：正文不再表述申请人受聘于HKU-SIRI，现改为“现任职于香港大学城市规划及设计系【待核实：与依托单位香港大学深圳研究院的聘用关系，见（四）5（1…；补充内容：- s3拟补充内容（优先级1），压缩为一句置于（2）末尾：“申请人还协助指导香港大学与浙江大学的研究生和研究助理，并担任LUP、Cities等4种期刊的审稿人。”依据：协助指导研究生；担任SCS、LUP、Cities及Annals …</w:t>
       </w:r>
     </w:p>
     <w:p>
@@ -2856,7 +2856,7 @@
                 <w:b w:val="0"/>
                 <w:sz w:val="21"/>
               </w:rPr>
-              <w:t>Template headings verbatim and complete …</w:t>
+              <w:t>模板标题逐字一致且完整…</w:t>
             </w:r>
           </w:p>
         </w:tc>
@@ -2896,7 +2896,7 @@
                 <w:b w:val="0"/>
                 <w:sz w:val="21"/>
               </w:rPr>
-              <w:t>I checked build/yrd.docx with python-docx against research/template.json. The title 报告正文（2…</w:t>
+              <w:t>使用python-docx对照research/template.json检查build/yrd.docx。标题报告正文（2…</w:t>
             </w:r>
           </w:p>
         </w:tc>
@@ -2918,7 +2918,7 @@
                 <w:b w:val="0"/>
                 <w:sz w:val="21"/>
               </w:rPr>
-              <w:t>Page limit ≤30 and last-page fill</w:t>
+              <w:t>页数上限≤30及末页填充</w:t>
             </w:r>
           </w:p>
         </w:tc>
@@ -2958,7 +2958,7 @@
                 <w:b w:val="0"/>
                 <w:sz w:val="21"/>
               </w:rPr>
-              <w:t>Running build_yrd.sh prints: pages=30 last_page_lines=23 per_page=[24, 23, 22, 22, 22, 22,…</w:t>
+              <w:t>运行build_yrd.sh输出：pages=30 last_page_lines=23 per_page=[24, 23, 22, 22, 22, 22,…</w:t>
             </w:r>
           </w:p>
         </w:tc>
@@ -2980,7 +2980,7 @@
                 <w:b w:val="0"/>
                 <w:sz w:val="21"/>
               </w:rPr>
-              <w:t>Mandated elements in （二）（三）（四）</w:t>
+              <w:t>（二）（三）（四）规定要素</w:t>
             </w:r>
           </w:p>
         </w:tc>
@@ -3020,7 +3020,7 @@
                 <w:b w:val="0"/>
                 <w:sz w:val="21"/>
               </w:rPr>
-              <w:t>（二） contains 科学问题与假说, 研究目标, the framework and operational definitions, the research plan w…</w:t>
+              <w:t>（二）包含科学问题与假说、研究目标、研究框架与操作性定义、研究方案及…</w:t>
             </w:r>
           </w:p>
         </w:tc>
@@ -3042,7 +3042,7 @@
                 <w:b w:val="0"/>
                 <w:sz w:val="21"/>
               </w:rPr>
-              <w:t>NSFC application rules</w:t>
+              <w:t>NSFC申请规定</w:t>
             </w:r>
           </w:p>
         </w:tc>
@@ -3082,7 +3082,7 @@
                 <w:b w:val="0"/>
                 <w:sz w:val="21"/>
               </w:rPr>
-              <w:t>The body states a 3-year period, contains no budget figures, and never mentions 博士后. It in…</w:t>
+              <w:t>正文写明研究期限为3年，未出现经费数额，也未提及博士后。其中…</w:t>
             </w:r>
           </w:p>
         </w:tc>
@@ -3104,7 +3104,7 @@
                 <w:b w:val="0"/>
                 <w:sz w:val="21"/>
               </w:rPr>
-              <w:t>References: allowed keys, GB/T 7714 cons…</w:t>
+              <w:t>参考文献：允许的文献键、GB/T 7714一致…</w:t>
             </w:r>
           </w:p>
         </w:tc>
@@ -3144,7 +3144,7 @@
                 <w:b w:val="0"/>
                 <w:sz w:val="21"/>
               </w:rPr>
-              <w:t>There are 50 references (the brief §9 cap), and every key is in brief §8/§8b; refs_yrd.jso…</w:t>
+              <w:t>参考文献共50条（写作简报§9规定的上限），所有文献键均见于写作简报§8/§8b；refs_yrd.jso…</w:t>
             </w:r>
           </w:p>
         </w:tc>
@@ -3166,7 +3166,7 @@
                 <w:b w:val="0"/>
                 <w:sz w:val="21"/>
               </w:rPr>
-              <w:t>Figures and tables</w:t>
+              <w:t>图表</w:t>
             </w:r>
           </w:p>
         </w:tc>
@@ -3206,7 +3206,7 @@
                 <w:b w:val="0"/>
                 <w:sz w:val="21"/>
               </w:rPr>
-              <w:t>图1 研究框架 and 图2 技术路线 have their captions below and are both referenced in the text. 表1 and …</w:t>
+              <w:t>图1 研究框架与图2 技术路线的图题均位于图下方，且正文中均有引用。表1与…</w:t>
             </w:r>
           </w:p>
         </w:tc>
@@ -3228,7 +3228,7 @@
                 <w:b w:val="0"/>
                 <w:sz w:val="21"/>
               </w:rPr>
-              <w:t>Abbreviations and terminology</w:t>
+              <w:t>缩写与术语</w:t>
             </w:r>
           </w:p>
         </w:tc>
@@ -3268,7 +3268,7 @@
                 <w:b w:val="0"/>
                 <w:sz w:val="21"/>
               </w:rPr>
-              <w:t>The core terms are introduced correctly as 中文（English，缩写）: NbS, LST, Ta, Tmrt, UTCI, heat …</w:t>
+              <w:t>核心术语均按“中文（English，缩写）”格式正确引入：NbS、LST、Ta、Tmrt、UTCI、热…</w:t>
             </w:r>
           </w:p>
         </w:tc>
@@ -3290,7 +3290,7 @@
                 <w:b w:val="0"/>
                 <w:sz w:val="21"/>
               </w:rPr>
-              <w:t>Facts and citation support</w:t>
+              <w:t>事实与引文支撑</w:t>
             </w:r>
           </w:p>
         </w:tc>
@@ -3330,7 +3330,7 @@
                 <w:b w:val="0"/>
                 <w:sz w:val="21"/>
               </w:rPr>
-              <w:t>I checked all 50 citations against the support notes in brief §8. Every quantitative claim…</w:t>
+              <w:t>已对照写作简报§8中的支撑说明逐条核查全部50条引文。每一项定量表述…</w:t>
             </w:r>
           </w:p>
         </w:tc>
@@ -3352,7 +3352,7 @@
                 <w:b w:val="0"/>
                 <w:sz w:val="21"/>
               </w:rPr>
-              <w:t>No invented applicant facts</w:t>
+              <w:t>无杜撰的申请人信息</w:t>
             </w:r>
           </w:p>
         </w:tc>
@@ -3392,7 +3392,7 @@
                 <w:b w:val="0"/>
                 <w:sz w:val="21"/>
               </w:rPr>
-              <w:t>I checked against src/source_dump.txt. The following are all in the source: PhD at 浙江大学 in…</w:t>
+              <w:t>已对照src/source_dump.txt核查，以下内容均见于原始材料：博士毕业于浙江大学…</w:t>
             </w:r>
           </w:p>
         </w:tc>
@@ -3414,7 +3414,7 @@
                 <w:b w:val="0"/>
                 <w:sz w:val="21"/>
               </w:rPr>
-              <w:t>Fabricated-looking specifics without 【待……</w:t>
+              <w:t>疑似杜撰的具体细节未标【待……</w:t>
             </w:r>
           </w:p>
         </w:tc>
@@ -3454,7 +3454,7 @@
                 <w:b w:val="0"/>
                 <w:sz w:val="21"/>
               </w:rPr>
-              <w:t>The rendered text contains 67 placeholders (22 待核实, 24 待确认, 21 待补充). Data years, granulari…</w:t>
+              <w:t>渲染后的文本含67处占位标记（待核实22处、待确认24处、待补充21处）。数据年份、粒…</w:t>
             </w:r>
           </w:p>
         </w:tc>
@@ -3476,7 +3476,7 @@
                 <w:b w:val="0"/>
                 <w:sz w:val="21"/>
               </w:rPr>
-              <w:t>Academic language</w:t>
+              <w:t>学术语言</w:t>
             </w:r>
           </w:p>
         </w:tc>
@@ -3516,7 +3516,7 @@
                 <w:b w:val="0"/>
                 <w:sz w:val="21"/>
               </w:rPr>
-              <w:t>The text is standard mainland academic Chinese. It contains none of the hype phrases banne…</w:t>
+              <w:t>文本为规范的大陆学术中文，未出现任何被禁…</w:t>
             </w:r>
           </w:p>
         </w:tc>
@@ -3538,7 +3538,7 @@
                 <w:b w:val="0"/>
                 <w:sz w:val="21"/>
               </w:rPr>
-              <w:t>Internal consistency of design and cross…</w:t>
+              <w:t>研究设计内部一致性及交叉…</w:t>
             </w:r>
           </w:p>
         </w:tc>
@@ -3578,7 +3578,7 @@
                 <w:b w:val="0"/>
                 <w:sz w:val="21"/>
               </w:rPr>
-              <w:t>Cross-references all resolve: （一）4, 2.2, 3.2, （三）3, （四）5, 表1 and 表2. Counts are consistent…</w:t>
+              <w:t>交叉引用均可对应：（一）4、2.2、3.2、（三）3、（四）5、表1及表2。各项计数一致…</w:t>
             </w:r>
           </w:p>
         </w:tc>
@@ -3765,7 +3765,7 @@
                 <w:b w:val="0"/>
                 <w:sz w:val="21"/>
               </w:rPr>
-              <w:t>Most core terms are used the same way throughout: DCP, DCP缺口, 实得保护, 可归因降温, 表观降温, 遮荫 (all 2…</w:t>
+              <w:t>多数核心术语全篇用法一致：DCP、DCP缺口、实得保护、可归因降温、表观降温、遮荫（均为2…</w:t>
             </w:r>
           </w:p>
         </w:tc>
@@ -3827,7 +3827,7 @@
                 <w:b w:val="0"/>
                 <w:sz w:val="21"/>
               </w:rPr>
-              <w:t>The prose is generally compact and readable. However, several sentences have a subject tha…</w:t>
+              <w:t>行文总体紧凑、可读。但若干句子的主语…</w:t>
             </w:r>
           </w:p>
         </w:tc>
@@ -3889,7 +3889,7 @@
                 <w:b w:val="0"/>
                 <w:sz w:val="21"/>
               </w:rPr>
-              <w:t>No half-width punctuation appears next to Chinese characters, no ASCII quotation marks, an…</w:t>
+              <w:t>汉字旁未出现半角标点，无ASCII引号，且…</w:t>
             </w:r>
           </w:p>
         </w:tc>
@@ -3951,7 +3951,7 @@
                 <w:b w:val="0"/>
                 <w:sz w:val="21"/>
               </w:rPr>
-              <w:t>The register is formal mainland-Chinese academic throughout. There are no slogans or boile…</w:t>
+              <w:t>全文语体为正式的大陆学术中文，无口号或套…</w:t>
             </w:r>
           </w:p>
         </w:tc>
@@ -4013,7 +4013,7 @@
                 <w:b w:val="0"/>
                 <w:sz w:val="21"/>
               </w:rPr>
-              <w:t>The overall argument flows well: background → three gaps → cascade framework → DCP → KQ/H …</w:t>
+              <w:t>整体论证流畅：研究背景 → 三项研究缺口 → 级联框架 → DCP → KQ/H …</w:t>
             </w:r>
           </w:p>
         </w:tc>
@@ -4075,7 +4075,7 @@
                 <w:b w:val="0"/>
                 <w:sz w:val="21"/>
               </w:rPr>
-              <w:t>The new 长三角 content (41城/三城 two-level design, 区县 health layer, 境内数据 handling, 长三角 facts) m…</w:t>
+              <w:t>新增的长三角内容（41城/三城两级设计、区县健康数据层、境内数据处理方式、长三角相关事实）…</w:t>
             </w:r>
           </w:p>
         </w:tc>
@@ -4114,7 +4114,7 @@
           <w:b w:val="0"/>
           <w:sz w:val="24"/>
         </w:rPr>
-        <w:t>All blocking and major defects are fixed, and every minor one is applied in full or adapted. Backups are in scratchpad/draft/r7_backup/ (all six draft files, info.md, refs_yrd.json, fig1.html and fig2.html). TERMINOLOGY (major): The two fix sets disagreed on the term, so I used 封存期 everywhere. 锁箱期 and 封存检验期 no longer appear. - s2a defines it: "健康数据最后3个暖季</w:t>
+        <w:t>全部阻断性问题与重大问题均已修正，各项次要问题均已全部采纳或经调整后采纳。备份位于scratchpad/draft/r7_backup/（含全部六个草稿文件、info.md、refs_yrd.json、fig1.html及fig2.html）。术语（重大问题）：两组修改意见对该术语的处理不一致，故全文统一使用“封存期”，“锁箱期”与“封存检验期”不再出现。- s2a的定义为：“健康数据最后3个暖季</w:t>
       </w:r>
       <w:r>
         <w:rPr>
@@ -4148,7 +4148,7 @@
           <w:b w:val="0"/>
           <w:sz w:val="24"/>
         </w:rPr>
-        <w:t>），M4前全部建模均不使用…修正须在启用封存期数据前完成；该期仅启用一次，其后修正仅作探索性分析，否定结果如实报告。" This also covers the holdout-must-be-within-2000—2024 defect. - s2b H3a criterion now reads "且封存期方向一致". - s3 risk ⑥ is rewritten to match the 1.1 holdout r…</w:t>
+        <w:t>），M4前全部建模均不使用…修正须在启用封存期数据前完成；该期仅启用一次，其后修正仅作探索性分析，否定结果如实报告。”该表述同时解决了“留出期须位于2000—2024年内”的问题。- s2b中H3a的判据现为“且封存期方向一致”。- s3风险⑥已改写，与1.1节的留出期规…</w:t>
       </w:r>
     </w:p>
     <w:p>
@@ -4163,7 +4163,7 @@
           <w:b w:val="0"/>
           <w:sz w:val="24"/>
         </w:rPr>
-        <w:t xml:space="preserve">未采纳及原因：- Cohen's κ: I did not add </w:t>
+        <w:t>未采纳及原因：- Cohen's κ：未添加</w:t>
       </w:r>
       <w:r>
         <w:rPr>
@@ -4180,7 +4180,7 @@
           <w:b w:val="0"/>
           <w:sz w:val="24"/>
         </w:rPr>
-        <w:t>. The source already specifies it ("systematic coding and Cohen's κ for consistency"), so it is not a new detail. - 五折: rather than adding '拟五折</w:t>
+        <w:t>。原稿已明确写有该方法（“系统编码并以Cohen's κ检验一致性”），不属新增细节。- 五折：未添加“拟五折</w:t>
       </w:r>
       <w:r>
         <w:rPr>
@@ -4197,7 +4197,7 @@
           <w:b w:val="0"/>
           <w:sz w:val="24"/>
         </w:rPr>
-        <w:t>', I removed the fold count entirely, so the sentence states only what the source says (spatially blocked leave-station-out cross-validation). - s2a 判据: I did not put the "（见表2）" pointer back. M4 is now dated in the text…</w:t>
+        <w:t>”，而是删去折数，使该句仅陈述原稿内容（按空间分块的留站交叉验证）。- s2a 判据：未恢复“（见表2）”的指引，M4已在正文中注明日期…</w:t>
       </w:r>
     </w:p>
     <w:p>
@@ -4365,7 +4365,7 @@
                 <w:b w:val="0"/>
                 <w:sz w:val="21"/>
               </w:rPr>
-              <w:t>Template headings verbatim and complete …</w:t>
+              <w:t>模板标题逐字一致且完整…</w:t>
             </w:r>
           </w:p>
         </w:tc>
@@ -4405,7 +4405,7 @@
                 <w:b w:val="0"/>
                 <w:sz w:val="21"/>
               </w:rPr>
-              <w:t>I removed whitespace from the pdftotext output of build/yrd.pdf and checked it against res…</w:t>
+              <w:t>将build/yrd.pdf经pdftotext提取的文本去除空白字符后，对照res…</w:t>
             </w:r>
           </w:p>
         </w:tc>
@@ -4427,7 +4427,7 @@
                 <w:b w:val="0"/>
                 <w:sz w:val="21"/>
               </w:rPr>
-              <w:t>&lt;=30 pages</w:t>
+              <w:t>&lt;=30页</w:t>
             </w:r>
           </w:p>
         </w:tc>
@@ -4467,7 +4467,7 @@
                 <w:b w:val="0"/>
                 <w:sz w:val="21"/>
               </w:rPr>
-              <w:t>pdfinfo reports 30 pages (A4). Page 30 ends about 8 lines short of full, so there is littl…</w:t>
+              <w:t>pdfinfo显示共30页（A4）。第30页距写满约差8行，可用余量很…</w:t>
             </w:r>
           </w:p>
         </w:tc>
@@ -4489,7 +4489,7 @@
                 <w:b w:val="0"/>
                 <w:sz w:val="21"/>
               </w:rPr>
-              <w:t>Mandated elements</w:t>
+              <w:t>规定要素</w:t>
             </w:r>
           </w:p>
         </w:tc>
@@ -4529,7 +4529,7 @@
                 <w:b w:val="0"/>
                 <w:sz w:val="21"/>
               </w:rPr>
-              <w:t>（二）5 特色与创新点 and （二）6 年度研究计划 (表2) are present. （三）1 has (1) 前期研究积累, (2) 已取得的研究工作成绩, (3) 可行性…</w:t>
+              <w:t>（二）5 特色与创新点与（二）6 年度研究计划（表2）均已具备。（三）1包含(1) 前期研究积累、(2) 已取得的研究工作成绩、(3) 可行性…</w:t>
             </w:r>
           </w:p>
         </w:tc>
@@ -4551,7 +4551,7 @@
                 <w:b w:val="0"/>
                 <w:sz w:val="21"/>
               </w:rPr>
-              <w:t>NSFC application rules (AI disclosure in…</w:t>
+              <w:t>NSFC申请规定（AI使用声明…</w:t>
             </w:r>
           </w:p>
         </w:tc>
@@ -4591,7 +4591,7 @@
                 <w:b w:val="0"/>
                 <w:sz w:val="21"/>
               </w:rPr>
-              <w:t>The AI statement in （四）5（3） is detailed and honest about ChatGPT and Claude. However, the …</w:t>
+              <w:t>（四）5（3）中的AI使用说明对ChatGPT与Claude的使用描述详细、如实。但…</w:t>
             </w:r>
           </w:p>
         </w:tc>
@@ -4613,7 +4613,7 @@
                 <w:b w:val="0"/>
                 <w:sz w:val="21"/>
               </w:rPr>
-              <w:t>Every number/fact supported by brief §7 …</w:t>
+              <w:t>每项数字／事实均有写作简报§7支撑…</w:t>
             </w:r>
           </w:p>
         </w:tc>
@@ -4653,7 +4653,7 @@
                 <w:b w:val="0"/>
                 <w:sz w:val="21"/>
               </w:rPr>
-              <w:t>Checked every figure in s1: 0.31 °C/10a, 华东2025, 1.7–2.8 °C, 79 days, 热岛20年, 62,961/35,987…</w:t>
+              <w:t>已核查s1中全部数字：0.31 °C/10a、华东2025、1.7–2.8 °C、79天、热岛20年、62,961/35,987…</w:t>
             </w:r>
           </w:p>
         </w:tc>
@@ -4675,7 +4675,7 @@
                 <w:b w:val="0"/>
                 <w:sz w:val="21"/>
               </w:rPr>
-              <w:t xml:space="preserve">Every </w:t>
+              <w:t>每个</w:t>
             </w:r>
             <w:r>
               <w:rPr>
@@ -4683,7 +4683,7 @@
                 <w:b w:val="0"/>
                 <w:sz w:val="21"/>
               </w:rPr>
-              <w:t xml:space="preserve"> supports its sentence</w:t>
+              <w:t>均支撑所在句</w:t>
             </w:r>
           </w:p>
         </w:tc>
@@ -4723,7 +4723,7 @@
                 <w:b w:val="0"/>
                 <w:sz w:val="21"/>
               </w:rPr>
-              <w:t>There are 50 unique keys, all in brief §8/§8b, and no key outside the bank. Each was check…</w:t>
+              <w:t>共50个不重复文献键，均见于写作简报§8/§8b，无文献库以外的键。每个键均经…</w:t>
             </w:r>
           </w:p>
         </w:tc>
@@ -4745,7 +4745,7 @@
                 <w:b w:val="0"/>
                 <w:sz w:val="21"/>
               </w:rPr>
-              <w:t>No invented applicant facts</w:t>
+              <w:t>无杜撰的申请人信息</w:t>
             </w:r>
           </w:p>
         </w:tc>
@@ -4785,7 +4785,7 @@
                 <w:b w:val="0"/>
                 <w:sz w:val="21"/>
               </w:rPr>
-              <w:t>Checked against src/source_dump.txt: PhD (ZJU, June 2025); 450 citations, h=9, i10=9 as of…</w:t>
+              <w:t>已对照src/source_dump.txt核查：博士学位（ZJU，2025年6月）；被引450次，h=9，i10=9，截至…</w:t>
             </w:r>
           </w:p>
         </w:tc>
@@ -4807,7 +4807,7 @@
                 <w:b w:val="0"/>
                 <w:sz w:val="21"/>
               </w:rPr>
-              <w:t xml:space="preserve">New method specifics marked </w:t>
+              <w:t>新增方法细节标注</w:t>
             </w:r>
             <w:r>
               <w:rPr>
@@ -4856,7 +4856,7 @@
                 <w:b w:val="0"/>
                 <w:sz w:val="21"/>
               </w:rPr>
-              <w:t>Most new specifics are marked: the DCP definition, RMSE ≤1.5 °C, warm season 5–10月, 6–8 EN…</w:t>
+              <w:t>多数新增细节已标注：DCP定义、RMSE ≤1.5 °C、暖季5–10月、6–8个EN…</w:t>
             </w:r>
           </w:p>
         </w:tc>
@@ -4878,7 +4878,7 @@
                 <w:b w:val="0"/>
                 <w:sz w:val="21"/>
               </w:rPr>
-              <w:t>Cross-section consistency of core terms …</w:t>
+              <w:t>核心术语跨章节一致性…</w:t>
             </w:r>
           </w:p>
         </w:tc>
@@ -4918,7 +4918,7 @@
                 <w:b w:val="0"/>
                 <w:sz w:val="21"/>
               </w:rPr>
-              <w:t>These are consistent across s1, s2a, s2b, s2c, s3, s4, info and both figures: 封存期 (s2a/s2b…</w:t>
+              <w:t>以下术语在s1、s2a、s2b、s2c、s3、s4、info及两幅图中一致：封存期（s2a/s2b…</w:t>
             </w:r>
           </w:p>
         </w:tc>
@@ -4940,7 +4940,7 @@
                 <w:b w:val="0"/>
                 <w:sz w:val="21"/>
               </w:rPr>
-              <w:t>References GB/T 7714 consistency</w:t>
+              <w:t>参考文献GB/T 7714格式一致性</w:t>
             </w:r>
           </w:p>
         </w:tc>
@@ -4980,7 +4980,7 @@
                 <w:b w:val="0"/>
                 <w:sz w:val="21"/>
               </w:rPr>
-              <w:t>There are 50 entries, numbered in order. Format is consistent: [J]/[M]//[R]/[EB/OL]/[R/OL]…</w:t>
+              <w:t>共50条，按顺序编号。格式一致：[J]/[M]//[R]/[EB/OL]/[R/OL]…</w:t>
             </w:r>
           </w:p>
         </w:tc>
@@ -5167,7 +5167,7 @@
                 <w:b w:val="0"/>
                 <w:sz w:val="21"/>
               </w:rPr>
-              <w:t>Core terms are used consistently across s1–s4: DCP, DCP缺口, NbS可归因降温, 资源供给—实得保护—保护缺口, 封存期, …</w:t>
+              <w:t>核心术语在s1–s4中用法一致：DCP、DCP缺口、NbS可归因降温、资源供给—实得保护—保护缺口、封存期、…</w:t>
             </w:r>
           </w:p>
         </w:tc>
@@ -5229,7 +5229,7 @@
                 <w:b w:val="0"/>
                 <w:sz w:val="21"/>
               </w:rPr>
-              <w:t>Most sentences are compact and parse correctly. Remaining problems: H2b has two colons in …</w:t>
+              <w:t>多数句子紧凑、结构正确。残留问题：H2b出现两个冒号，位于…</w:t>
             </w:r>
           </w:p>
         </w:tc>
@@ -5291,7 +5291,7 @@
                 <w:b w:val="0"/>
                 <w:sz w:val="21"/>
               </w:rPr>
-              <w:t>Checked by script: all punctuation is full-width. Quotes, brackets and bold markers are ba…</w:t>
+              <w:t>经脚本检查：标点均为全角。引号、括号与加粗标记均成…</w:t>
             </w:r>
           </w:p>
         </w:tc>
@@ -5353,7 +5353,7 @@
                 <w:b w:val="0"/>
                 <w:sz w:val="21"/>
               </w:rPr>
-              <w:t>No slogans (填补空白, 国际领先, 突破, 赋能 and similar: zero hits). Colloquial or loose spots remain: …</w:t>
+              <w:t>无口号（填补空白、国际领先、突破、赋能等均零命中）。仍有口语化或表述松散之处：…</w:t>
             </w:r>
           </w:p>
         </w:tc>
@@ -5415,7 +5415,7 @@
                 <w:b w:val="0"/>
                 <w:sz w:val="21"/>
               </w:rPr>
-              <w:t>The argument chain is clear: background → 2.1–2.3 gaps → summary → cascade framework → sig…</w:t>
+              <w:t>论证链条清晰：研究背景 → 2.1–2.3研究缺口 → 小结 → 级联框架 → …</w:t>
             </w:r>
           </w:p>
         </w:tc>
@@ -5477,7 +5477,7 @@
                 <w:b w:val="0"/>
                 <w:sz w:val="21"/>
               </w:rPr>
-              <w:t>Script listing of every Latin token at first occurrence shows that LST, Ta, Tmrt, UTCI, LC…</w:t>
+              <w:t>经脚本列出每个拉丁字符词的首次出现，LST、Ta、Tmrt、UTCI、LC…</w:t>
             </w:r>
           </w:p>
         </w:tc>

--- a/2027青C申请书_长三角/2027青C_对抗式审查报告.docx
+++ b/2027青C申请书_长三角/2027青C_对抗式审查报告.docx
@@ -4,6 +4,7 @@
   <w:body>
     <w:p>
       <w:pPr>
+        <w:snapToGrid w:val="0"/>
         <w:spacing w:lineRule="exact" w:line="704" w:before="0" w:after="120"/>
         <w:jc w:val="center"/>
       </w:pPr>
@@ -18,6 +19,7 @@
     </w:p>
     <w:p>
       <w:pPr>
+        <w:snapToGrid w:val="0"/>
         <w:spacing w:lineRule="exact" w:line="448" w:before="120" w:after="120"/>
         <w:jc w:val="center"/>
       </w:pPr>
@@ -33,6 +35,7 @@
     <w:p>
       <w:pPr>
         <w:keepNext/>
+        <w:snapToGrid w:val="0"/>
         <w:spacing w:lineRule="exact" w:line="440" w:before="160" w:after="40"/>
         <w:jc w:val="both"/>
       </w:pPr>
@@ -47,7 +50,8 @@
     </w:p>
     <w:p>
       <w:pPr>
-        <w:spacing w:lineRule="exact" w:line="400" w:before="0" w:after="0"/>
+        <w:snapToGrid w:val="0"/>
+        <w:spacing w:lineRule="exact" w:line="440" w:before="0" w:after="0"/>
         <w:ind w:firstLineChars="200" w:firstLine="480"/>
         <w:jc w:val="both"/>
       </w:pPr>
@@ -57,12 +61,13 @@
           <w:b w:val="0"/>
           <w:sz w:val="24"/>
         </w:rPr>
-        <w:t>报告正文定稿前经过三轮独立的对抗式审查。第一轮由四个相互独立的审查代理分别从“规范与模板合规”“学术语言”“评审专家视角”“事实与引文”四个维度逐句检查，只报告问题、不改稿；随后由分节编辑代理逐条处理问题并补充实质性内容（篇幅填满30页）。第二轮由两个新的审查代理在不参考前一轮结论的前提下重新检查规范与学术语言，给出通过／不通过结论，残留问题再经终审修改。第三轮在终审修改后对终稿再次从零复核。</w:t>
+        <w:t>报告正文定稿前共经过五轮独立的对抗式审查和一次终稿定向复核。第一轮由四个相互独立的审查代理分别从“规范与模板合规”“学术语言”“评审专家视角”“事实与引文”四个维度逐句检查，只报告问题、不改稿；随后由分节编辑代理逐条处理。第二、三轮由新的审查代理从零复核规范与学术语言。此后发现页数核对有误并完成扩写（见第八部分），第四轮再次进行四维审查，第五轮复核，最后对终审后改动的段落做定向复核。</w:t>
       </w:r>
     </w:p>
     <w:p>
       <w:pPr>
-        <w:spacing w:lineRule="exact" w:line="400" w:before="0" w:after="0"/>
+        <w:snapToGrid w:val="0"/>
+        <w:spacing w:lineRule="exact" w:line="440" w:before="0" w:after="0"/>
         <w:ind w:firstLineChars="200" w:firstLine="480"/>
         <w:jc w:val="both"/>
       </w:pPr>
@@ -72,12 +77,13 @@
           <w:b w:val="0"/>
           <w:sz w:val="24"/>
         </w:rPr>
-        <w:t>定稿版式检查：正文30页，第30页已基本写满（约余1行）；参考文献50条；图2幅、表2张（LibreOffice渲染；Word中行距与分页可能略有差异，请以Word导出PDF复核）。</w:t>
+        <w:t>定稿版式：按Word分页估算为30页（第30页约八成满）；参考文献69条；图2幅、表2张。估算方法与Word实测页数校准，详见第八部分；第一至三轮记录中的“30页”系当时LibreOffice网格吸附造成的错误页数，已在第八部分说明并更正。</w:t>
       </w:r>
     </w:p>
     <w:p>
       <w:pPr>
         <w:keepNext/>
+        <w:snapToGrid w:val="0"/>
         <w:spacing w:lineRule="exact" w:line="440" w:before="160" w:after="40"/>
         <w:jc w:val="both"/>
       </w:pPr>
@@ -93,7 +99,8 @@
     <w:p>
       <w:pPr>
         <w:keepNext/>
-        <w:spacing w:lineRule="exact" w:line="400" w:before="80" w:after="0"/>
+        <w:snapToGrid w:val="0"/>
+        <w:spacing w:lineRule="exact" w:line="440" w:before="80" w:after="0"/>
         <w:jc w:val="both"/>
       </w:pPr>
       <w:r>
@@ -108,6 +115,7 @@
     <w:p>
       <w:pPr>
         <w:keepNext/>
+        <w:snapToGrid w:val="0"/>
         <w:spacing w:lineRule="exact" w:line="360" w:before="120" w:after="40"/>
         <w:jc w:val="center"/>
       </w:pPr>
@@ -151,6 +159,7 @@
           </w:tcPr>
           <w:p>
             <w:pPr>
+              <w:snapToGrid w:val="0"/>
               <w:spacing w:lineRule="exact" w:line="320" w:before="0" w:after="0"/>
               <w:jc w:val="center"/>
             </w:pPr>
@@ -172,6 +181,7 @@
           </w:tcPr>
           <w:p>
             <w:pPr>
+              <w:snapToGrid w:val="0"/>
               <w:spacing w:lineRule="exact" w:line="320" w:before="0" w:after="0"/>
               <w:jc w:val="center"/>
             </w:pPr>
@@ -193,6 +203,7 @@
           </w:tcPr>
           <w:p>
             <w:pPr>
+              <w:snapToGrid w:val="0"/>
               <w:spacing w:lineRule="exact" w:line="320" w:before="0" w:after="0"/>
               <w:jc w:val="center"/>
             </w:pPr>
@@ -215,6 +226,7 @@
           </w:tcPr>
           <w:p>
             <w:pPr>
+              <w:snapToGrid w:val="0"/>
               <w:spacing w:lineRule="exact" w:line="320" w:before="0" w:after="0"/>
               <w:jc w:val="left"/>
             </w:pPr>
@@ -235,6 +247,7 @@
           </w:tcPr>
           <w:p>
             <w:pPr>
+              <w:snapToGrid w:val="0"/>
               <w:spacing w:lineRule="exact" w:line="320" w:before="0" w:after="0"/>
               <w:jc w:val="left"/>
             </w:pPr>
@@ -255,6 +268,7 @@
           </w:tcPr>
           <w:p>
             <w:pPr>
+              <w:snapToGrid w:val="0"/>
               <w:spacing w:lineRule="exact" w:line="320" w:before="0" w:after="0"/>
               <w:jc w:val="left"/>
             </w:pPr>
@@ -277,6 +291,7 @@
           </w:tcPr>
           <w:p>
             <w:pPr>
+              <w:snapToGrid w:val="0"/>
               <w:spacing w:lineRule="exact" w:line="320" w:before="0" w:after="0"/>
               <w:jc w:val="left"/>
             </w:pPr>
@@ -297,6 +312,7 @@
           </w:tcPr>
           <w:p>
             <w:pPr>
+              <w:snapToGrid w:val="0"/>
               <w:spacing w:lineRule="exact" w:line="320" w:before="0" w:after="0"/>
               <w:jc w:val="left"/>
             </w:pPr>
@@ -317,6 +333,7 @@
           </w:tcPr>
           <w:p>
             <w:pPr>
+              <w:snapToGrid w:val="0"/>
               <w:spacing w:lineRule="exact" w:line="320" w:before="0" w:after="0"/>
               <w:jc w:val="left"/>
             </w:pPr>
@@ -339,6 +356,7 @@
           </w:tcPr>
           <w:p>
             <w:pPr>
+              <w:snapToGrid w:val="0"/>
               <w:spacing w:lineRule="exact" w:line="320" w:before="0" w:after="0"/>
               <w:jc w:val="left"/>
             </w:pPr>
@@ -359,6 +377,7 @@
           </w:tcPr>
           <w:p>
             <w:pPr>
+              <w:snapToGrid w:val="0"/>
               <w:spacing w:lineRule="exact" w:line="320" w:before="0" w:after="0"/>
               <w:jc w:val="left"/>
             </w:pPr>
@@ -379,6 +398,7 @@
           </w:tcPr>
           <w:p>
             <w:pPr>
+              <w:snapToGrid w:val="0"/>
               <w:spacing w:lineRule="exact" w:line="320" w:before="0" w:after="0"/>
               <w:jc w:val="left"/>
             </w:pPr>
@@ -401,6 +421,7 @@
           </w:tcPr>
           <w:p>
             <w:pPr>
+              <w:snapToGrid w:val="0"/>
               <w:spacing w:lineRule="exact" w:line="320" w:before="0" w:after="0"/>
               <w:jc w:val="left"/>
             </w:pPr>
@@ -421,6 +442,7 @@
           </w:tcPr>
           <w:p>
             <w:pPr>
+              <w:snapToGrid w:val="0"/>
               <w:spacing w:lineRule="exact" w:line="320" w:before="0" w:after="0"/>
               <w:jc w:val="left"/>
             </w:pPr>
@@ -441,6 +463,7 @@
           </w:tcPr>
           <w:p>
             <w:pPr>
+              <w:snapToGrid w:val="0"/>
               <w:spacing w:lineRule="exact" w:line="320" w:before="0" w:after="0"/>
               <w:jc w:val="left"/>
             </w:pPr>
@@ -463,6 +486,7 @@
           </w:tcPr>
           <w:p>
             <w:pPr>
+              <w:snapToGrid w:val="0"/>
               <w:spacing w:lineRule="exact" w:line="320" w:before="0" w:after="0"/>
               <w:jc w:val="left"/>
             </w:pPr>
@@ -483,6 +507,7 @@
           </w:tcPr>
           <w:p>
             <w:pPr>
+              <w:snapToGrid w:val="0"/>
               <w:spacing w:lineRule="exact" w:line="320" w:before="0" w:after="0"/>
               <w:jc w:val="left"/>
             </w:pPr>
@@ -503,6 +528,7 @@
           </w:tcPr>
           <w:p>
             <w:pPr>
+              <w:snapToGrid w:val="0"/>
               <w:spacing w:lineRule="exact" w:line="320" w:before="0" w:after="0"/>
               <w:jc w:val="left"/>
             </w:pPr>
@@ -525,6 +551,7 @@
           </w:tcPr>
           <w:p>
             <w:pPr>
+              <w:snapToGrid w:val="0"/>
               <w:spacing w:lineRule="exact" w:line="320" w:before="0" w:after="0"/>
               <w:jc w:val="left"/>
             </w:pPr>
@@ -545,6 +572,7 @@
           </w:tcPr>
           <w:p>
             <w:pPr>
+              <w:snapToGrid w:val="0"/>
               <w:spacing w:lineRule="exact" w:line="320" w:before="0" w:after="0"/>
               <w:jc w:val="left"/>
             </w:pPr>
@@ -565,6 +593,7 @@
           </w:tcPr>
           <w:p>
             <w:pPr>
+              <w:snapToGrid w:val="0"/>
               <w:spacing w:lineRule="exact" w:line="320" w:before="0" w:after="0"/>
               <w:jc w:val="left"/>
             </w:pPr>
@@ -604,6 +633,7 @@
           </w:tcPr>
           <w:p>
             <w:pPr>
+              <w:snapToGrid w:val="0"/>
               <w:spacing w:lineRule="exact" w:line="320" w:before="0" w:after="0"/>
               <w:jc w:val="left"/>
             </w:pPr>
@@ -624,6 +654,7 @@
           </w:tcPr>
           <w:p>
             <w:pPr>
+              <w:snapToGrid w:val="0"/>
               <w:spacing w:lineRule="exact" w:line="320" w:before="0" w:after="0"/>
               <w:jc w:val="left"/>
             </w:pPr>
@@ -644,6 +675,7 @@
           </w:tcPr>
           <w:p>
             <w:pPr>
+              <w:snapToGrid w:val="0"/>
               <w:spacing w:lineRule="exact" w:line="320" w:before="0" w:after="0"/>
               <w:jc w:val="left"/>
             </w:pPr>
@@ -666,6 +698,7 @@
           </w:tcPr>
           <w:p>
             <w:pPr>
+              <w:snapToGrid w:val="0"/>
               <w:spacing w:lineRule="exact" w:line="320" w:before="0" w:after="0"/>
               <w:jc w:val="left"/>
             </w:pPr>
@@ -686,6 +719,7 @@
           </w:tcPr>
           <w:p>
             <w:pPr>
+              <w:snapToGrid w:val="0"/>
               <w:spacing w:lineRule="exact" w:line="320" w:before="0" w:after="0"/>
               <w:jc w:val="left"/>
             </w:pPr>
@@ -706,6 +740,7 @@
           </w:tcPr>
           <w:p>
             <w:pPr>
+              <w:snapToGrid w:val="0"/>
               <w:spacing w:lineRule="exact" w:line="320" w:before="0" w:after="0"/>
               <w:jc w:val="left"/>
             </w:pPr>
@@ -728,6 +763,7 @@
           </w:tcPr>
           <w:p>
             <w:pPr>
+              <w:snapToGrid w:val="0"/>
               <w:spacing w:lineRule="exact" w:line="320" w:before="0" w:after="0"/>
               <w:jc w:val="left"/>
             </w:pPr>
@@ -748,6 +784,7 @@
           </w:tcPr>
           <w:p>
             <w:pPr>
+              <w:snapToGrid w:val="0"/>
               <w:spacing w:lineRule="exact" w:line="320" w:before="0" w:after="0"/>
               <w:jc w:val="left"/>
             </w:pPr>
@@ -768,6 +805,7 @@
           </w:tcPr>
           <w:p>
             <w:pPr>
+              <w:snapToGrid w:val="0"/>
               <w:spacing w:lineRule="exact" w:line="320" w:before="0" w:after="0"/>
               <w:jc w:val="left"/>
             </w:pPr>
@@ -790,6 +828,7 @@
           </w:tcPr>
           <w:p>
             <w:pPr>
+              <w:snapToGrid w:val="0"/>
               <w:spacing w:lineRule="exact" w:line="320" w:before="0" w:after="0"/>
               <w:jc w:val="left"/>
             </w:pPr>
@@ -810,6 +849,7 @@
           </w:tcPr>
           <w:p>
             <w:pPr>
+              <w:snapToGrid w:val="0"/>
               <w:spacing w:lineRule="exact" w:line="320" w:before="0" w:after="0"/>
               <w:jc w:val="left"/>
             </w:pPr>
@@ -830,6 +870,7 @@
           </w:tcPr>
           <w:p>
             <w:pPr>
+              <w:snapToGrid w:val="0"/>
               <w:spacing w:lineRule="exact" w:line="320" w:before="0" w:after="0"/>
               <w:jc w:val="left"/>
             </w:pPr>
@@ -848,6 +889,7 @@
     </w:tbl>
     <w:p>
       <w:pPr>
+        <w:snapToGrid w:val="0"/>
         <w:spacing w:lineRule="exact" w:line="160" w:before="0" w:after="0"/>
         <w:jc w:val="both"/>
       </w:pPr>
@@ -855,7 +897,8 @@
     <w:p>
       <w:pPr>
         <w:keepNext/>
-        <w:spacing w:lineRule="exact" w:line="400" w:before="80" w:after="0"/>
+        <w:snapToGrid w:val="0"/>
+        <w:spacing w:lineRule="exact" w:line="440" w:before="80" w:after="0"/>
         <w:jc w:val="both"/>
       </w:pPr>
       <w:r>
@@ -870,6 +913,7 @@
     <w:p>
       <w:pPr>
         <w:keepNext/>
+        <w:snapToGrid w:val="0"/>
         <w:spacing w:lineRule="exact" w:line="360" w:before="120" w:after="40"/>
         <w:jc w:val="center"/>
       </w:pPr>
@@ -913,6 +957,7 @@
           </w:tcPr>
           <w:p>
             <w:pPr>
+              <w:snapToGrid w:val="0"/>
               <w:spacing w:lineRule="exact" w:line="320" w:before="0" w:after="0"/>
               <w:jc w:val="center"/>
             </w:pPr>
@@ -934,6 +979,7 @@
           </w:tcPr>
           <w:p>
             <w:pPr>
+              <w:snapToGrid w:val="0"/>
               <w:spacing w:lineRule="exact" w:line="320" w:before="0" w:after="0"/>
               <w:jc w:val="center"/>
             </w:pPr>
@@ -955,6 +1001,7 @@
           </w:tcPr>
           <w:p>
             <w:pPr>
+              <w:snapToGrid w:val="0"/>
               <w:spacing w:lineRule="exact" w:line="320" w:before="0" w:after="0"/>
               <w:jc w:val="center"/>
             </w:pPr>
@@ -977,6 +1024,7 @@
           </w:tcPr>
           <w:p>
             <w:pPr>
+              <w:snapToGrid w:val="0"/>
               <w:spacing w:lineRule="exact" w:line="320" w:before="0" w:after="0"/>
               <w:jc w:val="left"/>
             </w:pPr>
@@ -997,6 +1045,7 @@
           </w:tcPr>
           <w:p>
             <w:pPr>
+              <w:snapToGrid w:val="0"/>
               <w:spacing w:lineRule="exact" w:line="320" w:before="0" w:after="0"/>
               <w:jc w:val="left"/>
             </w:pPr>
@@ -1017,6 +1066,7 @@
           </w:tcPr>
           <w:p>
             <w:pPr>
+              <w:snapToGrid w:val="0"/>
               <w:spacing w:lineRule="exact" w:line="320" w:before="0" w:after="0"/>
               <w:jc w:val="left"/>
             </w:pPr>
@@ -1039,6 +1089,7 @@
           </w:tcPr>
           <w:p>
             <w:pPr>
+              <w:snapToGrid w:val="0"/>
               <w:spacing w:lineRule="exact" w:line="320" w:before="0" w:after="0"/>
               <w:jc w:val="left"/>
             </w:pPr>
@@ -1059,6 +1110,7 @@
           </w:tcPr>
           <w:p>
             <w:pPr>
+              <w:snapToGrid w:val="0"/>
               <w:spacing w:lineRule="exact" w:line="320" w:before="0" w:after="0"/>
               <w:jc w:val="left"/>
             </w:pPr>
@@ -1079,6 +1131,7 @@
           </w:tcPr>
           <w:p>
             <w:pPr>
+              <w:snapToGrid w:val="0"/>
               <w:spacing w:lineRule="exact" w:line="320" w:before="0" w:after="0"/>
               <w:jc w:val="left"/>
             </w:pPr>
@@ -1101,6 +1154,7 @@
           </w:tcPr>
           <w:p>
             <w:pPr>
+              <w:snapToGrid w:val="0"/>
               <w:spacing w:lineRule="exact" w:line="320" w:before="0" w:after="0"/>
               <w:jc w:val="left"/>
             </w:pPr>
@@ -1121,6 +1175,7 @@
           </w:tcPr>
           <w:p>
             <w:pPr>
+              <w:snapToGrid w:val="0"/>
               <w:spacing w:lineRule="exact" w:line="320" w:before="0" w:after="0"/>
               <w:jc w:val="left"/>
             </w:pPr>
@@ -1141,6 +1196,7 @@
           </w:tcPr>
           <w:p>
             <w:pPr>
+              <w:snapToGrid w:val="0"/>
               <w:spacing w:lineRule="exact" w:line="320" w:before="0" w:after="0"/>
               <w:jc w:val="left"/>
             </w:pPr>
@@ -1163,6 +1219,7 @@
           </w:tcPr>
           <w:p>
             <w:pPr>
+              <w:snapToGrid w:val="0"/>
               <w:spacing w:lineRule="exact" w:line="320" w:before="0" w:after="0"/>
               <w:jc w:val="left"/>
             </w:pPr>
@@ -1183,6 +1240,7 @@
           </w:tcPr>
           <w:p>
             <w:pPr>
+              <w:snapToGrid w:val="0"/>
               <w:spacing w:lineRule="exact" w:line="320" w:before="0" w:after="0"/>
               <w:jc w:val="left"/>
             </w:pPr>
@@ -1203,6 +1261,7 @@
           </w:tcPr>
           <w:p>
             <w:pPr>
+              <w:snapToGrid w:val="0"/>
               <w:spacing w:lineRule="exact" w:line="320" w:before="0" w:after="0"/>
               <w:jc w:val="left"/>
             </w:pPr>
@@ -1225,6 +1284,7 @@
           </w:tcPr>
           <w:p>
             <w:pPr>
+              <w:snapToGrid w:val="0"/>
               <w:spacing w:lineRule="exact" w:line="320" w:before="0" w:after="0"/>
               <w:jc w:val="left"/>
             </w:pPr>
@@ -1245,6 +1305,7 @@
           </w:tcPr>
           <w:p>
             <w:pPr>
+              <w:snapToGrid w:val="0"/>
               <w:spacing w:lineRule="exact" w:line="320" w:before="0" w:after="0"/>
               <w:jc w:val="left"/>
             </w:pPr>
@@ -1265,6 +1326,7 @@
           </w:tcPr>
           <w:p>
             <w:pPr>
+              <w:snapToGrid w:val="0"/>
               <w:spacing w:lineRule="exact" w:line="320" w:before="0" w:after="0"/>
               <w:jc w:val="left"/>
             </w:pPr>
@@ -1283,6 +1345,7 @@
     </w:tbl>
     <w:p>
       <w:pPr>
+        <w:snapToGrid w:val="0"/>
         <w:spacing w:lineRule="exact" w:line="160" w:before="0" w:after="0"/>
         <w:jc w:val="both"/>
       </w:pPr>
@@ -1290,7 +1353,8 @@
     <w:p>
       <w:pPr>
         <w:keepNext/>
-        <w:spacing w:lineRule="exact" w:line="400" w:before="80" w:after="0"/>
+        <w:snapToGrid w:val="0"/>
+        <w:spacing w:lineRule="exact" w:line="440" w:before="80" w:after="0"/>
         <w:jc w:val="both"/>
       </w:pPr>
       <w:r>
@@ -1305,6 +1369,7 @@
     <w:p>
       <w:pPr>
         <w:keepNext/>
+        <w:snapToGrid w:val="0"/>
         <w:spacing w:lineRule="exact" w:line="360" w:before="120" w:after="40"/>
         <w:jc w:val="center"/>
       </w:pPr>
@@ -1348,6 +1413,7 @@
           </w:tcPr>
           <w:p>
             <w:pPr>
+              <w:snapToGrid w:val="0"/>
               <w:spacing w:lineRule="exact" w:line="320" w:before="0" w:after="0"/>
               <w:jc w:val="center"/>
             </w:pPr>
@@ -1369,6 +1435,7 @@
           </w:tcPr>
           <w:p>
             <w:pPr>
+              <w:snapToGrid w:val="0"/>
               <w:spacing w:lineRule="exact" w:line="320" w:before="0" w:after="0"/>
               <w:jc w:val="center"/>
             </w:pPr>
@@ -1390,6 +1457,7 @@
           </w:tcPr>
           <w:p>
             <w:pPr>
+              <w:snapToGrid w:val="0"/>
               <w:spacing w:lineRule="exact" w:line="320" w:before="0" w:after="0"/>
               <w:jc w:val="center"/>
             </w:pPr>
@@ -1412,6 +1480,7 @@
           </w:tcPr>
           <w:p>
             <w:pPr>
+              <w:snapToGrid w:val="0"/>
               <w:spacing w:lineRule="exact" w:line="320" w:before="0" w:after="0"/>
               <w:jc w:val="left"/>
             </w:pPr>
@@ -1432,6 +1501,7 @@
           </w:tcPr>
           <w:p>
             <w:pPr>
+              <w:snapToGrid w:val="0"/>
               <w:spacing w:lineRule="exact" w:line="320" w:before="0" w:after="0"/>
               <w:jc w:val="left"/>
             </w:pPr>
@@ -1452,6 +1522,7 @@
           </w:tcPr>
           <w:p>
             <w:pPr>
+              <w:snapToGrid w:val="0"/>
               <w:spacing w:lineRule="exact" w:line="320" w:before="0" w:after="0"/>
               <w:jc w:val="left"/>
             </w:pPr>
@@ -1474,6 +1545,7 @@
           </w:tcPr>
           <w:p>
             <w:pPr>
+              <w:snapToGrid w:val="0"/>
               <w:spacing w:lineRule="exact" w:line="320" w:before="0" w:after="0"/>
               <w:jc w:val="left"/>
             </w:pPr>
@@ -1494,6 +1566,7 @@
           </w:tcPr>
           <w:p>
             <w:pPr>
+              <w:snapToGrid w:val="0"/>
               <w:spacing w:lineRule="exact" w:line="320" w:before="0" w:after="0"/>
               <w:jc w:val="left"/>
             </w:pPr>
@@ -1514,6 +1587,7 @@
           </w:tcPr>
           <w:p>
             <w:pPr>
+              <w:snapToGrid w:val="0"/>
               <w:spacing w:lineRule="exact" w:line="320" w:before="0" w:after="0"/>
               <w:jc w:val="left"/>
             </w:pPr>
@@ -1536,6 +1610,7 @@
           </w:tcPr>
           <w:p>
             <w:pPr>
+              <w:snapToGrid w:val="0"/>
               <w:spacing w:lineRule="exact" w:line="320" w:before="0" w:after="0"/>
               <w:jc w:val="left"/>
             </w:pPr>
@@ -1556,6 +1631,7 @@
           </w:tcPr>
           <w:p>
             <w:pPr>
+              <w:snapToGrid w:val="0"/>
               <w:spacing w:lineRule="exact" w:line="320" w:before="0" w:after="0"/>
               <w:jc w:val="left"/>
             </w:pPr>
@@ -1576,6 +1652,7 @@
           </w:tcPr>
           <w:p>
             <w:pPr>
+              <w:snapToGrid w:val="0"/>
               <w:spacing w:lineRule="exact" w:line="320" w:before="0" w:after="0"/>
               <w:jc w:val="left"/>
             </w:pPr>
@@ -1598,6 +1675,7 @@
           </w:tcPr>
           <w:p>
             <w:pPr>
+              <w:snapToGrid w:val="0"/>
               <w:spacing w:lineRule="exact" w:line="320" w:before="0" w:after="0"/>
               <w:jc w:val="left"/>
             </w:pPr>
@@ -1618,6 +1696,7 @@
           </w:tcPr>
           <w:p>
             <w:pPr>
+              <w:snapToGrid w:val="0"/>
               <w:spacing w:lineRule="exact" w:line="320" w:before="0" w:after="0"/>
               <w:jc w:val="left"/>
             </w:pPr>
@@ -1638,6 +1717,7 @@
           </w:tcPr>
           <w:p>
             <w:pPr>
+              <w:snapToGrid w:val="0"/>
               <w:spacing w:lineRule="exact" w:line="320" w:before="0" w:after="0"/>
               <w:jc w:val="left"/>
             </w:pPr>
@@ -1660,6 +1740,7 @@
           </w:tcPr>
           <w:p>
             <w:pPr>
+              <w:snapToGrid w:val="0"/>
               <w:spacing w:lineRule="exact" w:line="320" w:before="0" w:after="0"/>
               <w:jc w:val="left"/>
             </w:pPr>
@@ -1680,6 +1761,7 @@
           </w:tcPr>
           <w:p>
             <w:pPr>
+              <w:snapToGrid w:val="0"/>
               <w:spacing w:lineRule="exact" w:line="320" w:before="0" w:after="0"/>
               <w:jc w:val="left"/>
             </w:pPr>
@@ -1700,6 +1782,7 @@
           </w:tcPr>
           <w:p>
             <w:pPr>
+              <w:snapToGrid w:val="0"/>
               <w:spacing w:lineRule="exact" w:line="320" w:before="0" w:after="0"/>
               <w:jc w:val="left"/>
             </w:pPr>
@@ -1722,6 +1805,7 @@
           </w:tcPr>
           <w:p>
             <w:pPr>
+              <w:snapToGrid w:val="0"/>
               <w:spacing w:lineRule="exact" w:line="320" w:before="0" w:after="0"/>
               <w:jc w:val="left"/>
             </w:pPr>
@@ -1742,6 +1826,7 @@
           </w:tcPr>
           <w:p>
             <w:pPr>
+              <w:snapToGrid w:val="0"/>
               <w:spacing w:lineRule="exact" w:line="320" w:before="0" w:after="0"/>
               <w:jc w:val="left"/>
             </w:pPr>
@@ -1762,6 +1847,7 @@
           </w:tcPr>
           <w:p>
             <w:pPr>
+              <w:snapToGrid w:val="0"/>
               <w:spacing w:lineRule="exact" w:line="320" w:before="0" w:after="0"/>
               <w:jc w:val="left"/>
             </w:pPr>
@@ -1784,6 +1870,7 @@
           </w:tcPr>
           <w:p>
             <w:pPr>
+              <w:snapToGrid w:val="0"/>
               <w:spacing w:lineRule="exact" w:line="320" w:before="0" w:after="0"/>
               <w:jc w:val="left"/>
             </w:pPr>
@@ -1804,6 +1891,7 @@
           </w:tcPr>
           <w:p>
             <w:pPr>
+              <w:snapToGrid w:val="0"/>
               <w:spacing w:lineRule="exact" w:line="320" w:before="0" w:after="0"/>
               <w:jc w:val="left"/>
             </w:pPr>
@@ -1824,6 +1912,7 @@
           </w:tcPr>
           <w:p>
             <w:pPr>
+              <w:snapToGrid w:val="0"/>
               <w:spacing w:lineRule="exact" w:line="320" w:before="0" w:after="0"/>
               <w:jc w:val="left"/>
             </w:pPr>
@@ -1842,6 +1931,7 @@
     </w:tbl>
     <w:p>
       <w:pPr>
+        <w:snapToGrid w:val="0"/>
         <w:spacing w:lineRule="exact" w:line="160" w:before="0" w:after="0"/>
         <w:jc w:val="both"/>
       </w:pPr>
@@ -1849,7 +1939,8 @@
     <w:p>
       <w:pPr>
         <w:keepNext/>
-        <w:spacing w:lineRule="exact" w:line="400" w:before="80" w:after="0"/>
+        <w:snapToGrid w:val="0"/>
+        <w:spacing w:lineRule="exact" w:line="440" w:before="80" w:after="0"/>
         <w:jc w:val="both"/>
       </w:pPr>
       <w:r>
@@ -1864,6 +1955,7 @@
     <w:p>
       <w:pPr>
         <w:keepNext/>
+        <w:snapToGrid w:val="0"/>
         <w:spacing w:lineRule="exact" w:line="360" w:before="120" w:after="40"/>
         <w:jc w:val="center"/>
       </w:pPr>
@@ -1907,6 +1999,7 @@
           </w:tcPr>
           <w:p>
             <w:pPr>
+              <w:snapToGrid w:val="0"/>
               <w:spacing w:lineRule="exact" w:line="320" w:before="0" w:after="0"/>
               <w:jc w:val="center"/>
             </w:pPr>
@@ -1928,6 +2021,7 @@
           </w:tcPr>
           <w:p>
             <w:pPr>
+              <w:snapToGrid w:val="0"/>
               <w:spacing w:lineRule="exact" w:line="320" w:before="0" w:after="0"/>
               <w:jc w:val="center"/>
             </w:pPr>
@@ -1949,6 +2043,7 @@
           </w:tcPr>
           <w:p>
             <w:pPr>
+              <w:snapToGrid w:val="0"/>
               <w:spacing w:lineRule="exact" w:line="320" w:before="0" w:after="0"/>
               <w:jc w:val="center"/>
             </w:pPr>
@@ -1971,6 +2066,7 @@
           </w:tcPr>
           <w:p>
             <w:pPr>
+              <w:snapToGrid w:val="0"/>
               <w:spacing w:lineRule="exact" w:line="320" w:before="0" w:after="0"/>
               <w:jc w:val="left"/>
             </w:pPr>
@@ -1991,6 +2087,7 @@
           </w:tcPr>
           <w:p>
             <w:pPr>
+              <w:snapToGrid w:val="0"/>
               <w:spacing w:lineRule="exact" w:line="320" w:before="0" w:after="0"/>
               <w:jc w:val="left"/>
             </w:pPr>
@@ -2011,6 +2108,7 @@
           </w:tcPr>
           <w:p>
             <w:pPr>
+              <w:snapToGrid w:val="0"/>
               <w:spacing w:lineRule="exact" w:line="320" w:before="0" w:after="0"/>
               <w:jc w:val="left"/>
             </w:pPr>
@@ -2033,6 +2131,7 @@
           </w:tcPr>
           <w:p>
             <w:pPr>
+              <w:snapToGrid w:val="0"/>
               <w:spacing w:lineRule="exact" w:line="320" w:before="0" w:after="0"/>
               <w:jc w:val="left"/>
             </w:pPr>
@@ -2061,6 +2160,7 @@
           </w:tcPr>
           <w:p>
             <w:pPr>
+              <w:snapToGrid w:val="0"/>
               <w:spacing w:lineRule="exact" w:line="320" w:before="0" w:after="0"/>
               <w:jc w:val="left"/>
             </w:pPr>
@@ -2081,6 +2181,7 @@
           </w:tcPr>
           <w:p>
             <w:pPr>
+              <w:snapToGrid w:val="0"/>
               <w:spacing w:lineRule="exact" w:line="320" w:before="0" w:after="0"/>
               <w:jc w:val="left"/>
             </w:pPr>
@@ -2103,6 +2204,7 @@
           </w:tcPr>
           <w:p>
             <w:pPr>
+              <w:snapToGrid w:val="0"/>
               <w:spacing w:lineRule="exact" w:line="320" w:before="0" w:after="0"/>
               <w:jc w:val="left"/>
             </w:pPr>
@@ -2123,6 +2225,7 @@
           </w:tcPr>
           <w:p>
             <w:pPr>
+              <w:snapToGrid w:val="0"/>
               <w:spacing w:lineRule="exact" w:line="320" w:before="0" w:after="0"/>
               <w:jc w:val="left"/>
             </w:pPr>
@@ -2143,6 +2246,7 @@
           </w:tcPr>
           <w:p>
             <w:pPr>
+              <w:snapToGrid w:val="0"/>
               <w:spacing w:lineRule="exact" w:line="320" w:before="0" w:after="0"/>
               <w:jc w:val="left"/>
             </w:pPr>
@@ -2165,6 +2269,7 @@
           </w:tcPr>
           <w:p>
             <w:pPr>
+              <w:snapToGrid w:val="0"/>
               <w:spacing w:lineRule="exact" w:line="320" w:before="0" w:after="0"/>
               <w:jc w:val="left"/>
             </w:pPr>
@@ -2185,6 +2290,7 @@
           </w:tcPr>
           <w:p>
             <w:pPr>
+              <w:snapToGrid w:val="0"/>
               <w:spacing w:lineRule="exact" w:line="320" w:before="0" w:after="0"/>
               <w:jc w:val="left"/>
             </w:pPr>
@@ -2205,6 +2311,7 @@
           </w:tcPr>
           <w:p>
             <w:pPr>
+              <w:snapToGrid w:val="0"/>
               <w:spacing w:lineRule="exact" w:line="320" w:before="0" w:after="0"/>
               <w:jc w:val="left"/>
             </w:pPr>
@@ -2227,6 +2334,7 @@
           </w:tcPr>
           <w:p>
             <w:pPr>
+              <w:snapToGrid w:val="0"/>
               <w:spacing w:lineRule="exact" w:line="320" w:before="0" w:after="0"/>
               <w:jc w:val="left"/>
             </w:pPr>
@@ -2247,6 +2355,7 @@
           </w:tcPr>
           <w:p>
             <w:pPr>
+              <w:snapToGrid w:val="0"/>
               <w:spacing w:lineRule="exact" w:line="320" w:before="0" w:after="0"/>
               <w:jc w:val="left"/>
             </w:pPr>
@@ -2267,6 +2376,7 @@
           </w:tcPr>
           <w:p>
             <w:pPr>
+              <w:snapToGrid w:val="0"/>
               <w:spacing w:lineRule="exact" w:line="320" w:before="0" w:after="0"/>
               <w:jc w:val="left"/>
             </w:pPr>
@@ -2289,6 +2399,7 @@
           </w:tcPr>
           <w:p>
             <w:pPr>
+              <w:snapToGrid w:val="0"/>
               <w:spacing w:lineRule="exact" w:line="320" w:before="0" w:after="0"/>
               <w:jc w:val="left"/>
             </w:pPr>
@@ -2309,6 +2420,7 @@
           </w:tcPr>
           <w:p>
             <w:pPr>
+              <w:snapToGrid w:val="0"/>
               <w:spacing w:lineRule="exact" w:line="320" w:before="0" w:after="0"/>
               <w:jc w:val="left"/>
             </w:pPr>
@@ -2329,6 +2441,7 @@
           </w:tcPr>
           <w:p>
             <w:pPr>
+              <w:snapToGrid w:val="0"/>
               <w:spacing w:lineRule="exact" w:line="320" w:before="0" w:after="0"/>
               <w:jc w:val="left"/>
             </w:pPr>
@@ -2351,6 +2464,7 @@
           </w:tcPr>
           <w:p>
             <w:pPr>
+              <w:snapToGrid w:val="0"/>
               <w:spacing w:lineRule="exact" w:line="320" w:before="0" w:after="0"/>
               <w:jc w:val="left"/>
             </w:pPr>
@@ -2380,6 +2494,7 @@
           </w:tcPr>
           <w:p>
             <w:pPr>
+              <w:snapToGrid w:val="0"/>
               <w:spacing w:lineRule="exact" w:line="320" w:before="0" w:after="0"/>
               <w:jc w:val="left"/>
             </w:pPr>
@@ -2400,6 +2515,7 @@
           </w:tcPr>
           <w:p>
             <w:pPr>
+              <w:snapToGrid w:val="0"/>
               <w:spacing w:lineRule="exact" w:line="320" w:before="0" w:after="0"/>
               <w:jc w:val="left"/>
             </w:pPr>
@@ -2418,6 +2534,7 @@
     </w:tbl>
     <w:p>
       <w:pPr>
+        <w:snapToGrid w:val="0"/>
         <w:spacing w:lineRule="exact" w:line="160" w:before="0" w:after="0"/>
         <w:jc w:val="both"/>
       </w:pPr>
@@ -2425,6 +2542,7 @@
     <w:p>
       <w:pPr>
         <w:keepNext/>
+        <w:snapToGrid w:val="0"/>
         <w:spacing w:lineRule="exact" w:line="440" w:before="160" w:after="40"/>
         <w:jc w:val="both"/>
       </w:pPr>
@@ -2439,7 +2557,8 @@
     </w:p>
     <w:p>
       <w:pPr>
-        <w:spacing w:lineRule="exact" w:line="400" w:before="0" w:after="0"/>
+        <w:snapToGrid w:val="0"/>
+        <w:spacing w:lineRule="exact" w:line="440" w:before="0" w:after="0"/>
         <w:ind w:left="720" w:hanging="238"/>
         <w:jc w:val="both"/>
       </w:pPr>
@@ -2501,7 +2620,8 @@
     </w:p>
     <w:p>
       <w:pPr>
-        <w:spacing w:lineRule="exact" w:line="400" w:before="0" w:after="0"/>
+        <w:snapToGrid w:val="0"/>
+        <w:spacing w:lineRule="exact" w:line="440" w:before="0" w:after="0"/>
         <w:ind w:left="720" w:hanging="238"/>
         <w:jc w:val="both"/>
       </w:pPr>
@@ -2678,7 +2798,8 @@
     </w:p>
     <w:p>
       <w:pPr>
-        <w:spacing w:lineRule="exact" w:line="400" w:before="0" w:after="0"/>
+        <w:snapToGrid w:val="0"/>
+        <w:spacing w:lineRule="exact" w:line="440" w:before="0" w:after="0"/>
         <w:ind w:left="720" w:hanging="238"/>
         <w:jc w:val="both"/>
       </w:pPr>
@@ -2709,6 +2830,7 @@
     <w:p>
       <w:pPr>
         <w:keepNext/>
+        <w:snapToGrid w:val="0"/>
         <w:spacing w:lineRule="exact" w:line="440" w:before="160" w:after="40"/>
         <w:jc w:val="both"/>
       </w:pPr>
@@ -2724,7 +2846,8 @@
     <w:p>
       <w:pPr>
         <w:keepNext/>
-        <w:spacing w:lineRule="exact" w:line="400" w:before="80" w:after="0"/>
+        <w:snapToGrid w:val="0"/>
+        <w:spacing w:lineRule="exact" w:line="440" w:before="80" w:after="0"/>
         <w:jc w:val="both"/>
       </w:pPr>
       <w:r>
@@ -2739,6 +2862,7 @@
     <w:p>
       <w:pPr>
         <w:keepNext/>
+        <w:snapToGrid w:val="0"/>
         <w:spacing w:lineRule="exact" w:line="360" w:before="120" w:after="40"/>
         <w:jc w:val="center"/>
       </w:pPr>
@@ -2782,6 +2906,7 @@
           </w:tcPr>
           <w:p>
             <w:pPr>
+              <w:snapToGrid w:val="0"/>
               <w:spacing w:lineRule="exact" w:line="320" w:before="0" w:after="0"/>
               <w:jc w:val="center"/>
             </w:pPr>
@@ -2803,6 +2928,7 @@
           </w:tcPr>
           <w:p>
             <w:pPr>
+              <w:snapToGrid w:val="0"/>
               <w:spacing w:lineRule="exact" w:line="320" w:before="0" w:after="0"/>
               <w:jc w:val="center"/>
             </w:pPr>
@@ -2824,6 +2950,7 @@
           </w:tcPr>
           <w:p>
             <w:pPr>
+              <w:snapToGrid w:val="0"/>
               <w:spacing w:lineRule="exact" w:line="320" w:before="0" w:after="0"/>
               <w:jc w:val="center"/>
             </w:pPr>
@@ -2846,6 +2973,7 @@
           </w:tcPr>
           <w:p>
             <w:pPr>
+              <w:snapToGrid w:val="0"/>
               <w:spacing w:lineRule="exact" w:line="320" w:before="0" w:after="0"/>
               <w:jc w:val="left"/>
             </w:pPr>
@@ -2866,6 +2994,7 @@
           </w:tcPr>
           <w:p>
             <w:pPr>
+              <w:snapToGrid w:val="0"/>
               <w:spacing w:lineRule="exact" w:line="320" w:before="0" w:after="0"/>
               <w:jc w:val="left"/>
             </w:pPr>
@@ -2886,6 +3015,7 @@
           </w:tcPr>
           <w:p>
             <w:pPr>
+              <w:snapToGrid w:val="0"/>
               <w:spacing w:lineRule="exact" w:line="320" w:before="0" w:after="0"/>
               <w:jc w:val="left"/>
             </w:pPr>
@@ -2908,6 +3038,7 @@
           </w:tcPr>
           <w:p>
             <w:pPr>
+              <w:snapToGrid w:val="0"/>
               <w:spacing w:lineRule="exact" w:line="320" w:before="0" w:after="0"/>
               <w:jc w:val="left"/>
             </w:pPr>
@@ -2928,6 +3059,7 @@
           </w:tcPr>
           <w:p>
             <w:pPr>
+              <w:snapToGrid w:val="0"/>
               <w:spacing w:lineRule="exact" w:line="320" w:before="0" w:after="0"/>
               <w:jc w:val="left"/>
             </w:pPr>
@@ -2948,6 +3080,7 @@
           </w:tcPr>
           <w:p>
             <w:pPr>
+              <w:snapToGrid w:val="0"/>
               <w:spacing w:lineRule="exact" w:line="320" w:before="0" w:after="0"/>
               <w:jc w:val="left"/>
             </w:pPr>
@@ -2970,6 +3103,7 @@
           </w:tcPr>
           <w:p>
             <w:pPr>
+              <w:snapToGrid w:val="0"/>
               <w:spacing w:lineRule="exact" w:line="320" w:before="0" w:after="0"/>
               <w:jc w:val="left"/>
             </w:pPr>
@@ -2990,6 +3124,7 @@
           </w:tcPr>
           <w:p>
             <w:pPr>
+              <w:snapToGrid w:val="0"/>
               <w:spacing w:lineRule="exact" w:line="320" w:before="0" w:after="0"/>
               <w:jc w:val="left"/>
             </w:pPr>
@@ -3010,6 +3145,7 @@
           </w:tcPr>
           <w:p>
             <w:pPr>
+              <w:snapToGrid w:val="0"/>
               <w:spacing w:lineRule="exact" w:line="320" w:before="0" w:after="0"/>
               <w:jc w:val="left"/>
             </w:pPr>
@@ -3032,6 +3168,7 @@
           </w:tcPr>
           <w:p>
             <w:pPr>
+              <w:snapToGrid w:val="0"/>
               <w:spacing w:lineRule="exact" w:line="320" w:before="0" w:after="0"/>
               <w:jc w:val="left"/>
             </w:pPr>
@@ -3052,6 +3189,7 @@
           </w:tcPr>
           <w:p>
             <w:pPr>
+              <w:snapToGrid w:val="0"/>
               <w:spacing w:lineRule="exact" w:line="320" w:before="0" w:after="0"/>
               <w:jc w:val="left"/>
             </w:pPr>
@@ -3072,6 +3210,7 @@
           </w:tcPr>
           <w:p>
             <w:pPr>
+              <w:snapToGrid w:val="0"/>
               <w:spacing w:lineRule="exact" w:line="320" w:before="0" w:after="0"/>
               <w:jc w:val="left"/>
             </w:pPr>
@@ -3094,6 +3233,7 @@
           </w:tcPr>
           <w:p>
             <w:pPr>
+              <w:snapToGrid w:val="0"/>
               <w:spacing w:lineRule="exact" w:line="320" w:before="0" w:after="0"/>
               <w:jc w:val="left"/>
             </w:pPr>
@@ -3114,6 +3254,7 @@
           </w:tcPr>
           <w:p>
             <w:pPr>
+              <w:snapToGrid w:val="0"/>
               <w:spacing w:lineRule="exact" w:line="320" w:before="0" w:after="0"/>
               <w:jc w:val="left"/>
             </w:pPr>
@@ -3134,6 +3275,7 @@
           </w:tcPr>
           <w:p>
             <w:pPr>
+              <w:snapToGrid w:val="0"/>
               <w:spacing w:lineRule="exact" w:line="320" w:before="0" w:after="0"/>
               <w:jc w:val="left"/>
             </w:pPr>
@@ -3156,6 +3298,7 @@
           </w:tcPr>
           <w:p>
             <w:pPr>
+              <w:snapToGrid w:val="0"/>
               <w:spacing w:lineRule="exact" w:line="320" w:before="0" w:after="0"/>
               <w:jc w:val="left"/>
             </w:pPr>
@@ -3176,6 +3319,7 @@
           </w:tcPr>
           <w:p>
             <w:pPr>
+              <w:snapToGrid w:val="0"/>
               <w:spacing w:lineRule="exact" w:line="320" w:before="0" w:after="0"/>
               <w:jc w:val="left"/>
             </w:pPr>
@@ -3196,6 +3340,7 @@
           </w:tcPr>
           <w:p>
             <w:pPr>
+              <w:snapToGrid w:val="0"/>
               <w:spacing w:lineRule="exact" w:line="320" w:before="0" w:after="0"/>
               <w:jc w:val="left"/>
             </w:pPr>
@@ -3218,6 +3363,7 @@
           </w:tcPr>
           <w:p>
             <w:pPr>
+              <w:snapToGrid w:val="0"/>
               <w:spacing w:lineRule="exact" w:line="320" w:before="0" w:after="0"/>
               <w:jc w:val="left"/>
             </w:pPr>
@@ -3238,6 +3384,7 @@
           </w:tcPr>
           <w:p>
             <w:pPr>
+              <w:snapToGrid w:val="0"/>
               <w:spacing w:lineRule="exact" w:line="320" w:before="0" w:after="0"/>
               <w:jc w:val="left"/>
             </w:pPr>
@@ -3258,6 +3405,7 @@
           </w:tcPr>
           <w:p>
             <w:pPr>
+              <w:snapToGrid w:val="0"/>
               <w:spacing w:lineRule="exact" w:line="320" w:before="0" w:after="0"/>
               <w:jc w:val="left"/>
             </w:pPr>
@@ -3280,6 +3428,7 @@
           </w:tcPr>
           <w:p>
             <w:pPr>
+              <w:snapToGrid w:val="0"/>
               <w:spacing w:lineRule="exact" w:line="320" w:before="0" w:after="0"/>
               <w:jc w:val="left"/>
             </w:pPr>
@@ -3300,6 +3449,7 @@
           </w:tcPr>
           <w:p>
             <w:pPr>
+              <w:snapToGrid w:val="0"/>
               <w:spacing w:lineRule="exact" w:line="320" w:before="0" w:after="0"/>
               <w:jc w:val="left"/>
             </w:pPr>
@@ -3320,6 +3470,7 @@
           </w:tcPr>
           <w:p>
             <w:pPr>
+              <w:snapToGrid w:val="0"/>
               <w:spacing w:lineRule="exact" w:line="320" w:before="0" w:after="0"/>
               <w:jc w:val="left"/>
             </w:pPr>
@@ -3342,6 +3493,7 @@
           </w:tcPr>
           <w:p>
             <w:pPr>
+              <w:snapToGrid w:val="0"/>
               <w:spacing w:lineRule="exact" w:line="320" w:before="0" w:after="0"/>
               <w:jc w:val="left"/>
             </w:pPr>
@@ -3362,6 +3514,7 @@
           </w:tcPr>
           <w:p>
             <w:pPr>
+              <w:snapToGrid w:val="0"/>
               <w:spacing w:lineRule="exact" w:line="320" w:before="0" w:after="0"/>
               <w:jc w:val="left"/>
             </w:pPr>
@@ -3382,6 +3535,7 @@
           </w:tcPr>
           <w:p>
             <w:pPr>
+              <w:snapToGrid w:val="0"/>
               <w:spacing w:lineRule="exact" w:line="320" w:before="0" w:after="0"/>
               <w:jc w:val="left"/>
             </w:pPr>
@@ -3404,6 +3558,7 @@
           </w:tcPr>
           <w:p>
             <w:pPr>
+              <w:snapToGrid w:val="0"/>
               <w:spacing w:lineRule="exact" w:line="320" w:before="0" w:after="0"/>
               <w:jc w:val="left"/>
             </w:pPr>
@@ -3424,6 +3579,7 @@
           </w:tcPr>
           <w:p>
             <w:pPr>
+              <w:snapToGrid w:val="0"/>
               <w:spacing w:lineRule="exact" w:line="320" w:before="0" w:after="0"/>
               <w:jc w:val="left"/>
             </w:pPr>
@@ -3444,6 +3600,7 @@
           </w:tcPr>
           <w:p>
             <w:pPr>
+              <w:snapToGrid w:val="0"/>
               <w:spacing w:lineRule="exact" w:line="320" w:before="0" w:after="0"/>
               <w:jc w:val="left"/>
             </w:pPr>
@@ -3466,6 +3623,7 @@
           </w:tcPr>
           <w:p>
             <w:pPr>
+              <w:snapToGrid w:val="0"/>
               <w:spacing w:lineRule="exact" w:line="320" w:before="0" w:after="0"/>
               <w:jc w:val="left"/>
             </w:pPr>
@@ -3486,6 +3644,7 @@
           </w:tcPr>
           <w:p>
             <w:pPr>
+              <w:snapToGrid w:val="0"/>
               <w:spacing w:lineRule="exact" w:line="320" w:before="0" w:after="0"/>
               <w:jc w:val="left"/>
             </w:pPr>
@@ -3506,6 +3665,7 @@
           </w:tcPr>
           <w:p>
             <w:pPr>
+              <w:snapToGrid w:val="0"/>
               <w:spacing w:lineRule="exact" w:line="320" w:before="0" w:after="0"/>
               <w:jc w:val="left"/>
             </w:pPr>
@@ -3528,6 +3688,7 @@
           </w:tcPr>
           <w:p>
             <w:pPr>
+              <w:snapToGrid w:val="0"/>
               <w:spacing w:lineRule="exact" w:line="320" w:before="0" w:after="0"/>
               <w:jc w:val="left"/>
             </w:pPr>
@@ -3548,6 +3709,7 @@
           </w:tcPr>
           <w:p>
             <w:pPr>
+              <w:snapToGrid w:val="0"/>
               <w:spacing w:lineRule="exact" w:line="320" w:before="0" w:after="0"/>
               <w:jc w:val="left"/>
             </w:pPr>
@@ -3568,6 +3730,7 @@
           </w:tcPr>
           <w:p>
             <w:pPr>
+              <w:snapToGrid w:val="0"/>
               <w:spacing w:lineRule="exact" w:line="320" w:before="0" w:after="0"/>
               <w:jc w:val="left"/>
             </w:pPr>
@@ -3586,6 +3749,7 @@
     </w:tbl>
     <w:p>
       <w:pPr>
+        <w:snapToGrid w:val="0"/>
         <w:spacing w:lineRule="exact" w:line="160" w:before="0" w:after="0"/>
         <w:jc w:val="both"/>
       </w:pPr>
@@ -3593,7 +3757,8 @@
     <w:p>
       <w:pPr>
         <w:keepNext/>
-        <w:spacing w:lineRule="exact" w:line="400" w:before="80" w:after="0"/>
+        <w:snapToGrid w:val="0"/>
+        <w:spacing w:lineRule="exact" w:line="440" w:before="80" w:after="0"/>
         <w:jc w:val="both"/>
       </w:pPr>
       <w:r>
@@ -3608,6 +3773,7 @@
     <w:p>
       <w:pPr>
         <w:keepNext/>
+        <w:snapToGrid w:val="0"/>
         <w:spacing w:lineRule="exact" w:line="360" w:before="120" w:after="40"/>
         <w:jc w:val="center"/>
       </w:pPr>
@@ -3651,6 +3817,7 @@
           </w:tcPr>
           <w:p>
             <w:pPr>
+              <w:snapToGrid w:val="0"/>
               <w:spacing w:lineRule="exact" w:line="320" w:before="0" w:after="0"/>
               <w:jc w:val="center"/>
             </w:pPr>
@@ -3672,6 +3839,7 @@
           </w:tcPr>
           <w:p>
             <w:pPr>
+              <w:snapToGrid w:val="0"/>
               <w:spacing w:lineRule="exact" w:line="320" w:before="0" w:after="0"/>
               <w:jc w:val="center"/>
             </w:pPr>
@@ -3693,6 +3861,7 @@
           </w:tcPr>
           <w:p>
             <w:pPr>
+              <w:snapToGrid w:val="0"/>
               <w:spacing w:lineRule="exact" w:line="320" w:before="0" w:after="0"/>
               <w:jc w:val="center"/>
             </w:pPr>
@@ -3715,6 +3884,7 @@
           </w:tcPr>
           <w:p>
             <w:pPr>
+              <w:snapToGrid w:val="0"/>
               <w:spacing w:lineRule="exact" w:line="320" w:before="0" w:after="0"/>
               <w:jc w:val="left"/>
             </w:pPr>
@@ -3735,6 +3905,7 @@
           </w:tcPr>
           <w:p>
             <w:pPr>
+              <w:snapToGrid w:val="0"/>
               <w:spacing w:lineRule="exact" w:line="320" w:before="0" w:after="0"/>
               <w:jc w:val="left"/>
             </w:pPr>
@@ -3755,6 +3926,7 @@
           </w:tcPr>
           <w:p>
             <w:pPr>
+              <w:snapToGrid w:val="0"/>
               <w:spacing w:lineRule="exact" w:line="320" w:before="0" w:after="0"/>
               <w:jc w:val="left"/>
             </w:pPr>
@@ -3777,6 +3949,7 @@
           </w:tcPr>
           <w:p>
             <w:pPr>
+              <w:snapToGrid w:val="0"/>
               <w:spacing w:lineRule="exact" w:line="320" w:before="0" w:after="0"/>
               <w:jc w:val="left"/>
             </w:pPr>
@@ -3797,6 +3970,7 @@
           </w:tcPr>
           <w:p>
             <w:pPr>
+              <w:snapToGrid w:val="0"/>
               <w:spacing w:lineRule="exact" w:line="320" w:before="0" w:after="0"/>
               <w:jc w:val="left"/>
             </w:pPr>
@@ -3817,6 +3991,7 @@
           </w:tcPr>
           <w:p>
             <w:pPr>
+              <w:snapToGrid w:val="0"/>
               <w:spacing w:lineRule="exact" w:line="320" w:before="0" w:after="0"/>
               <w:jc w:val="left"/>
             </w:pPr>
@@ -3839,6 +4014,7 @@
           </w:tcPr>
           <w:p>
             <w:pPr>
+              <w:snapToGrid w:val="0"/>
               <w:spacing w:lineRule="exact" w:line="320" w:before="0" w:after="0"/>
               <w:jc w:val="left"/>
             </w:pPr>
@@ -3859,6 +4035,7 @@
           </w:tcPr>
           <w:p>
             <w:pPr>
+              <w:snapToGrid w:val="0"/>
               <w:spacing w:lineRule="exact" w:line="320" w:before="0" w:after="0"/>
               <w:jc w:val="left"/>
             </w:pPr>
@@ -3879,6 +4056,7 @@
           </w:tcPr>
           <w:p>
             <w:pPr>
+              <w:snapToGrid w:val="0"/>
               <w:spacing w:lineRule="exact" w:line="320" w:before="0" w:after="0"/>
               <w:jc w:val="left"/>
             </w:pPr>
@@ -3901,6 +4079,7 @@
           </w:tcPr>
           <w:p>
             <w:pPr>
+              <w:snapToGrid w:val="0"/>
               <w:spacing w:lineRule="exact" w:line="320" w:before="0" w:after="0"/>
               <w:jc w:val="left"/>
             </w:pPr>
@@ -3921,6 +4100,7 @@
           </w:tcPr>
           <w:p>
             <w:pPr>
+              <w:snapToGrid w:val="0"/>
               <w:spacing w:lineRule="exact" w:line="320" w:before="0" w:after="0"/>
               <w:jc w:val="left"/>
             </w:pPr>
@@ -3941,6 +4121,7 @@
           </w:tcPr>
           <w:p>
             <w:pPr>
+              <w:snapToGrid w:val="0"/>
               <w:spacing w:lineRule="exact" w:line="320" w:before="0" w:after="0"/>
               <w:jc w:val="left"/>
             </w:pPr>
@@ -3963,6 +4144,7 @@
           </w:tcPr>
           <w:p>
             <w:pPr>
+              <w:snapToGrid w:val="0"/>
               <w:spacing w:lineRule="exact" w:line="320" w:before="0" w:after="0"/>
               <w:jc w:val="left"/>
             </w:pPr>
@@ -3983,6 +4165,7 @@
           </w:tcPr>
           <w:p>
             <w:pPr>
+              <w:snapToGrid w:val="0"/>
               <w:spacing w:lineRule="exact" w:line="320" w:before="0" w:after="0"/>
               <w:jc w:val="left"/>
             </w:pPr>
@@ -4003,6 +4186,7 @@
           </w:tcPr>
           <w:p>
             <w:pPr>
+              <w:snapToGrid w:val="0"/>
               <w:spacing w:lineRule="exact" w:line="320" w:before="0" w:after="0"/>
               <w:jc w:val="left"/>
             </w:pPr>
@@ -4025,6 +4209,7 @@
           </w:tcPr>
           <w:p>
             <w:pPr>
+              <w:snapToGrid w:val="0"/>
               <w:spacing w:lineRule="exact" w:line="320" w:before="0" w:after="0"/>
               <w:jc w:val="left"/>
             </w:pPr>
@@ -4045,6 +4230,7 @@
           </w:tcPr>
           <w:p>
             <w:pPr>
+              <w:snapToGrid w:val="0"/>
               <w:spacing w:lineRule="exact" w:line="320" w:before="0" w:after="0"/>
               <w:jc w:val="left"/>
             </w:pPr>
@@ -4065,6 +4251,7 @@
           </w:tcPr>
           <w:p>
             <w:pPr>
+              <w:snapToGrid w:val="0"/>
               <w:spacing w:lineRule="exact" w:line="320" w:before="0" w:after="0"/>
               <w:jc w:val="left"/>
             </w:pPr>
@@ -4083,6 +4270,7 @@
     </w:tbl>
     <w:p>
       <w:pPr>
+        <w:snapToGrid w:val="0"/>
         <w:spacing w:lineRule="exact" w:line="160" w:before="0" w:after="0"/>
         <w:jc w:val="both"/>
       </w:pPr>
@@ -4090,6 +4278,7 @@
     <w:p>
       <w:pPr>
         <w:keepNext/>
+        <w:snapToGrid w:val="0"/>
         <w:spacing w:lineRule="exact" w:line="440" w:before="160" w:after="40"/>
         <w:jc w:val="both"/>
       </w:pPr>
@@ -4104,7 +4293,8 @@
     </w:p>
     <w:p>
       <w:pPr>
-        <w:spacing w:lineRule="exact" w:line="400" w:before="0" w:after="0"/>
+        <w:snapToGrid w:val="0"/>
+        <w:spacing w:lineRule="exact" w:line="440" w:before="0" w:after="0"/>
         <w:ind w:firstLineChars="200" w:firstLine="480"/>
         <w:jc w:val="both"/>
       </w:pPr>
@@ -4153,7 +4343,8 @@
     </w:p>
     <w:p>
       <w:pPr>
-        <w:spacing w:lineRule="exact" w:line="400" w:before="0" w:after="0"/>
+        <w:snapToGrid w:val="0"/>
+        <w:spacing w:lineRule="exact" w:line="440" w:before="0" w:after="0"/>
         <w:ind w:firstLineChars="200" w:firstLine="480"/>
         <w:jc w:val="both"/>
       </w:pPr>
@@ -4203,6 +4394,7 @@
     <w:p>
       <w:pPr>
         <w:keepNext/>
+        <w:snapToGrid w:val="0"/>
         <w:spacing w:lineRule="exact" w:line="440" w:before="160" w:after="40"/>
         <w:jc w:val="both"/>
       </w:pPr>
@@ -4217,7 +4409,8 @@
     </w:p>
     <w:p>
       <w:pPr>
-        <w:spacing w:lineRule="exact" w:line="400" w:before="0" w:after="0"/>
+        <w:snapToGrid w:val="0"/>
+        <w:spacing w:lineRule="exact" w:line="440" w:before="0" w:after="0"/>
         <w:ind w:firstLineChars="200" w:firstLine="480"/>
         <w:jc w:val="both"/>
       </w:pPr>
@@ -4233,7 +4426,8 @@
     <w:p>
       <w:pPr>
         <w:keepNext/>
-        <w:spacing w:lineRule="exact" w:line="400" w:before="80" w:after="0"/>
+        <w:snapToGrid w:val="0"/>
+        <w:spacing w:lineRule="exact" w:line="440" w:before="80" w:after="0"/>
         <w:jc w:val="both"/>
       </w:pPr>
       <w:r>
@@ -4248,6 +4442,7 @@
     <w:p>
       <w:pPr>
         <w:keepNext/>
+        <w:snapToGrid w:val="0"/>
         <w:spacing w:lineRule="exact" w:line="360" w:before="120" w:after="40"/>
         <w:jc w:val="center"/>
       </w:pPr>
@@ -4291,6 +4486,7 @@
           </w:tcPr>
           <w:p>
             <w:pPr>
+              <w:snapToGrid w:val="0"/>
               <w:spacing w:lineRule="exact" w:line="320" w:before="0" w:after="0"/>
               <w:jc w:val="center"/>
             </w:pPr>
@@ -4312,6 +4508,7 @@
           </w:tcPr>
           <w:p>
             <w:pPr>
+              <w:snapToGrid w:val="0"/>
               <w:spacing w:lineRule="exact" w:line="320" w:before="0" w:after="0"/>
               <w:jc w:val="center"/>
             </w:pPr>
@@ -4333,6 +4530,7 @@
           </w:tcPr>
           <w:p>
             <w:pPr>
+              <w:snapToGrid w:val="0"/>
               <w:spacing w:lineRule="exact" w:line="320" w:before="0" w:after="0"/>
               <w:jc w:val="center"/>
             </w:pPr>
@@ -4355,6 +4553,7 @@
           </w:tcPr>
           <w:p>
             <w:pPr>
+              <w:snapToGrid w:val="0"/>
               <w:spacing w:lineRule="exact" w:line="320" w:before="0" w:after="0"/>
               <w:jc w:val="left"/>
             </w:pPr>
@@ -4375,6 +4574,7 @@
           </w:tcPr>
           <w:p>
             <w:pPr>
+              <w:snapToGrid w:val="0"/>
               <w:spacing w:lineRule="exact" w:line="320" w:before="0" w:after="0"/>
               <w:jc w:val="left"/>
             </w:pPr>
@@ -4395,6 +4595,7 @@
           </w:tcPr>
           <w:p>
             <w:pPr>
+              <w:snapToGrid w:val="0"/>
               <w:spacing w:lineRule="exact" w:line="320" w:before="0" w:after="0"/>
               <w:jc w:val="left"/>
             </w:pPr>
@@ -4417,6 +4618,7 @@
           </w:tcPr>
           <w:p>
             <w:pPr>
+              <w:snapToGrid w:val="0"/>
               <w:spacing w:lineRule="exact" w:line="320" w:before="0" w:after="0"/>
               <w:jc w:val="left"/>
             </w:pPr>
@@ -4437,6 +4639,7 @@
           </w:tcPr>
           <w:p>
             <w:pPr>
+              <w:snapToGrid w:val="0"/>
               <w:spacing w:lineRule="exact" w:line="320" w:before="0" w:after="0"/>
               <w:jc w:val="left"/>
             </w:pPr>
@@ -4457,6 +4660,7 @@
           </w:tcPr>
           <w:p>
             <w:pPr>
+              <w:snapToGrid w:val="0"/>
               <w:spacing w:lineRule="exact" w:line="320" w:before="0" w:after="0"/>
               <w:jc w:val="left"/>
             </w:pPr>
@@ -4479,6 +4683,7 @@
           </w:tcPr>
           <w:p>
             <w:pPr>
+              <w:snapToGrid w:val="0"/>
               <w:spacing w:lineRule="exact" w:line="320" w:before="0" w:after="0"/>
               <w:jc w:val="left"/>
             </w:pPr>
@@ -4499,6 +4704,7 @@
           </w:tcPr>
           <w:p>
             <w:pPr>
+              <w:snapToGrid w:val="0"/>
               <w:spacing w:lineRule="exact" w:line="320" w:before="0" w:after="0"/>
               <w:jc w:val="left"/>
             </w:pPr>
@@ -4519,6 +4725,7 @@
           </w:tcPr>
           <w:p>
             <w:pPr>
+              <w:snapToGrid w:val="0"/>
               <w:spacing w:lineRule="exact" w:line="320" w:before="0" w:after="0"/>
               <w:jc w:val="left"/>
             </w:pPr>
@@ -4541,6 +4748,7 @@
           </w:tcPr>
           <w:p>
             <w:pPr>
+              <w:snapToGrid w:val="0"/>
               <w:spacing w:lineRule="exact" w:line="320" w:before="0" w:after="0"/>
               <w:jc w:val="left"/>
             </w:pPr>
@@ -4561,6 +4769,7 @@
           </w:tcPr>
           <w:p>
             <w:pPr>
+              <w:snapToGrid w:val="0"/>
               <w:spacing w:lineRule="exact" w:line="320" w:before="0" w:after="0"/>
               <w:jc w:val="left"/>
             </w:pPr>
@@ -4581,6 +4790,7 @@
           </w:tcPr>
           <w:p>
             <w:pPr>
+              <w:snapToGrid w:val="0"/>
               <w:spacing w:lineRule="exact" w:line="320" w:before="0" w:after="0"/>
               <w:jc w:val="left"/>
             </w:pPr>
@@ -4603,6 +4813,7 @@
           </w:tcPr>
           <w:p>
             <w:pPr>
+              <w:snapToGrid w:val="0"/>
               <w:spacing w:lineRule="exact" w:line="320" w:before="0" w:after="0"/>
               <w:jc w:val="left"/>
             </w:pPr>
@@ -4623,6 +4834,7 @@
           </w:tcPr>
           <w:p>
             <w:pPr>
+              <w:snapToGrid w:val="0"/>
               <w:spacing w:lineRule="exact" w:line="320" w:before="0" w:after="0"/>
               <w:jc w:val="left"/>
             </w:pPr>
@@ -4643,6 +4855,7 @@
           </w:tcPr>
           <w:p>
             <w:pPr>
+              <w:snapToGrid w:val="0"/>
               <w:spacing w:lineRule="exact" w:line="320" w:before="0" w:after="0"/>
               <w:jc w:val="left"/>
             </w:pPr>
@@ -4665,6 +4878,7 @@
           </w:tcPr>
           <w:p>
             <w:pPr>
+              <w:snapToGrid w:val="0"/>
               <w:spacing w:lineRule="exact" w:line="320" w:before="0" w:after="0"/>
               <w:jc w:val="left"/>
             </w:pPr>
@@ -4693,6 +4907,7 @@
           </w:tcPr>
           <w:p>
             <w:pPr>
+              <w:snapToGrid w:val="0"/>
               <w:spacing w:lineRule="exact" w:line="320" w:before="0" w:after="0"/>
               <w:jc w:val="left"/>
             </w:pPr>
@@ -4713,6 +4928,7 @@
           </w:tcPr>
           <w:p>
             <w:pPr>
+              <w:snapToGrid w:val="0"/>
               <w:spacing w:lineRule="exact" w:line="320" w:before="0" w:after="0"/>
               <w:jc w:val="left"/>
             </w:pPr>
@@ -4735,6 +4951,7 @@
           </w:tcPr>
           <w:p>
             <w:pPr>
+              <w:snapToGrid w:val="0"/>
               <w:spacing w:lineRule="exact" w:line="320" w:before="0" w:after="0"/>
               <w:jc w:val="left"/>
             </w:pPr>
@@ -4755,6 +4972,7 @@
           </w:tcPr>
           <w:p>
             <w:pPr>
+              <w:snapToGrid w:val="0"/>
               <w:spacing w:lineRule="exact" w:line="320" w:before="0" w:after="0"/>
               <w:jc w:val="left"/>
             </w:pPr>
@@ -4775,6 +4993,7 @@
           </w:tcPr>
           <w:p>
             <w:pPr>
+              <w:snapToGrid w:val="0"/>
               <w:spacing w:lineRule="exact" w:line="320" w:before="0" w:after="0"/>
               <w:jc w:val="left"/>
             </w:pPr>
@@ -4797,6 +5016,7 @@
           </w:tcPr>
           <w:p>
             <w:pPr>
+              <w:snapToGrid w:val="0"/>
               <w:spacing w:lineRule="exact" w:line="320" w:before="0" w:after="0"/>
               <w:jc w:val="left"/>
             </w:pPr>
@@ -4826,6 +5046,7 @@
           </w:tcPr>
           <w:p>
             <w:pPr>
+              <w:snapToGrid w:val="0"/>
               <w:spacing w:lineRule="exact" w:line="320" w:before="0" w:after="0"/>
               <w:jc w:val="left"/>
             </w:pPr>
@@ -4846,6 +5067,7 @@
           </w:tcPr>
           <w:p>
             <w:pPr>
+              <w:snapToGrid w:val="0"/>
               <w:spacing w:lineRule="exact" w:line="320" w:before="0" w:after="0"/>
               <w:jc w:val="left"/>
             </w:pPr>
@@ -4868,6 +5090,7 @@
           </w:tcPr>
           <w:p>
             <w:pPr>
+              <w:snapToGrid w:val="0"/>
               <w:spacing w:lineRule="exact" w:line="320" w:before="0" w:after="0"/>
               <w:jc w:val="left"/>
             </w:pPr>
@@ -4888,6 +5111,7 @@
           </w:tcPr>
           <w:p>
             <w:pPr>
+              <w:snapToGrid w:val="0"/>
               <w:spacing w:lineRule="exact" w:line="320" w:before="0" w:after="0"/>
               <w:jc w:val="left"/>
             </w:pPr>
@@ -4908,6 +5132,7 @@
           </w:tcPr>
           <w:p>
             <w:pPr>
+              <w:snapToGrid w:val="0"/>
               <w:spacing w:lineRule="exact" w:line="320" w:before="0" w:after="0"/>
               <w:jc w:val="left"/>
             </w:pPr>
@@ -4930,6 +5155,7 @@
           </w:tcPr>
           <w:p>
             <w:pPr>
+              <w:snapToGrid w:val="0"/>
               <w:spacing w:lineRule="exact" w:line="320" w:before="0" w:after="0"/>
               <w:jc w:val="left"/>
             </w:pPr>
@@ -4950,6 +5176,7 @@
           </w:tcPr>
           <w:p>
             <w:pPr>
+              <w:snapToGrid w:val="0"/>
               <w:spacing w:lineRule="exact" w:line="320" w:before="0" w:after="0"/>
               <w:jc w:val="left"/>
             </w:pPr>
@@ -4970,6 +5197,7 @@
           </w:tcPr>
           <w:p>
             <w:pPr>
+              <w:snapToGrid w:val="0"/>
               <w:spacing w:lineRule="exact" w:line="320" w:before="0" w:after="0"/>
               <w:jc w:val="left"/>
             </w:pPr>
@@ -4988,6 +5216,7 @@
     </w:tbl>
     <w:p>
       <w:pPr>
+        <w:snapToGrid w:val="0"/>
         <w:spacing w:lineRule="exact" w:line="160" w:before="0" w:after="0"/>
         <w:jc w:val="both"/>
       </w:pPr>
@@ -4995,7 +5224,8 @@
     <w:p>
       <w:pPr>
         <w:keepNext/>
-        <w:spacing w:lineRule="exact" w:line="400" w:before="80" w:after="0"/>
+        <w:snapToGrid w:val="0"/>
+        <w:spacing w:lineRule="exact" w:line="440" w:before="80" w:after="0"/>
         <w:jc w:val="both"/>
       </w:pPr>
       <w:r>
@@ -5010,6 +5240,7 @@
     <w:p>
       <w:pPr>
         <w:keepNext/>
+        <w:snapToGrid w:val="0"/>
         <w:spacing w:lineRule="exact" w:line="360" w:before="120" w:after="40"/>
         <w:jc w:val="center"/>
       </w:pPr>
@@ -5053,6 +5284,7 @@
           </w:tcPr>
           <w:p>
             <w:pPr>
+              <w:snapToGrid w:val="0"/>
               <w:spacing w:lineRule="exact" w:line="320" w:before="0" w:after="0"/>
               <w:jc w:val="center"/>
             </w:pPr>
@@ -5074,6 +5306,7 @@
           </w:tcPr>
           <w:p>
             <w:pPr>
+              <w:snapToGrid w:val="0"/>
               <w:spacing w:lineRule="exact" w:line="320" w:before="0" w:after="0"/>
               <w:jc w:val="center"/>
             </w:pPr>
@@ -5095,6 +5328,7 @@
           </w:tcPr>
           <w:p>
             <w:pPr>
+              <w:snapToGrid w:val="0"/>
               <w:spacing w:lineRule="exact" w:line="320" w:before="0" w:after="0"/>
               <w:jc w:val="center"/>
             </w:pPr>
@@ -5117,6 +5351,7 @@
           </w:tcPr>
           <w:p>
             <w:pPr>
+              <w:snapToGrid w:val="0"/>
               <w:spacing w:lineRule="exact" w:line="320" w:before="0" w:after="0"/>
               <w:jc w:val="left"/>
             </w:pPr>
@@ -5137,6 +5372,7 @@
           </w:tcPr>
           <w:p>
             <w:pPr>
+              <w:snapToGrid w:val="0"/>
               <w:spacing w:lineRule="exact" w:line="320" w:before="0" w:after="0"/>
               <w:jc w:val="left"/>
             </w:pPr>
@@ -5157,6 +5393,7 @@
           </w:tcPr>
           <w:p>
             <w:pPr>
+              <w:snapToGrid w:val="0"/>
               <w:spacing w:lineRule="exact" w:line="320" w:before="0" w:after="0"/>
               <w:jc w:val="left"/>
             </w:pPr>
@@ -5179,6 +5416,7 @@
           </w:tcPr>
           <w:p>
             <w:pPr>
+              <w:snapToGrid w:val="0"/>
               <w:spacing w:lineRule="exact" w:line="320" w:before="0" w:after="0"/>
               <w:jc w:val="left"/>
             </w:pPr>
@@ -5199,6 +5437,7 @@
           </w:tcPr>
           <w:p>
             <w:pPr>
+              <w:snapToGrid w:val="0"/>
               <w:spacing w:lineRule="exact" w:line="320" w:before="0" w:after="0"/>
               <w:jc w:val="left"/>
             </w:pPr>
@@ -5219,6 +5458,7 @@
           </w:tcPr>
           <w:p>
             <w:pPr>
+              <w:snapToGrid w:val="0"/>
               <w:spacing w:lineRule="exact" w:line="320" w:before="0" w:after="0"/>
               <w:jc w:val="left"/>
             </w:pPr>
@@ -5241,6 +5481,7 @@
           </w:tcPr>
           <w:p>
             <w:pPr>
+              <w:snapToGrid w:val="0"/>
               <w:spacing w:lineRule="exact" w:line="320" w:before="0" w:after="0"/>
               <w:jc w:val="left"/>
             </w:pPr>
@@ -5261,6 +5502,7 @@
           </w:tcPr>
           <w:p>
             <w:pPr>
+              <w:snapToGrid w:val="0"/>
               <w:spacing w:lineRule="exact" w:line="320" w:before="0" w:after="0"/>
               <w:jc w:val="left"/>
             </w:pPr>
@@ -5281,6 +5523,7 @@
           </w:tcPr>
           <w:p>
             <w:pPr>
+              <w:snapToGrid w:val="0"/>
               <w:spacing w:lineRule="exact" w:line="320" w:before="0" w:after="0"/>
               <w:jc w:val="left"/>
             </w:pPr>
@@ -5303,6 +5546,7 @@
           </w:tcPr>
           <w:p>
             <w:pPr>
+              <w:snapToGrid w:val="0"/>
               <w:spacing w:lineRule="exact" w:line="320" w:before="0" w:after="0"/>
               <w:jc w:val="left"/>
             </w:pPr>
@@ -5323,6 +5567,7 @@
           </w:tcPr>
           <w:p>
             <w:pPr>
+              <w:snapToGrid w:val="0"/>
               <w:spacing w:lineRule="exact" w:line="320" w:before="0" w:after="0"/>
               <w:jc w:val="left"/>
             </w:pPr>
@@ -5343,6 +5588,7 @@
           </w:tcPr>
           <w:p>
             <w:pPr>
+              <w:snapToGrid w:val="0"/>
               <w:spacing w:lineRule="exact" w:line="320" w:before="0" w:after="0"/>
               <w:jc w:val="left"/>
             </w:pPr>
@@ -5365,6 +5611,7 @@
           </w:tcPr>
           <w:p>
             <w:pPr>
+              <w:snapToGrid w:val="0"/>
               <w:spacing w:lineRule="exact" w:line="320" w:before="0" w:after="0"/>
               <w:jc w:val="left"/>
             </w:pPr>
@@ -5385,6 +5632,7 @@
           </w:tcPr>
           <w:p>
             <w:pPr>
+              <w:snapToGrid w:val="0"/>
               <w:spacing w:lineRule="exact" w:line="320" w:before="0" w:after="0"/>
               <w:jc w:val="left"/>
             </w:pPr>
@@ -5405,6 +5653,7 @@
           </w:tcPr>
           <w:p>
             <w:pPr>
+              <w:snapToGrid w:val="0"/>
               <w:spacing w:lineRule="exact" w:line="320" w:before="0" w:after="0"/>
               <w:jc w:val="left"/>
             </w:pPr>
@@ -5427,6 +5676,7 @@
           </w:tcPr>
           <w:p>
             <w:pPr>
+              <w:snapToGrid w:val="0"/>
               <w:spacing w:lineRule="exact" w:line="320" w:before="0" w:after="0"/>
               <w:jc w:val="left"/>
             </w:pPr>
@@ -5447,6 +5697,7 @@
           </w:tcPr>
           <w:p>
             <w:pPr>
+              <w:snapToGrid w:val="0"/>
               <w:spacing w:lineRule="exact" w:line="320" w:before="0" w:after="0"/>
               <w:jc w:val="left"/>
             </w:pPr>
@@ -5467,6 +5718,7 @@
           </w:tcPr>
           <w:p>
             <w:pPr>
+              <w:snapToGrid w:val="0"/>
               <w:spacing w:lineRule="exact" w:line="320" w:before="0" w:after="0"/>
               <w:jc w:val="left"/>
             </w:pPr>
@@ -5485,13 +5737,15 @@
     </w:tbl>
     <w:p>
       <w:pPr>
+        <w:snapToGrid w:val="0"/>
         <w:spacing w:lineRule="exact" w:line="160" w:before="0" w:after="0"/>
         <w:jc w:val="both"/>
       </w:pPr>
     </w:p>
     <w:p>
       <w:pPr>
-        <w:spacing w:lineRule="exact" w:line="400" w:before="0" w:after="0"/>
+        <w:snapToGrid w:val="0"/>
+        <w:spacing w:lineRule="exact" w:line="440" w:before="0" w:after="0"/>
         <w:ind w:firstLineChars="200" w:firstLine="480"/>
         <w:jc w:val="both"/>
       </w:pPr>
@@ -5524,6 +5778,7 @@
     <w:p>
       <w:pPr>
         <w:keepNext/>
+        <w:snapToGrid w:val="0"/>
         <w:spacing w:lineRule="exact" w:line="440" w:before="160" w:after="40"/>
         <w:jc w:val="both"/>
       </w:pPr>
@@ -5533,12 +5788,4201 @@
           <w:b/>
           <w:sz w:val="24"/>
         </w:rPr>
-        <w:t>七、说明</w:t>
+        <w:t>八、页数校正与扩写</w:t>
       </w:r>
     </w:p>
     <w:p>
       <w:pPr>
-        <w:spacing w:lineRule="exact" w:line="400" w:before="0" w:after="0"/>
+        <w:snapToGrid w:val="0"/>
+        <w:spacing w:lineRule="exact" w:line="440" w:before="0" w:after="0"/>
+        <w:ind w:firstLineChars="200" w:firstLine="480"/>
+        <w:jc w:val="both"/>
+      </w:pPr>
+      <w:r>
+        <w:rPr>
+          <w:rFonts w:ascii="Times New Roman" w:hAnsi="Times New Roman" w:eastAsia="宋体" w:cs="Times New Roman"/>
+          <w:b w:val="0"/>
+          <w:sz w:val="24"/>
+        </w:rPr>
+        <w:t>用户在Word中打开第三轮后的定稿，显示为21页，而此前LibreOffice渲染为30页。经排查，原因在于官方模板的节设置了行网格（docGrid，行距15.6磅），LibreOffice将每行固定值行距吸附到两个网格行上（约31磅/行），Word则不吸附。此前的页数核对因此高估约1.4倍。已在生成的全部段落上关闭网格吸附，使LibreOffice与Word一致；另编写独立的版式估算程序，以用户在Word中看到的21页校准，作为主要页数依据。随后改用官方模板正文段落的固定值22磅行距，并按“立项依据约30%、研究内容约50%、研究基础约20%”的比例扩写实质内容（文献综述、方法细节、研究基础与转化路径），参考文献由50条增至69条。</w:t>
+      </w:r>
+    </w:p>
+    <w:p>
+      <w:pPr>
+        <w:keepNext/>
+        <w:snapToGrid w:val="0"/>
+        <w:spacing w:lineRule="exact" w:line="440" w:before="160" w:after="40"/>
+        <w:jc w:val="both"/>
+      </w:pPr>
+      <w:r>
+        <w:rPr>
+          <w:rFonts w:ascii="Times New Roman" w:hAnsi="Times New Roman" w:eastAsia="黑体" w:cs="Times New Roman"/>
+          <w:b/>
+          <w:sz w:val="24"/>
+        </w:rPr>
+        <w:t>九、第四轮（扩写后）四维对抗式审查</w:t>
+      </w:r>
+    </w:p>
+    <w:p>
+      <w:pPr>
+        <w:keepNext/>
+        <w:snapToGrid w:val="0"/>
+        <w:spacing w:lineRule="exact" w:line="440" w:before="80" w:after="0"/>
+        <w:jc w:val="both"/>
+      </w:pPr>
+      <w:r>
+        <w:rPr>
+          <w:rFonts w:ascii="Times New Roman" w:hAnsi="Times New Roman" w:eastAsia="宋体" w:cs="Times New Roman"/>
+          <w:b/>
+          <w:sz w:val="24"/>
+        </w:rPr>
+        <w:t>规范与模板合规（发现问题 26 条）</w:t>
+      </w:r>
+    </w:p>
+    <w:p>
+      <w:pPr>
+        <w:keepNext/>
+        <w:snapToGrid w:val="0"/>
+        <w:spacing w:lineRule="exact" w:line="360" w:before="120" w:after="40"/>
+        <w:jc w:val="center"/>
+      </w:pPr>
+      <w:r>
+        <w:rPr>
+          <w:rFonts w:ascii="Times New Roman" w:hAnsi="Times New Roman" w:eastAsia="黑体" w:cs="Times New Roman"/>
+          <w:b w:val="0"/>
+          <w:sz w:val="21"/>
+        </w:rPr>
+        <w:t>表 第四轮·规范与模板合规</w:t>
+      </w:r>
+    </w:p>
+    <w:tbl>
+      <w:tblPr>
+        <w:tblW w:w="5000" w:type="pct"/>
+        <w:jc w:val="center"/>
+        <w:tblBorders>
+          <w:top w:val="single" w:sz="6" w:space="0" w:color="000000"/>
+          <w:left w:val="single" w:sz="6" w:space="0" w:color="000000"/>
+          <w:bottom w:val="single" w:sz="6" w:space="0" w:color="000000"/>
+          <w:right w:val="single" w:sz="6" w:space="0" w:color="000000"/>
+          <w:insideH w:val="single" w:sz="6" w:space="0" w:color="000000"/>
+          <w:insideV w:val="single" w:sz="6" w:space="0" w:color="000000"/>
+        </w:tblBorders>
+        <w:tblLayout w:type="fixed"/>
+        <w:tblLook w:firstColumn="1" w:firstRow="1" w:lastColumn="0" w:lastRow="0" w:noHBand="0" w:noVBand="1" w:val="04A0"/>
+      </w:tblPr>
+      <w:tblGrid>
+        <w:gridCol w:w="2483"/>
+        <w:gridCol w:w="1324"/>
+        <w:gridCol w:w="4470"/>
+      </w:tblGrid>
+      <w:tr>
+        <w:trPr>
+          <w:tblHeader w:val="true"/>
+        </w:trPr>
+        <w:tc>
+          <w:tcPr>
+            <w:tcW w:type="dxa" w:w="2483"/>
+            <w:shd w:val="clear" w:color="auto" w:fill="DCE6F1"/>
+          </w:tcPr>
+          <w:p>
+            <w:pPr>
+              <w:snapToGrid w:val="0"/>
+              <w:spacing w:lineRule="exact" w:line="320" w:before="0" w:after="0"/>
+              <w:jc w:val="center"/>
+            </w:pPr>
+            <w:r/>
+            <w:r>
+              <w:rPr>
+                <w:rFonts w:ascii="Times New Roman" w:hAnsi="Times New Roman" w:eastAsia="黑体" w:cs="Times New Roman"/>
+                <w:b/>
+                <w:sz w:val="21"/>
+              </w:rPr>
+              <w:t>审查项</w:t>
+            </w:r>
+          </w:p>
+        </w:tc>
+        <w:tc>
+          <w:tcPr>
+            <w:tcW w:type="dxa" w:w="1324"/>
+            <w:shd w:val="clear" w:color="auto" w:fill="DCE6F1"/>
+          </w:tcPr>
+          <w:p>
+            <w:pPr>
+              <w:snapToGrid w:val="0"/>
+              <w:spacing w:lineRule="exact" w:line="320" w:before="0" w:after="0"/>
+              <w:jc w:val="center"/>
+            </w:pPr>
+            <w:r/>
+            <w:r>
+              <w:rPr>
+                <w:rFonts w:ascii="Times New Roman" w:hAnsi="Times New Roman" w:eastAsia="黑体" w:cs="Times New Roman"/>
+                <w:b/>
+                <w:sz w:val="21"/>
+              </w:rPr>
+              <w:t>结论</w:t>
+            </w:r>
+          </w:p>
+        </w:tc>
+        <w:tc>
+          <w:tcPr>
+            <w:tcW w:type="dxa" w:w="4470"/>
+            <w:shd w:val="clear" w:color="auto" w:fill="DCE6F1"/>
+          </w:tcPr>
+          <w:p>
+            <w:pPr>
+              <w:snapToGrid w:val="0"/>
+              <w:spacing w:lineRule="exact" w:line="320" w:before="0" w:after="0"/>
+              <w:jc w:val="center"/>
+            </w:pPr>
+            <w:r/>
+            <w:r>
+              <w:rPr>
+                <w:rFonts w:ascii="Times New Roman" w:hAnsi="Times New Roman" w:eastAsia="黑体" w:cs="Times New Roman"/>
+                <w:b/>
+                <w:sz w:val="21"/>
+              </w:rPr>
+              <w:t>依据摘要</w:t>
+            </w:r>
+          </w:p>
+        </w:tc>
+      </w:tr>
+      <w:tr>
+        <w:tc>
+          <w:tcPr>
+            <w:tcW w:type="dxa" w:w="2483"/>
+          </w:tcPr>
+          <w:p>
+            <w:pPr>
+              <w:snapToGrid w:val="0"/>
+              <w:spacing w:lineRule="exact" w:line="320" w:before="0" w:after="0"/>
+              <w:jc w:val="left"/>
+            </w:pPr>
+            <w:r/>
+            <w:r>
+              <w:rPr>
+                <w:rFonts w:ascii="Times New Roman" w:hAnsi="Times New Roman" w:eastAsia="宋体" w:cs="Times New Roman"/>
+                <w:b w:val="0"/>
+                <w:sz w:val="21"/>
+              </w:rPr>
+              <w:t>模板标题逐字一致且完整…</w:t>
+            </w:r>
+          </w:p>
+        </w:tc>
+        <w:tc>
+          <w:tcPr>
+            <w:tcW w:type="dxa" w:w="1324"/>
+          </w:tcPr>
+          <w:p>
+            <w:pPr>
+              <w:snapToGrid w:val="0"/>
+              <w:spacing w:lineRule="exact" w:line="320" w:before="0" w:after="0"/>
+              <w:jc w:val="left"/>
+            </w:pPr>
+            <w:r/>
+            <w:r>
+              <w:rPr>
+                <w:rFonts w:ascii="Times New Roman" w:hAnsi="Times New Roman" w:eastAsia="宋体" w:cs="Times New Roman"/>
+                <w:b w:val="0"/>
+                <w:sz w:val="21"/>
+              </w:rPr>
+              <w:t>通过</w:t>
+            </w:r>
+          </w:p>
+        </w:tc>
+        <w:tc>
+          <w:tcPr>
+            <w:tcW w:type="dxa" w:w="4470"/>
+          </w:tcPr>
+          <w:p>
+            <w:pPr>
+              <w:snapToGrid w:val="0"/>
+              <w:spacing w:lineRule="exact" w:line="320" w:before="0" w:after="0"/>
+              <w:jc w:val="left"/>
+            </w:pPr>
+            <w:r/>
+            <w:r>
+              <w:rPr>
+                <w:rFonts w:ascii="Times New Roman" w:hAnsi="Times New Roman" w:eastAsia="宋体" w:cs="Times New Roman"/>
+                <w:b w:val="0"/>
+                <w:sz w:val="21"/>
+              </w:rPr>
+              <w:t>全部15个提纲条目及引导段均逐字、按顺序出现在build/y…</w:t>
+            </w:r>
+          </w:p>
+        </w:tc>
+      </w:tr>
+      <w:tr>
+        <w:tc>
+          <w:tcPr>
+            <w:tcW w:type="dxa" w:w="2483"/>
+          </w:tcPr>
+          <w:p>
+            <w:pPr>
+              <w:snapToGrid w:val="0"/>
+              <w:spacing w:lineRule="exact" w:line="320" w:before="0" w:after="0"/>
+              <w:jc w:val="left"/>
+            </w:pPr>
+            <w:r/>
+            <w:r>
+              <w:rPr>
+                <w:rFonts w:ascii="Times New Roman" w:hAnsi="Times New Roman" w:eastAsia="宋体" w:cs="Times New Roman"/>
+                <w:b w:val="0"/>
+                <w:sz w:val="21"/>
+              </w:rPr>
+              <w:t>页数（目标为恰好30整页…</w:t>
+            </w:r>
+          </w:p>
+        </w:tc>
+        <w:tc>
+          <w:tcPr>
+            <w:tcW w:type="dxa" w:w="1324"/>
+          </w:tcPr>
+          <w:p>
+            <w:pPr>
+              <w:snapToGrid w:val="0"/>
+              <w:spacing w:lineRule="exact" w:line="320" w:before="0" w:after="0"/>
+              <w:jc w:val="left"/>
+            </w:pPr>
+            <w:r/>
+            <w:r>
+              <w:rPr>
+                <w:rFonts w:ascii="Times New Roman" w:hAnsi="Times New Roman" w:eastAsia="宋体" w:cs="Times New Roman"/>
+                <w:b w:val="0"/>
+                <w:sz w:val="21"/>
+              </w:rPr>
+              <w:t>不通过</w:t>
+            </w:r>
+          </w:p>
+        </w:tc>
+        <w:tc>
+          <w:tcPr>
+            <w:tcW w:type="dxa" w:w="4470"/>
+          </w:tcPr>
+          <w:p>
+            <w:pPr>
+              <w:snapToGrid w:val="0"/>
+              <w:spacing w:lineRule="exact" w:line="320" w:before="0" w:after="0"/>
+              <w:jc w:val="left"/>
+            </w:pPr>
+            <w:r/>
+            <w:r>
+              <w:rPr>
+                <w:rFonts w:ascii="Times New Roman" w:hAnsi="Times New Roman" w:eastAsia="宋体" w:cs="Times New Roman"/>
+                <w:b w:val="0"/>
+                <w:sz w:val="21"/>
+              </w:rPr>
+              <w:t>build_yrd.sh输出pages=31 last_page_lines=20，即19行正文另加页码…</w:t>
+            </w:r>
+          </w:p>
+        </w:tc>
+      </w:tr>
+      <w:tr>
+        <w:tc>
+          <w:tcPr>
+            <w:tcW w:type="dxa" w:w="2483"/>
+          </w:tcPr>
+          <w:p>
+            <w:pPr>
+              <w:snapToGrid w:val="0"/>
+              <w:spacing w:lineRule="exact" w:line="320" w:before="0" w:after="0"/>
+              <w:jc w:val="left"/>
+            </w:pPr>
+            <w:r/>
+            <w:r>
+              <w:rPr>
+                <w:rFonts w:ascii="Times New Roman" w:hAnsi="Times New Roman" w:eastAsia="宋体" w:cs="Times New Roman"/>
+                <w:b w:val="0"/>
+                <w:sz w:val="21"/>
+              </w:rPr>
+              <w:t>渲染器与Word的一致性（用户的…</w:t>
+            </w:r>
+          </w:p>
+        </w:tc>
+        <w:tc>
+          <w:tcPr>
+            <w:tcW w:type="dxa" w:w="1324"/>
+          </w:tcPr>
+          <w:p>
+            <w:pPr>
+              <w:snapToGrid w:val="0"/>
+              <w:spacing w:lineRule="exact" w:line="320" w:before="0" w:after="0"/>
+              <w:jc w:val="left"/>
+            </w:pPr>
+            <w:r/>
+            <w:r>
+              <w:rPr>
+                <w:rFonts w:ascii="Times New Roman" w:hAnsi="Times New Roman" w:eastAsia="宋体" w:cs="Times New Roman"/>
+                <w:b w:val="0"/>
+                <w:sz w:val="21"/>
+              </w:rPr>
+              <w:t>基本通过（小问题）</w:t>
+            </w:r>
+          </w:p>
+        </w:tc>
+        <w:tc>
+          <w:tcPr>
+            <w:tcW w:type="dxa" w:w="4470"/>
+          </w:tcPr>
+          <w:p>
+            <w:pPr>
+              <w:snapToGrid w:val="0"/>
+              <w:spacing w:lineRule="exact" w:line="320" w:before="0" w:after="0"/>
+              <w:jc w:val="left"/>
+            </w:pPr>
+            <w:r/>
+            <w:r>
+              <w:rPr>
+                <w:rFonts w:ascii="Times New Roman" w:hAnsi="Times New Roman" w:eastAsia="宋体" w:cs="Times New Roman"/>
+                <w:b w:val="0"/>
+                <w:sz w:val="21"/>
+              </w:rPr>
+              <w:t>诊断正确。模板的docGrid type=lines linePitch=312（15.6 pt）使L…</w:t>
+            </w:r>
+          </w:p>
+        </w:tc>
+      </w:tr>
+      <w:tr>
+        <w:tc>
+          <w:tcPr>
+            <w:tcW w:type="dxa" w:w="2483"/>
+          </w:tcPr>
+          <w:p>
+            <w:pPr>
+              <w:snapToGrid w:val="0"/>
+              <w:spacing w:lineRule="exact" w:line="320" w:before="0" w:after="0"/>
+              <w:jc w:val="left"/>
+            </w:pPr>
+            <w:r/>
+            <w:r>
+              <w:rPr>
+                <w:rFonts w:ascii="Times New Roman" w:hAnsi="Times New Roman" w:eastAsia="宋体" w:cs="Times New Roman"/>
+                <w:b w:val="0"/>
+                <w:sz w:val="21"/>
+              </w:rPr>
+              <w:t>（二）（三）（四）中的规定要素</w:t>
+            </w:r>
+          </w:p>
+        </w:tc>
+        <w:tc>
+          <w:tcPr>
+            <w:tcW w:type="dxa" w:w="1324"/>
+          </w:tcPr>
+          <w:p>
+            <w:pPr>
+              <w:snapToGrid w:val="0"/>
+              <w:spacing w:lineRule="exact" w:line="320" w:before="0" w:after="0"/>
+              <w:jc w:val="left"/>
+            </w:pPr>
+            <w:r/>
+            <w:r>
+              <w:rPr>
+                <w:rFonts w:ascii="Times New Roman" w:hAnsi="Times New Roman" w:eastAsia="宋体" w:cs="Times New Roman"/>
+                <w:b w:val="0"/>
+                <w:sz w:val="21"/>
+              </w:rPr>
+              <w:t>通过</w:t>
+            </w:r>
+          </w:p>
+        </w:tc>
+        <w:tc>
+          <w:tcPr>
+            <w:tcW w:type="dxa" w:w="4470"/>
+          </w:tcPr>
+          <w:p>
+            <w:pPr>
+              <w:snapToGrid w:val="0"/>
+              <w:spacing w:lineRule="exact" w:line="320" w:before="0" w:after="0"/>
+              <w:jc w:val="left"/>
+            </w:pPr>
+            <w:r/>
+            <w:r>
+              <w:rPr>
+                <w:rFonts w:ascii="Times New Roman" w:hAnsi="Times New Roman" w:eastAsia="宋体" w:cs="Times New Roman"/>
+                <w:b w:val="0"/>
+                <w:sz w:val="21"/>
+              </w:rPr>
+              <w:t>（二）：含“5. 特色与创新点”及“6. 年度研究计划”（附表2）。（三）1：前期研究积累、已取得的研究工作成绩及研究风险的应对…</w:t>
+            </w:r>
+          </w:p>
+        </w:tc>
+      </w:tr>
+      <w:tr>
+        <w:tc>
+          <w:tcPr>
+            <w:tcW w:type="dxa" w:w="2483"/>
+          </w:tcPr>
+          <w:p>
+            <w:pPr>
+              <w:snapToGrid w:val="0"/>
+              <w:spacing w:lineRule="exact" w:line="320" w:before="0" w:after="0"/>
+              <w:jc w:val="left"/>
+            </w:pPr>
+            <w:r/>
+            <w:r>
+              <w:rPr>
+                <w:rFonts w:ascii="Times New Roman" w:hAnsi="Times New Roman" w:eastAsia="宋体" w:cs="Times New Roman"/>
+                <w:b w:val="0"/>
+                <w:sz w:val="21"/>
+              </w:rPr>
+              <w:t>NSFC规定（AI使用声明位于开头及…</w:t>
+            </w:r>
+          </w:p>
+        </w:tc>
+        <w:tc>
+          <w:tcPr>
+            <w:tcW w:type="dxa" w:w="1324"/>
+          </w:tcPr>
+          <w:p>
+            <w:pPr>
+              <w:snapToGrid w:val="0"/>
+              <w:spacing w:lineRule="exact" w:line="320" w:before="0" w:after="0"/>
+              <w:jc w:val="left"/>
+            </w:pPr>
+            <w:r/>
+            <w:r>
+              <w:rPr>
+                <w:rFonts w:ascii="Times New Roman" w:hAnsi="Times New Roman" w:eastAsia="宋体" w:cs="Times New Roman"/>
+                <w:b w:val="0"/>
+                <w:sz w:val="21"/>
+              </w:rPr>
+              <w:t>基本通过（小问题）</w:t>
+            </w:r>
+          </w:p>
+        </w:tc>
+        <w:tc>
+          <w:tcPr>
+            <w:tcW w:type="dxa" w:w="4470"/>
+          </w:tcPr>
+          <w:p>
+            <w:pPr>
+              <w:snapToGrid w:val="0"/>
+              <w:spacing w:lineRule="exact" w:line="320" w:before="0" w:after="0"/>
+              <w:jc w:val="left"/>
+            </w:pPr>
+            <w:r/>
+            <w:r>
+              <w:rPr>
+                <w:rFonts w:ascii="Times New Roman" w:hAnsi="Times New Roman" w:eastAsia="宋体" w:cs="Times New Roman"/>
+                <w:b w:val="0"/>
+                <w:sz w:val="21"/>
+              </w:rPr>
+              <w:t>开头有AI说明（“注：本正文使用了生成式人工智能辅助撰写与制图，详见（四）5（3）。”），另有完整声…</w:t>
+            </w:r>
+          </w:p>
+        </w:tc>
+      </w:tr>
+      <w:tr>
+        <w:tc>
+          <w:tcPr>
+            <w:tcW w:type="dxa" w:w="2483"/>
+          </w:tcPr>
+          <w:p>
+            <w:pPr>
+              <w:snapToGrid w:val="0"/>
+              <w:spacing w:lineRule="exact" w:line="320" w:before="0" w:after="0"/>
+              <w:jc w:val="left"/>
+            </w:pPr>
+            <w:r/>
+            <w:r>
+              <w:rPr>
+                <w:rFonts w:ascii="Times New Roman" w:hAnsi="Times New Roman" w:eastAsia="宋体" w:cs="Times New Roman"/>
+                <w:b w:val="0"/>
+                <w:sz w:val="21"/>
+              </w:rPr>
+              <w:t>参考文献：GB/T 7714一致性与排…</w:t>
+            </w:r>
+          </w:p>
+        </w:tc>
+        <w:tc>
+          <w:tcPr>
+            <w:tcW w:type="dxa" w:w="1324"/>
+          </w:tcPr>
+          <w:p>
+            <w:pPr>
+              <w:snapToGrid w:val="0"/>
+              <w:spacing w:lineRule="exact" w:line="320" w:before="0" w:after="0"/>
+              <w:jc w:val="left"/>
+            </w:pPr>
+            <w:r/>
+            <w:r>
+              <w:rPr>
+                <w:rFonts w:ascii="Times New Roman" w:hAnsi="Times New Roman" w:eastAsia="宋体" w:cs="Times New Roman"/>
+                <w:b w:val="0"/>
+                <w:sz w:val="21"/>
+              </w:rPr>
+              <w:t>基本通过（小问题）</w:t>
+            </w:r>
+          </w:p>
+        </w:tc>
+        <w:tc>
+          <w:tcPr>
+            <w:tcW w:type="dxa" w:w="4470"/>
+          </w:tcPr>
+          <w:p>
+            <w:pPr>
+              <w:snapToGrid w:val="0"/>
+              <w:spacing w:lineRule="exact" w:line="320" w:before="0" w:after="0"/>
+              <w:jc w:val="left"/>
+            </w:pPr>
+            <w:r/>
+            <w:r>
+              <w:rPr>
+                <w:rFonts w:ascii="Times New Roman" w:hAnsi="Times New Roman" w:eastAsia="宋体" w:cs="Times New Roman"/>
+                <w:b w:val="0"/>
+                <w:sz w:val="21"/>
+              </w:rPr>
+              <w:t>共67条不重复文献（上限70条）。所有文献键均见于写作简报§8/§8b；经脚本检查发现…</w:t>
+            </w:r>
+          </w:p>
+        </w:tc>
+      </w:tr>
+      <w:tr>
+        <w:tc>
+          <w:tcPr>
+            <w:tcW w:type="dxa" w:w="2483"/>
+          </w:tcPr>
+          <w:p>
+            <w:pPr>
+              <w:snapToGrid w:val="0"/>
+              <w:spacing w:lineRule="exact" w:line="320" w:before="0" w:after="0"/>
+              <w:jc w:val="left"/>
+            </w:pPr>
+            <w:r/>
+            <w:r>
+              <w:rPr>
+                <w:rFonts w:ascii="Times New Roman" w:hAnsi="Times New Roman" w:eastAsia="宋体" w:cs="Times New Roman"/>
+                <w:b w:val="0"/>
+                <w:sz w:val="21"/>
+              </w:rPr>
+              <w:t>图表：编号、题注、…</w:t>
+            </w:r>
+          </w:p>
+        </w:tc>
+        <w:tc>
+          <w:tcPr>
+            <w:tcW w:type="dxa" w:w="1324"/>
+          </w:tcPr>
+          <w:p>
+            <w:pPr>
+              <w:snapToGrid w:val="0"/>
+              <w:spacing w:lineRule="exact" w:line="320" w:before="0" w:after="0"/>
+              <w:jc w:val="left"/>
+            </w:pPr>
+            <w:r/>
+            <w:r>
+              <w:rPr>
+                <w:rFonts w:ascii="Times New Roman" w:hAnsi="Times New Roman" w:eastAsia="宋体" w:cs="Times New Roman"/>
+                <w:b w:val="0"/>
+                <w:sz w:val="21"/>
+              </w:rPr>
+              <w:t>基本通过（小问题）</w:t>
+            </w:r>
+          </w:p>
+        </w:tc>
+        <w:tc>
+          <w:tcPr>
+            <w:tcW w:type="dxa" w:w="4470"/>
+          </w:tcPr>
+          <w:p>
+            <w:pPr>
+              <w:snapToGrid w:val="0"/>
+              <w:spacing w:lineRule="exact" w:line="320" w:before="0" w:after="0"/>
+              <w:jc w:val="left"/>
+            </w:pPr>
+            <w:r/>
+            <w:r>
+              <w:rPr>
+                <w:rFonts w:ascii="Times New Roman" w:hAnsi="Times New Roman" w:eastAsia="宋体" w:cs="Times New Roman"/>
+                <w:b w:val="0"/>
+                <w:sz w:val="21"/>
+              </w:rPr>
+              <w:t>图1 研究框架与图2 技术路线的图题位于图下方；表1 主要数据与获取状态和表2 年度研究计划与考核节点的表题…</w:t>
+            </w:r>
+          </w:p>
+        </w:tc>
+      </w:tr>
+      <w:tr>
+        <w:tc>
+          <w:tcPr>
+            <w:tcW w:type="dxa" w:w="2483"/>
+          </w:tcPr>
+          <w:p>
+            <w:pPr>
+              <w:snapToGrid w:val="0"/>
+              <w:spacing w:lineRule="exact" w:line="320" w:before="0" w:after="0"/>
+              <w:jc w:val="left"/>
+            </w:pPr>
+            <w:r/>
+            <w:r>
+              <w:rPr>
+                <w:rFonts w:ascii="Times New Roman" w:hAnsi="Times New Roman" w:eastAsia="宋体" w:cs="Times New Roman"/>
+                <w:b w:val="0"/>
+                <w:sz w:val="21"/>
+              </w:rPr>
+              <w:t>缩写在首次出现时给出定义</w:t>
+            </w:r>
+          </w:p>
+        </w:tc>
+        <w:tc>
+          <w:tcPr>
+            <w:tcW w:type="dxa" w:w="1324"/>
+          </w:tcPr>
+          <w:p>
+            <w:pPr>
+              <w:snapToGrid w:val="0"/>
+              <w:spacing w:lineRule="exact" w:line="320" w:before="0" w:after="0"/>
+              <w:jc w:val="left"/>
+            </w:pPr>
+            <w:r/>
+            <w:r>
+              <w:rPr>
+                <w:rFonts w:ascii="Times New Roman" w:hAnsi="Times New Roman" w:eastAsia="宋体" w:cs="Times New Roman"/>
+                <w:b w:val="0"/>
+                <w:sz w:val="21"/>
+              </w:rPr>
+              <w:t>基本通过（小问题）</w:t>
+            </w:r>
+          </w:p>
+        </w:tc>
+        <w:tc>
+          <w:tcPr>
+            <w:tcW w:type="dxa" w:w="4470"/>
+          </w:tcPr>
+          <w:p>
+            <w:pPr>
+              <w:snapToGrid w:val="0"/>
+              <w:spacing w:lineRule="exact" w:line="320" w:before="0" w:after="0"/>
+              <w:jc w:val="left"/>
+            </w:pPr>
+            <w:r/>
+            <w:r>
+              <w:rPr>
+                <w:rFonts w:ascii="Times New Roman" w:hAnsi="Times New Roman" w:eastAsia="宋体" w:cs="Times New Roman"/>
+                <w:b w:val="0"/>
+                <w:sz w:val="21"/>
+              </w:rPr>
+              <w:t>LST、LCZ、Ta、Tmrt、UTCI、DLNM、DCP、YRD-HES、KQ、GAM、SHAP、DID、OD、QAIC、BLUP、CLCD、IS…</w:t>
+            </w:r>
+          </w:p>
+        </w:tc>
+      </w:tr>
+      <w:tr>
+        <w:tc>
+          <w:tcPr>
+            <w:tcW w:type="dxa" w:w="2483"/>
+          </w:tcPr>
+          <w:p>
+            <w:pPr>
+              <w:snapToGrid w:val="0"/>
+              <w:spacing w:lineRule="exact" w:line="320" w:before="0" w:after="0"/>
+              <w:jc w:val="left"/>
+            </w:pPr>
+            <w:r/>
+            <w:r>
+              <w:rPr>
+                <w:rFonts w:ascii="Times New Roman" w:hAnsi="Times New Roman" w:eastAsia="宋体" w:cs="Times New Roman"/>
+                <w:b w:val="0"/>
+                <w:sz w:val="21"/>
+              </w:rPr>
+              <w:t>单位、数字与标点</w:t>
+            </w:r>
+          </w:p>
+        </w:tc>
+        <w:tc>
+          <w:tcPr>
+            <w:tcW w:type="dxa" w:w="1324"/>
+          </w:tcPr>
+          <w:p>
+            <w:pPr>
+              <w:snapToGrid w:val="0"/>
+              <w:spacing w:lineRule="exact" w:line="320" w:before="0" w:after="0"/>
+              <w:jc w:val="left"/>
+            </w:pPr>
+            <w:r/>
+            <w:r>
+              <w:rPr>
+                <w:rFonts w:ascii="Times New Roman" w:hAnsi="Times New Roman" w:eastAsia="宋体" w:cs="Times New Roman"/>
+                <w:b w:val="0"/>
+                <w:sz w:val="21"/>
+              </w:rPr>
+              <w:t>基本通过（小问题）</w:t>
+            </w:r>
+          </w:p>
+        </w:tc>
+        <w:tc>
+          <w:tcPr>
+            <w:tcW w:type="dxa" w:w="4470"/>
+          </w:tcPr>
+          <w:p>
+            <w:pPr>
+              <w:snapToGrid w:val="0"/>
+              <w:spacing w:lineRule="exact" w:line="320" w:before="0" w:after="0"/>
+              <w:jc w:val="left"/>
+            </w:pPr>
+            <w:r/>
+            <w:r>
+              <w:rPr>
+                <w:rFonts w:ascii="Times New Roman" w:hAnsi="Times New Roman" w:eastAsia="宋体" w:cs="Times New Roman"/>
+                <w:b w:val="0"/>
+                <w:sz w:val="21"/>
+              </w:rPr>
+              <w:t>正文统一使用“°C”（未用℃），单位前留空格（30 m、1 km、500 m、30 min）…</w:t>
+            </w:r>
+          </w:p>
+        </w:tc>
+      </w:tr>
+      <w:tr>
+        <w:tc>
+          <w:tcPr>
+            <w:tcW w:type="dxa" w:w="2483"/>
+          </w:tcPr>
+          <w:p>
+            <w:pPr>
+              <w:snapToGrid w:val="0"/>
+              <w:spacing w:lineRule="exact" w:line="320" w:before="0" w:after="0"/>
+              <w:jc w:val="left"/>
+            </w:pPr>
+            <w:r/>
+            <w:r>
+              <w:rPr>
+                <w:rFonts w:ascii="Times New Roman" w:hAnsi="Times New Roman" w:eastAsia="宋体" w:cs="Times New Roman"/>
+                <w:b w:val="0"/>
+                <w:sz w:val="21"/>
+              </w:rPr>
+              <w:t>硬性规则：不编造事实，</w:t>
+            </w:r>
+            <w:r>
+              <w:rPr>
+                <w:rFonts w:ascii="Times New Roman" w:hAnsi="Times New Roman" w:eastAsia="宋体" w:cs="Times New Roman"/>
+                <w:b w:val="0"/>
+                <w:sz w:val="21"/>
+                <w:highlight w:val="yellow"/>
+              </w:rPr>
+              <w:t>【待确认】</w:t>
+            </w:r>
+            <w:r>
+              <w:rPr>
+                <w:rFonts w:ascii="Times New Roman" w:hAnsi="Times New Roman" w:eastAsia="宋体" w:cs="Times New Roman"/>
+                <w:b w:val="0"/>
+                <w:sz w:val="21"/>
+              </w:rPr>
+              <w:t>标注于…</w:t>
+            </w:r>
+          </w:p>
+        </w:tc>
+        <w:tc>
+          <w:tcPr>
+            <w:tcW w:type="dxa" w:w="1324"/>
+          </w:tcPr>
+          <w:p>
+            <w:pPr>
+              <w:snapToGrid w:val="0"/>
+              <w:spacing w:lineRule="exact" w:line="320" w:before="0" w:after="0"/>
+              <w:jc w:val="left"/>
+            </w:pPr>
+            <w:r/>
+            <w:r>
+              <w:rPr>
+                <w:rFonts w:ascii="Times New Roman" w:hAnsi="Times New Roman" w:eastAsia="宋体" w:cs="Times New Roman"/>
+                <w:b w:val="0"/>
+                <w:sz w:val="21"/>
+              </w:rPr>
+              <w:t>基本通过（小问题）</w:t>
+            </w:r>
+          </w:p>
+        </w:tc>
+        <w:tc>
+          <w:tcPr>
+            <w:tcW w:type="dxa" w:w="4470"/>
+          </w:tcPr>
+          <w:p>
+            <w:pPr>
+              <w:snapToGrid w:val="0"/>
+              <w:spacing w:lineRule="exact" w:line="320" w:before="0" w:after="0"/>
+              <w:jc w:val="left"/>
+            </w:pPr>
+            <w:r/>
+            <w:r>
+              <w:rPr>
+                <w:rFonts w:ascii="Times New Roman" w:hAnsi="Times New Roman" w:eastAsia="宋体" w:cs="Times New Roman"/>
+                <w:b w:val="0"/>
+                <w:sz w:val="21"/>
+              </w:rPr>
+              <w:t>将新增立项依据中的数字与写作简报§7、§8抽查核对，未发现编造数值：6.3万…</w:t>
+            </w:r>
+          </w:p>
+        </w:tc>
+      </w:tr>
+    </w:tbl>
+    <w:p>
+      <w:pPr>
+        <w:snapToGrid w:val="0"/>
+        <w:spacing w:lineRule="exact" w:line="160" w:before="0" w:after="0"/>
+        <w:jc w:val="both"/>
+      </w:pPr>
+    </w:p>
+    <w:p>
+      <w:pPr>
+        <w:keepNext/>
+        <w:snapToGrid w:val="0"/>
+        <w:spacing w:lineRule="exact" w:line="440" w:before="80" w:after="0"/>
+        <w:jc w:val="both"/>
+      </w:pPr>
+      <w:r>
+        <w:rPr>
+          <w:rFonts w:ascii="Times New Roman" w:hAnsi="Times New Roman" w:eastAsia="宋体" w:cs="Times New Roman"/>
+          <w:b/>
+          <w:sz w:val="24"/>
+        </w:rPr>
+        <w:t>学术语言（发现问题 85 条）</w:t>
+      </w:r>
+    </w:p>
+    <w:p>
+      <w:pPr>
+        <w:keepNext/>
+        <w:snapToGrid w:val="0"/>
+        <w:spacing w:lineRule="exact" w:line="360" w:before="120" w:after="40"/>
+        <w:jc w:val="center"/>
+      </w:pPr>
+      <w:r>
+        <w:rPr>
+          <w:rFonts w:ascii="Times New Roman" w:hAnsi="Times New Roman" w:eastAsia="黑体" w:cs="Times New Roman"/>
+          <w:b w:val="0"/>
+          <w:sz w:val="21"/>
+        </w:rPr>
+        <w:t>表 第四轮·学术语言</w:t>
+      </w:r>
+    </w:p>
+    <w:tbl>
+      <w:tblPr>
+        <w:tblW w:w="5000" w:type="pct"/>
+        <w:jc w:val="center"/>
+        <w:tblBorders>
+          <w:top w:val="single" w:sz="6" w:space="0" w:color="000000"/>
+          <w:left w:val="single" w:sz="6" w:space="0" w:color="000000"/>
+          <w:bottom w:val="single" w:sz="6" w:space="0" w:color="000000"/>
+          <w:right w:val="single" w:sz="6" w:space="0" w:color="000000"/>
+          <w:insideH w:val="single" w:sz="6" w:space="0" w:color="000000"/>
+          <w:insideV w:val="single" w:sz="6" w:space="0" w:color="000000"/>
+        </w:tblBorders>
+        <w:tblLayout w:type="fixed"/>
+        <w:tblLook w:firstColumn="1" w:firstRow="1" w:lastColumn="0" w:lastRow="0" w:noHBand="0" w:noVBand="1" w:val="04A0"/>
+      </w:tblPr>
+      <w:tblGrid>
+        <w:gridCol w:w="2483"/>
+        <w:gridCol w:w="1324"/>
+        <w:gridCol w:w="4470"/>
+      </w:tblGrid>
+      <w:tr>
+        <w:trPr>
+          <w:tblHeader w:val="true"/>
+        </w:trPr>
+        <w:tc>
+          <w:tcPr>
+            <w:tcW w:type="dxa" w:w="2483"/>
+            <w:shd w:val="clear" w:color="auto" w:fill="DCE6F1"/>
+          </w:tcPr>
+          <w:p>
+            <w:pPr>
+              <w:snapToGrid w:val="0"/>
+              <w:spacing w:lineRule="exact" w:line="320" w:before="0" w:after="0"/>
+              <w:jc w:val="center"/>
+            </w:pPr>
+            <w:r/>
+            <w:r>
+              <w:rPr>
+                <w:rFonts w:ascii="Times New Roman" w:hAnsi="Times New Roman" w:eastAsia="黑体" w:cs="Times New Roman"/>
+                <w:b/>
+                <w:sz w:val="21"/>
+              </w:rPr>
+              <w:t>审查项</w:t>
+            </w:r>
+          </w:p>
+        </w:tc>
+        <w:tc>
+          <w:tcPr>
+            <w:tcW w:type="dxa" w:w="1324"/>
+            <w:shd w:val="clear" w:color="auto" w:fill="DCE6F1"/>
+          </w:tcPr>
+          <w:p>
+            <w:pPr>
+              <w:snapToGrid w:val="0"/>
+              <w:spacing w:lineRule="exact" w:line="320" w:before="0" w:after="0"/>
+              <w:jc w:val="center"/>
+            </w:pPr>
+            <w:r/>
+            <w:r>
+              <w:rPr>
+                <w:rFonts w:ascii="Times New Roman" w:hAnsi="Times New Roman" w:eastAsia="黑体" w:cs="Times New Roman"/>
+                <w:b/>
+                <w:sz w:val="21"/>
+              </w:rPr>
+              <w:t>结论</w:t>
+            </w:r>
+          </w:p>
+        </w:tc>
+        <w:tc>
+          <w:tcPr>
+            <w:tcW w:type="dxa" w:w="4470"/>
+            <w:shd w:val="clear" w:color="auto" w:fill="DCE6F1"/>
+          </w:tcPr>
+          <w:p>
+            <w:pPr>
+              <w:snapToGrid w:val="0"/>
+              <w:spacing w:lineRule="exact" w:line="320" w:before="0" w:after="0"/>
+              <w:jc w:val="center"/>
+            </w:pPr>
+            <w:r/>
+            <w:r>
+              <w:rPr>
+                <w:rFonts w:ascii="Times New Roman" w:hAnsi="Times New Roman" w:eastAsia="黑体" w:cs="Times New Roman"/>
+                <w:b/>
+                <w:sz w:val="21"/>
+              </w:rPr>
+              <w:t>依据摘要</w:t>
+            </w:r>
+          </w:p>
+        </w:tc>
+      </w:tr>
+      <w:tr>
+        <w:tc>
+          <w:tcPr>
+            <w:tcW w:type="dxa" w:w="2483"/>
+          </w:tcPr>
+          <w:p>
+            <w:pPr>
+              <w:snapToGrid w:val="0"/>
+              <w:spacing w:lineRule="exact" w:line="320" w:before="0" w:after="0"/>
+              <w:jc w:val="left"/>
+            </w:pPr>
+            <w:r/>
+            <w:r>
+              <w:rPr>
+                <w:rFonts w:ascii="Times New Roman" w:hAnsi="Times New Roman" w:eastAsia="宋体" w:cs="Times New Roman"/>
+                <w:b w:val="0"/>
+                <w:sz w:val="21"/>
+              </w:rPr>
+              <w:t>术语一致性</w:t>
+            </w:r>
+          </w:p>
+        </w:tc>
+        <w:tc>
+          <w:tcPr>
+            <w:tcW w:type="dxa" w:w="1324"/>
+          </w:tcPr>
+          <w:p>
+            <w:pPr>
+              <w:snapToGrid w:val="0"/>
+              <w:spacing w:lineRule="exact" w:line="320" w:before="0" w:after="0"/>
+              <w:jc w:val="left"/>
+            </w:pPr>
+            <w:r/>
+            <w:r>
+              <w:rPr>
+                <w:rFonts w:ascii="Times New Roman" w:hAnsi="Times New Roman" w:eastAsia="宋体" w:cs="Times New Roman"/>
+                <w:b w:val="0"/>
+                <w:sz w:val="21"/>
+              </w:rPr>
+              <w:t>基本通过（小问题）</w:t>
+            </w:r>
+          </w:p>
+        </w:tc>
+        <w:tc>
+          <w:tcPr>
+            <w:tcW w:type="dxa" w:w="4470"/>
+          </w:tcPr>
+          <w:p>
+            <w:pPr>
+              <w:snapToGrid w:val="0"/>
+              <w:spacing w:lineRule="exact" w:line="320" w:before="0" w:after="0"/>
+              <w:jc w:val="left"/>
+            </w:pPr>
+            <w:r/>
+            <w:r>
+              <w:rPr>
+                <w:rFonts w:ascii="Times New Roman" w:hAnsi="Times New Roman" w:eastAsia="宋体" w:cs="Times New Roman"/>
+                <w:b w:val="0"/>
+                <w:sz w:val="21"/>
+              </w:rPr>
+              <w:t>核心术语（封存期、DCP/DCP</w:t>
+            </w:r>
+            <w:r>
+              <w:rPr>
+                <w:rFonts w:ascii="Times New Roman" w:hAnsi="Times New Roman" w:eastAsia="宋体" w:cs="Times New Roman"/>
+                <w:b w:val="0"/>
+                <w:sz w:val="21"/>
+                <w:vertAlign w:val="subscript"/>
+              </w:rPr>
+              <w:t>res</w:t>
+            </w:r>
+            <w:r>
+              <w:rPr>
+                <w:rFonts w:ascii="Times New Roman" w:hAnsi="Times New Roman" w:eastAsia="宋体" w:cs="Times New Roman"/>
+                <w:b w:val="0"/>
+                <w:sz w:val="21"/>
+              </w:rPr>
+              <w:t>/DCP缺口、YRD-HES、全域层/三城层、九类NbS、KQ/H/M/G编号）总体一致，但新增文字引入了若干变体：s1用“县区”（3处…</w:t>
+            </w:r>
+          </w:p>
+        </w:tc>
+      </w:tr>
+      <w:tr>
+        <w:tc>
+          <w:tcPr>
+            <w:tcW w:type="dxa" w:w="2483"/>
+          </w:tcPr>
+          <w:p>
+            <w:pPr>
+              <w:snapToGrid w:val="0"/>
+              <w:spacing w:lineRule="exact" w:line="320" w:before="0" w:after="0"/>
+              <w:jc w:val="left"/>
+            </w:pPr>
+            <w:r/>
+            <w:r>
+              <w:rPr>
+                <w:rFonts w:ascii="Times New Roman" w:hAnsi="Times New Roman" w:eastAsia="宋体" w:cs="Times New Roman"/>
+                <w:b w:val="0"/>
+                <w:sz w:val="21"/>
+              </w:rPr>
+              <w:t>句式规范与可读性</w:t>
+            </w:r>
+          </w:p>
+        </w:tc>
+        <w:tc>
+          <w:tcPr>
+            <w:tcW w:type="dxa" w:w="1324"/>
+          </w:tcPr>
+          <w:p>
+            <w:pPr>
+              <w:snapToGrid w:val="0"/>
+              <w:spacing w:lineRule="exact" w:line="320" w:before="0" w:after="0"/>
+              <w:jc w:val="left"/>
+            </w:pPr>
+            <w:r/>
+            <w:r>
+              <w:rPr>
+                <w:rFonts w:ascii="Times New Roman" w:hAnsi="Times New Roman" w:eastAsia="宋体" w:cs="Times New Roman"/>
+                <w:b w:val="0"/>
+                <w:sz w:val="21"/>
+              </w:rPr>
+              <w:t>基本通过（小问题）</w:t>
+            </w:r>
+          </w:p>
+        </w:tc>
+        <w:tc>
+          <w:tcPr>
+            <w:tcW w:type="dxa" w:w="4470"/>
+          </w:tcPr>
+          <w:p>
+            <w:pPr>
+              <w:snapToGrid w:val="0"/>
+              <w:spacing w:lineRule="exact" w:line="320" w:before="0" w:after="0"/>
+              <w:jc w:val="left"/>
+            </w:pPr>
+            <w:r/>
+            <w:r>
+              <w:rPr>
+                <w:rFonts w:ascii="Times New Roman" w:hAnsi="Times New Roman" w:eastAsia="宋体" w:cs="Times New Roman"/>
+                <w:b w:val="0"/>
+                <w:sz w:val="21"/>
+              </w:rPr>
+              <w:t>多数新增句子合规，但有几处长句或残缺句：s1“科学意义”其一约140字，“可接受健康结局检验”有歧义；s2b GAM一句塞进公式和7项定义，没有用“式中”分句，x、y也未定义；“研…</w:t>
+            </w:r>
+          </w:p>
+        </w:tc>
+      </w:tr>
+      <w:tr>
+        <w:tc>
+          <w:tcPr>
+            <w:tcW w:type="dxa" w:w="2483"/>
+          </w:tcPr>
+          <w:p>
+            <w:pPr>
+              <w:snapToGrid w:val="0"/>
+              <w:spacing w:lineRule="exact" w:line="320" w:before="0" w:after="0"/>
+              <w:jc w:val="left"/>
+            </w:pPr>
+            <w:r/>
+            <w:r>
+              <w:rPr>
+                <w:rFonts w:ascii="Times New Roman" w:hAnsi="Times New Roman" w:eastAsia="宋体" w:cs="Times New Roman"/>
+                <w:b w:val="0"/>
+                <w:sz w:val="21"/>
+              </w:rPr>
+              <w:t>标点与数字格式</w:t>
+            </w:r>
+          </w:p>
+        </w:tc>
+        <w:tc>
+          <w:tcPr>
+            <w:tcW w:type="dxa" w:w="1324"/>
+          </w:tcPr>
+          <w:p>
+            <w:pPr>
+              <w:snapToGrid w:val="0"/>
+              <w:spacing w:lineRule="exact" w:line="320" w:before="0" w:after="0"/>
+              <w:jc w:val="left"/>
+            </w:pPr>
+            <w:r/>
+            <w:r>
+              <w:rPr>
+                <w:rFonts w:ascii="Times New Roman" w:hAnsi="Times New Roman" w:eastAsia="宋体" w:cs="Times New Roman"/>
+                <w:b w:val="0"/>
+                <w:sz w:val="21"/>
+              </w:rPr>
+              <w:t>基本通过（小问题）</w:t>
+            </w:r>
+          </w:p>
+        </w:tc>
+        <w:tc>
+          <w:tcPr>
+            <w:tcW w:type="dxa" w:w="4470"/>
+          </w:tcPr>
+          <w:p>
+            <w:pPr>
+              <w:snapToGrid w:val="0"/>
+              <w:spacing w:lineRule="exact" w:line="320" w:before="0" w:after="0"/>
+              <w:jc w:val="left"/>
+            </w:pPr>
+            <w:r/>
+            <w:r>
+              <w:rPr>
+                <w:rFonts w:ascii="Times New Roman" w:hAnsi="Times New Roman" w:eastAsia="宋体" w:cs="Times New Roman"/>
+                <w:b w:val="0"/>
+                <w:sz w:val="21"/>
+              </w:rPr>
+              <w:t>数值范围多用“～”（1.7～2.8 °C、2.3～5.8倍、6～8个、2～4 m），但s2b写“0—10天”；千位分隔不统一，s2b为“1,000”（3处），s3为“178 441…</w:t>
+            </w:r>
+          </w:p>
+        </w:tc>
+      </w:tr>
+      <w:tr>
+        <w:tc>
+          <w:tcPr>
+            <w:tcW w:type="dxa" w:w="2483"/>
+          </w:tcPr>
+          <w:p>
+            <w:pPr>
+              <w:snapToGrid w:val="0"/>
+              <w:spacing w:lineRule="exact" w:line="320" w:before="0" w:after="0"/>
+              <w:jc w:val="left"/>
+            </w:pPr>
+            <w:r/>
+            <w:r>
+              <w:rPr>
+                <w:rFonts w:ascii="Times New Roman" w:hAnsi="Times New Roman" w:eastAsia="宋体" w:cs="Times New Roman"/>
+                <w:b w:val="0"/>
+                <w:sz w:val="21"/>
+              </w:rPr>
+              <w:t>语体（学术、克制、无口号/口语）</w:t>
+            </w:r>
+          </w:p>
+        </w:tc>
+        <w:tc>
+          <w:tcPr>
+            <w:tcW w:type="dxa" w:w="1324"/>
+          </w:tcPr>
+          <w:p>
+            <w:pPr>
+              <w:snapToGrid w:val="0"/>
+              <w:spacing w:lineRule="exact" w:line="320" w:before="0" w:after="0"/>
+              <w:jc w:val="left"/>
+            </w:pPr>
+            <w:r/>
+            <w:r>
+              <w:rPr>
+                <w:rFonts w:ascii="Times New Roman" w:hAnsi="Times New Roman" w:eastAsia="宋体" w:cs="Times New Roman"/>
+                <w:b w:val="0"/>
+                <w:sz w:val="21"/>
+              </w:rPr>
+              <w:t>基本通过（小问题）</w:t>
+            </w:r>
+          </w:p>
+        </w:tc>
+        <w:tc>
+          <w:tcPr>
+            <w:tcW w:type="dxa" w:w="4470"/>
+          </w:tcPr>
+          <w:p>
+            <w:pPr>
+              <w:snapToGrid w:val="0"/>
+              <w:spacing w:lineRule="exact" w:line="320" w:before="0" w:after="0"/>
+              <w:jc w:val="left"/>
+            </w:pPr>
+            <w:r/>
+            <w:r>
+              <w:rPr>
+                <w:rFonts w:ascii="Times New Roman" w:hAnsi="Times New Roman" w:eastAsia="宋体" w:cs="Times New Roman"/>
+                <w:b w:val="0"/>
+                <w:sz w:val="21"/>
+              </w:rPr>
+              <w:t>整体克制，无“填补空白”类套话。零星口语和行话：s1“在规划侧/在风险管理侧”，s2b“入模”“星期几”“如可得”，s2c“解耦”“适得其反”。另有评价性或过度断言：s1“长三角亦…</w:t>
+            </w:r>
+          </w:p>
+        </w:tc>
+      </w:tr>
+      <w:tr>
+        <w:tc>
+          <w:tcPr>
+            <w:tcW w:type="dxa" w:w="2483"/>
+          </w:tcPr>
+          <w:p>
+            <w:pPr>
+              <w:snapToGrid w:val="0"/>
+              <w:spacing w:lineRule="exact" w:line="320" w:before="0" w:after="0"/>
+              <w:jc w:val="left"/>
+            </w:pPr>
+            <w:r/>
+            <w:r>
+              <w:rPr>
+                <w:rFonts w:ascii="Times New Roman" w:hAnsi="Times New Roman" w:eastAsia="宋体" w:cs="Times New Roman"/>
+                <w:b w:val="0"/>
+                <w:sz w:val="21"/>
+              </w:rPr>
+              <w:t>段落逻辑与衔接</w:t>
+            </w:r>
+          </w:p>
+        </w:tc>
+        <w:tc>
+          <w:tcPr>
+            <w:tcW w:type="dxa" w:w="1324"/>
+          </w:tcPr>
+          <w:p>
+            <w:pPr>
+              <w:snapToGrid w:val="0"/>
+              <w:spacing w:lineRule="exact" w:line="320" w:before="0" w:after="0"/>
+              <w:jc w:val="left"/>
+            </w:pPr>
+            <w:r/>
+            <w:r>
+              <w:rPr>
+                <w:rFonts w:ascii="Times New Roman" w:hAnsi="Times New Roman" w:eastAsia="宋体" w:cs="Times New Roman"/>
+                <w:b w:val="0"/>
+                <w:sz w:val="21"/>
+              </w:rPr>
+              <w:t>基本通过（小问题）</w:t>
+            </w:r>
+          </w:p>
+        </w:tc>
+        <w:tc>
+          <w:tcPr>
+            <w:tcW w:type="dxa" w:w="4470"/>
+          </w:tcPr>
+          <w:p>
+            <w:pPr>
+              <w:snapToGrid w:val="0"/>
+              <w:spacing w:lineRule="exact" w:line="320" w:before="0" w:after="0"/>
+              <w:jc w:val="left"/>
+            </w:pPr>
+            <w:r/>
+            <w:r>
+              <w:rPr>
+                <w:rFonts w:ascii="Times New Roman" w:hAnsi="Times New Roman" w:eastAsia="宋体" w:cs="Times New Roman"/>
+                <w:b w:val="0"/>
+                <w:sz w:val="21"/>
+              </w:rPr>
+              <w:t>s1 2.1“国内研究在长三角积累了较多案例：”之后第一例是全国311城研究，论据与主张不对应；s1把海绵城市不降温推及“NbS的降温效益不能默认存在”，属推论过度；s1 2.2先…</w:t>
+            </w:r>
+          </w:p>
+        </w:tc>
+      </w:tr>
+      <w:tr>
+        <w:tc>
+          <w:tcPr>
+            <w:tcW w:type="dxa" w:w="2483"/>
+          </w:tcPr>
+          <w:p>
+            <w:pPr>
+              <w:snapToGrid w:val="0"/>
+              <w:spacing w:lineRule="exact" w:line="320" w:before="0" w:after="0"/>
+              <w:jc w:val="left"/>
+            </w:pPr>
+            <w:r/>
+            <w:r>
+              <w:rPr>
+                <w:rFonts w:ascii="Times New Roman" w:hAnsi="Times New Roman" w:eastAsia="宋体" w:cs="Times New Roman"/>
+                <w:b w:val="0"/>
+                <w:sz w:val="21"/>
+              </w:rPr>
+              <w:t>新增内容与原文风格一致</w:t>
+            </w:r>
+          </w:p>
+        </w:tc>
+        <w:tc>
+          <w:tcPr>
+            <w:tcW w:type="dxa" w:w="1324"/>
+          </w:tcPr>
+          <w:p>
+            <w:pPr>
+              <w:snapToGrid w:val="0"/>
+              <w:spacing w:lineRule="exact" w:line="320" w:before="0" w:after="0"/>
+              <w:jc w:val="left"/>
+            </w:pPr>
+            <w:r/>
+            <w:r>
+              <w:rPr>
+                <w:rFonts w:ascii="Times New Roman" w:hAnsi="Times New Roman" w:eastAsia="宋体" w:cs="Times New Roman"/>
+                <w:b w:val="0"/>
+                <w:sz w:val="21"/>
+              </w:rPr>
+              <w:t>基本通过（小问题）</w:t>
+            </w:r>
+          </w:p>
+        </w:tc>
+        <w:tc>
+          <w:tcPr>
+            <w:tcW w:type="dxa" w:w="4470"/>
+          </w:tcPr>
+          <w:p>
+            <w:pPr>
+              <w:snapToGrid w:val="0"/>
+              <w:spacing w:lineRule="exact" w:line="320" w:before="0" w:after="0"/>
+              <w:jc w:val="left"/>
+            </w:pPr>
+            <w:r/>
+            <w:r>
+              <w:rPr>
+                <w:rFonts w:ascii="Times New Roman" w:hAnsi="Times New Roman" w:eastAsia="宋体" w:cs="Times New Roman"/>
+                <w:b w:val="0"/>
+                <w:sz w:val="21"/>
+              </w:rPr>
+              <w:t>新增的方法细节（嵌套交叉验证、马氏距离匹配、事件研究、ENVI-met参数、集中指数公式、3.4步骤）语体与原文一致，并按规定标了</w:t>
+            </w:r>
+            <w:r>
+              <w:rPr>
+                <w:rFonts w:ascii="Times New Roman" w:hAnsi="Times New Roman" w:eastAsia="宋体" w:cs="Times New Roman"/>
+                <w:b w:val="0"/>
+                <w:sz w:val="21"/>
+                <w:highlight w:val="yellow"/>
+              </w:rPr>
+              <w:t>【待确认】</w:t>
+            </w:r>
+            <w:r>
+              <w:rPr>
+                <w:rFonts w:ascii="Times New Roman" w:hAnsi="Times New Roman" w:eastAsia="宋体" w:cs="Times New Roman"/>
+                <w:b w:val="0"/>
+                <w:sz w:val="21"/>
+              </w:rPr>
+              <w:t>。新增的3.6节编号格式（“（1）**……</w:t>
+            </w:r>
+          </w:p>
+        </w:tc>
+      </w:tr>
+      <w:tr>
+        <w:tc>
+          <w:tcPr>
+            <w:tcW w:type="dxa" w:w="2483"/>
+          </w:tcPr>
+          <w:p>
+            <w:pPr>
+              <w:snapToGrid w:val="0"/>
+              <w:spacing w:lineRule="exact" w:line="320" w:before="0" w:after="0"/>
+              <w:jc w:val="left"/>
+            </w:pPr>
+            <w:r/>
+            <w:r>
+              <w:rPr>
+                <w:rFonts w:ascii="Times New Roman" w:hAnsi="Times New Roman" w:eastAsia="宋体" w:cs="Times New Roman"/>
+                <w:b w:val="0"/>
+                <w:sz w:val="21"/>
+              </w:rPr>
+              <w:t>无重复与凑字</w:t>
+            </w:r>
+          </w:p>
+        </w:tc>
+        <w:tc>
+          <w:tcPr>
+            <w:tcW w:type="dxa" w:w="1324"/>
+          </w:tcPr>
+          <w:p>
+            <w:pPr>
+              <w:snapToGrid w:val="0"/>
+              <w:spacing w:lineRule="exact" w:line="320" w:before="0" w:after="0"/>
+              <w:jc w:val="left"/>
+            </w:pPr>
+            <w:r/>
+            <w:r>
+              <w:rPr>
+                <w:rFonts w:ascii="Times New Roman" w:hAnsi="Times New Roman" w:eastAsia="宋体" w:cs="Times New Roman"/>
+                <w:b w:val="0"/>
+                <w:sz w:val="21"/>
+              </w:rPr>
+              <w:t>基本通过（小问题）</w:t>
+            </w:r>
+          </w:p>
+        </w:tc>
+        <w:tc>
+          <w:tcPr>
+            <w:tcW w:type="dxa" w:w="4470"/>
+          </w:tcPr>
+          <w:p>
+            <w:pPr>
+              <w:snapToGrid w:val="0"/>
+              <w:spacing w:lineRule="exact" w:line="320" w:before="0" w:after="0"/>
+              <w:jc w:val="left"/>
+            </w:pPr>
+            <w:r/>
+            <w:r>
+              <w:rPr>
+                <w:rFonts w:ascii="Times New Roman" w:hAnsi="Times New Roman" w:eastAsia="宋体" w:cs="Times New Roman"/>
+                <w:b w:val="0"/>
+                <w:sz w:val="21"/>
+              </w:rPr>
+              <w:t>“预警/露天作业按城市或气温分级、无法指明地点、时段与人群”这一论点在s1出现4次（第1部分第3段末句、2.4节末句、2.5节“转化衔接不足”、第4部分“现实意义”），前两处由本轮…</w:t>
+            </w:r>
+          </w:p>
+        </w:tc>
+      </w:tr>
+    </w:tbl>
+    <w:p>
+      <w:pPr>
+        <w:snapToGrid w:val="0"/>
+        <w:spacing w:lineRule="exact" w:line="160" w:before="0" w:after="0"/>
+        <w:jc w:val="both"/>
+      </w:pPr>
+    </w:p>
+    <w:p>
+      <w:pPr>
+        <w:keepNext/>
+        <w:snapToGrid w:val="0"/>
+        <w:spacing w:lineRule="exact" w:line="440" w:before="80" w:after="0"/>
+        <w:jc w:val="both"/>
+      </w:pPr>
+      <w:r>
+        <w:rPr>
+          <w:rFonts w:ascii="Times New Roman" w:hAnsi="Times New Roman" w:eastAsia="宋体" w:cs="Times New Roman"/>
+          <w:b/>
+          <w:sz w:val="24"/>
+        </w:rPr>
+        <w:t>评审专家视角（发现问题 24 条）</w:t>
+      </w:r>
+    </w:p>
+    <w:p>
+      <w:pPr>
+        <w:keepNext/>
+        <w:snapToGrid w:val="0"/>
+        <w:spacing w:lineRule="exact" w:line="360" w:before="120" w:after="40"/>
+        <w:jc w:val="center"/>
+      </w:pPr>
+      <w:r>
+        <w:rPr>
+          <w:rFonts w:ascii="Times New Roman" w:hAnsi="Times New Roman" w:eastAsia="黑体" w:cs="Times New Roman"/>
+          <w:b w:val="0"/>
+          <w:sz w:val="21"/>
+        </w:rPr>
+        <w:t>表 第四轮·评审专家视角</w:t>
+      </w:r>
+    </w:p>
+    <w:tbl>
+      <w:tblPr>
+        <w:tblW w:w="5000" w:type="pct"/>
+        <w:jc w:val="center"/>
+        <w:tblBorders>
+          <w:top w:val="single" w:sz="6" w:space="0" w:color="000000"/>
+          <w:left w:val="single" w:sz="6" w:space="0" w:color="000000"/>
+          <w:bottom w:val="single" w:sz="6" w:space="0" w:color="000000"/>
+          <w:right w:val="single" w:sz="6" w:space="0" w:color="000000"/>
+          <w:insideH w:val="single" w:sz="6" w:space="0" w:color="000000"/>
+          <w:insideV w:val="single" w:sz="6" w:space="0" w:color="000000"/>
+        </w:tblBorders>
+        <w:tblLayout w:type="fixed"/>
+        <w:tblLook w:firstColumn="1" w:firstRow="1" w:lastColumn="0" w:lastRow="0" w:noHBand="0" w:noVBand="1" w:val="04A0"/>
+      </w:tblPr>
+      <w:tblGrid>
+        <w:gridCol w:w="2483"/>
+        <w:gridCol w:w="1324"/>
+        <w:gridCol w:w="4470"/>
+      </w:tblGrid>
+      <w:tr>
+        <w:trPr>
+          <w:tblHeader w:val="true"/>
+        </w:trPr>
+        <w:tc>
+          <w:tcPr>
+            <w:tcW w:type="dxa" w:w="2483"/>
+            <w:shd w:val="clear" w:color="auto" w:fill="DCE6F1"/>
+          </w:tcPr>
+          <w:p>
+            <w:pPr>
+              <w:snapToGrid w:val="0"/>
+              <w:spacing w:lineRule="exact" w:line="320" w:before="0" w:after="0"/>
+              <w:jc w:val="center"/>
+            </w:pPr>
+            <w:r/>
+            <w:r>
+              <w:rPr>
+                <w:rFonts w:ascii="Times New Roman" w:hAnsi="Times New Roman" w:eastAsia="黑体" w:cs="Times New Roman"/>
+                <w:b/>
+                <w:sz w:val="21"/>
+              </w:rPr>
+              <w:t>审查项</w:t>
+            </w:r>
+          </w:p>
+        </w:tc>
+        <w:tc>
+          <w:tcPr>
+            <w:tcW w:type="dxa" w:w="1324"/>
+            <w:shd w:val="clear" w:color="auto" w:fill="DCE6F1"/>
+          </w:tcPr>
+          <w:p>
+            <w:pPr>
+              <w:snapToGrid w:val="0"/>
+              <w:spacing w:lineRule="exact" w:line="320" w:before="0" w:after="0"/>
+              <w:jc w:val="center"/>
+            </w:pPr>
+            <w:r/>
+            <w:r>
+              <w:rPr>
+                <w:rFonts w:ascii="Times New Roman" w:hAnsi="Times New Roman" w:eastAsia="黑体" w:cs="Times New Roman"/>
+                <w:b/>
+                <w:sz w:val="21"/>
+              </w:rPr>
+              <w:t>结论</w:t>
+            </w:r>
+          </w:p>
+        </w:tc>
+        <w:tc>
+          <w:tcPr>
+            <w:tcW w:type="dxa" w:w="4470"/>
+            <w:shd w:val="clear" w:color="auto" w:fill="DCE6F1"/>
+          </w:tcPr>
+          <w:p>
+            <w:pPr>
+              <w:snapToGrid w:val="0"/>
+              <w:spacing w:lineRule="exact" w:line="320" w:before="0" w:after="0"/>
+              <w:jc w:val="center"/>
+            </w:pPr>
+            <w:r/>
+            <w:r>
+              <w:rPr>
+                <w:rFonts w:ascii="Times New Roman" w:hAnsi="Times New Roman" w:eastAsia="黑体" w:cs="Times New Roman"/>
+                <w:b/>
+                <w:sz w:val="21"/>
+              </w:rPr>
+              <w:t>依据摘要</w:t>
+            </w:r>
+          </w:p>
+        </w:tc>
+      </w:tr>
+      <w:tr>
+        <w:tc>
+          <w:tcPr>
+            <w:tcW w:type="dxa" w:w="2483"/>
+          </w:tcPr>
+          <w:p>
+            <w:pPr>
+              <w:snapToGrid w:val="0"/>
+              <w:spacing w:lineRule="exact" w:line="320" w:before="0" w:after="0"/>
+              <w:jc w:val="left"/>
+            </w:pPr>
+            <w:r/>
+            <w:r>
+              <w:rPr>
+                <w:rFonts w:ascii="Times New Roman" w:hAnsi="Times New Roman" w:eastAsia="宋体" w:cs="Times New Roman"/>
+                <w:b w:val="0"/>
+                <w:sz w:val="21"/>
+              </w:rPr>
+              <w:t>篇幅预算／渲染器（≤30页；须…</w:t>
+            </w:r>
+          </w:p>
+        </w:tc>
+        <w:tc>
+          <w:tcPr>
+            <w:tcW w:type="dxa" w:w="1324"/>
+          </w:tcPr>
+          <w:p>
+            <w:pPr>
+              <w:snapToGrid w:val="0"/>
+              <w:spacing w:lineRule="exact" w:line="320" w:before="0" w:after="0"/>
+              <w:jc w:val="left"/>
+            </w:pPr>
+            <w:r/>
+            <w:r>
+              <w:rPr>
+                <w:rFonts w:ascii="Times New Roman" w:hAnsi="Times New Roman" w:eastAsia="宋体" w:cs="Times New Roman"/>
+                <w:b w:val="0"/>
+                <w:sz w:val="21"/>
+              </w:rPr>
+              <w:t>不通过</w:t>
+            </w:r>
+          </w:p>
+        </w:tc>
+        <w:tc>
+          <w:tcPr>
+            <w:tcW w:type="dxa" w:w="4470"/>
+          </w:tcPr>
+          <w:p>
+            <w:pPr>
+              <w:snapToGrid w:val="0"/>
+              <w:spacing w:lineRule="exact" w:line="320" w:before="0" w:after="0"/>
+              <w:jc w:val="left"/>
+            </w:pPr>
+            <w:r/>
+            <w:r>
+              <w:rPr>
+                <w:rFonts w:ascii="Times New Roman" w:hAnsi="Times New Roman" w:eastAsia="宋体" w:cs="Times New Roman"/>
+                <w:b w:val="0"/>
+                <w:sz w:val="21"/>
+              </w:rPr>
+              <w:t>当前构建（yrd.pdf于06:38重建，晚于06:37的s2b修改）结果为pages=31，las…</w:t>
+            </w:r>
+          </w:p>
+        </w:tc>
+      </w:tr>
+      <w:tr>
+        <w:tc>
+          <w:tcPr>
+            <w:tcW w:type="dxa" w:w="2483"/>
+          </w:tcPr>
+          <w:p>
+            <w:pPr>
+              <w:snapToGrid w:val="0"/>
+              <w:spacing w:lineRule="exact" w:line="320" w:before="0" w:after="0"/>
+              <w:jc w:val="left"/>
+            </w:pPr>
+            <w:r/>
+            <w:r>
+              <w:rPr>
+                <w:rFonts w:ascii="Times New Roman" w:hAnsi="Times New Roman" w:eastAsia="宋体" w:cs="Times New Roman"/>
+                <w:b w:val="0"/>
+                <w:sz w:val="21"/>
+              </w:rPr>
+              <w:t>创新性</w:t>
+            </w:r>
+          </w:p>
+        </w:tc>
+        <w:tc>
+          <w:tcPr>
+            <w:tcW w:type="dxa" w:w="1324"/>
+          </w:tcPr>
+          <w:p>
+            <w:pPr>
+              <w:snapToGrid w:val="0"/>
+              <w:spacing w:lineRule="exact" w:line="320" w:before="0" w:after="0"/>
+              <w:jc w:val="left"/>
+            </w:pPr>
+            <w:r/>
+            <w:r>
+              <w:rPr>
+                <w:rFonts w:ascii="Times New Roman" w:hAnsi="Times New Roman" w:eastAsia="宋体" w:cs="Times New Roman"/>
+                <w:b w:val="0"/>
+                <w:sz w:val="21"/>
+              </w:rPr>
+              <w:t>基本通过（小问题）</w:t>
+            </w:r>
+          </w:p>
+        </w:tc>
+        <w:tc>
+          <w:tcPr>
+            <w:tcW w:type="dxa" w:w="4470"/>
+          </w:tcPr>
+          <w:p>
+            <w:pPr>
+              <w:snapToGrid w:val="0"/>
+              <w:spacing w:lineRule="exact" w:line="320" w:before="0" w:after="0"/>
+              <w:jc w:val="left"/>
+            </w:pPr>
+            <w:r/>
+            <w:r>
+              <w:rPr>
+                <w:rFonts w:ascii="Times New Roman" w:hAnsi="Times New Roman" w:eastAsia="宋体" w:cs="Times New Roman"/>
+                <w:b w:val="0"/>
+                <w:sz w:val="21"/>
+              </w:rPr>
+              <w:t>DCP概念阐述清楚且具新意：可归因降温×逐时在场人数，测度…</w:t>
+            </w:r>
+          </w:p>
+        </w:tc>
+      </w:tr>
+      <w:tr>
+        <w:tc>
+          <w:tcPr>
+            <w:tcW w:type="dxa" w:w="2483"/>
+          </w:tcPr>
+          <w:p>
+            <w:pPr>
+              <w:snapToGrid w:val="0"/>
+              <w:spacing w:lineRule="exact" w:line="320" w:before="0" w:after="0"/>
+              <w:jc w:val="left"/>
+            </w:pPr>
+            <w:r/>
+            <w:r>
+              <w:rPr>
+                <w:rFonts w:ascii="Times New Roman" w:hAnsi="Times New Roman" w:eastAsia="宋体" w:cs="Times New Roman"/>
+                <w:b w:val="0"/>
+                <w:sz w:val="21"/>
+              </w:rPr>
+              <w:t>科学问题凝练</w:t>
+            </w:r>
+          </w:p>
+        </w:tc>
+        <w:tc>
+          <w:tcPr>
+            <w:tcW w:type="dxa" w:w="1324"/>
+          </w:tcPr>
+          <w:p>
+            <w:pPr>
+              <w:snapToGrid w:val="0"/>
+              <w:spacing w:lineRule="exact" w:line="320" w:before="0" w:after="0"/>
+              <w:jc w:val="left"/>
+            </w:pPr>
+            <w:r/>
+            <w:r>
+              <w:rPr>
+                <w:rFonts w:ascii="Times New Roman" w:hAnsi="Times New Roman" w:eastAsia="宋体" w:cs="Times New Roman"/>
+                <w:b w:val="0"/>
+                <w:sz w:val="21"/>
+              </w:rPr>
+              <w:t>通过</w:t>
+            </w:r>
+          </w:p>
+        </w:tc>
+        <w:tc>
+          <w:tcPr>
+            <w:tcW w:type="dxa" w:w="4470"/>
+          </w:tcPr>
+          <w:p>
+            <w:pPr>
+              <w:snapToGrid w:val="0"/>
+              <w:spacing w:lineRule="exact" w:line="320" w:before="0" w:after="0"/>
+              <w:jc w:val="left"/>
+            </w:pPr>
+            <w:r/>
+            <w:r>
+              <w:rPr>
+                <w:rFonts w:ascii="Times New Roman" w:hAnsi="Times New Roman" w:eastAsia="宋体" w:cs="Times New Roman"/>
+                <w:b w:val="0"/>
+                <w:sz w:val="21"/>
+              </w:rPr>
+              <w:t>设一个核心问题，KQ1–KQ3与研究内容一至三一一对应，H1a–H3b各有一个…</w:t>
+            </w:r>
+          </w:p>
+        </w:tc>
+      </w:tr>
+      <w:tr>
+        <w:tc>
+          <w:tcPr>
+            <w:tcW w:type="dxa" w:w="2483"/>
+          </w:tcPr>
+          <w:p>
+            <w:pPr>
+              <w:snapToGrid w:val="0"/>
+              <w:spacing w:lineRule="exact" w:line="320" w:before="0" w:after="0"/>
+              <w:jc w:val="left"/>
+            </w:pPr>
+            <w:r/>
+            <w:r>
+              <w:rPr>
+                <w:rFonts w:ascii="Times New Roman" w:hAnsi="Times New Roman" w:eastAsia="宋体" w:cs="Times New Roman"/>
+                <w:b w:val="0"/>
+                <w:sz w:val="21"/>
+              </w:rPr>
+              <w:t>研究方案可行性</w:t>
+            </w:r>
+          </w:p>
+        </w:tc>
+        <w:tc>
+          <w:tcPr>
+            <w:tcW w:type="dxa" w:w="1324"/>
+          </w:tcPr>
+          <w:p>
+            <w:pPr>
+              <w:snapToGrid w:val="0"/>
+              <w:spacing w:lineRule="exact" w:line="320" w:before="0" w:after="0"/>
+              <w:jc w:val="left"/>
+            </w:pPr>
+            <w:r/>
+            <w:r>
+              <w:rPr>
+                <w:rFonts w:ascii="Times New Roman" w:hAnsi="Times New Roman" w:eastAsia="宋体" w:cs="Times New Roman"/>
+                <w:b w:val="0"/>
+                <w:sz w:val="21"/>
+              </w:rPr>
+              <w:t>基本通过（小问题）</w:t>
+            </w:r>
+          </w:p>
+        </w:tc>
+        <w:tc>
+          <w:tcPr>
+            <w:tcW w:type="dxa" w:w="4470"/>
+          </w:tcPr>
+          <w:p>
+            <w:pPr>
+              <w:snapToGrid w:val="0"/>
+              <w:spacing w:lineRule="exact" w:line="320" w:before="0" w:after="0"/>
+              <w:jc w:val="left"/>
+            </w:pPr>
+            <w:r/>
+            <w:r>
+              <w:rPr>
+                <w:rFonts w:ascii="Times New Roman" w:hAnsi="Times New Roman" w:eastAsia="宋体" w:cs="Times New Roman"/>
+                <w:b w:val="0"/>
+                <w:sz w:val="21"/>
+              </w:rPr>
+              <w:t>方法设定详细，且大多标注</w:t>
+            </w:r>
+            <w:r>
+              <w:rPr>
+                <w:rFonts w:ascii="Times New Roman" w:hAnsi="Times New Roman" w:eastAsia="宋体" w:cs="Times New Roman"/>
+                <w:b w:val="0"/>
+                <w:sz w:val="21"/>
+                <w:highlight w:val="yellow"/>
+              </w:rPr>
+              <w:t>【待确认】</w:t>
+            </w:r>
+            <w:r>
+              <w:rPr>
+                <w:rFonts w:ascii="Times New Roman" w:hAnsi="Times New Roman" w:eastAsia="宋体" w:cs="Times New Roman"/>
+                <w:b w:val="0"/>
+                <w:sz w:val="21"/>
+              </w:rPr>
+              <w:t>。存在四个较大但可修正的问…</w:t>
+            </w:r>
+          </w:p>
+        </w:tc>
+      </w:tr>
+      <w:tr>
+        <w:tc>
+          <w:tcPr>
+            <w:tcW w:type="dxa" w:w="2483"/>
+          </w:tcPr>
+          <w:p>
+            <w:pPr>
+              <w:snapToGrid w:val="0"/>
+              <w:spacing w:lineRule="exact" w:line="320" w:before="0" w:after="0"/>
+              <w:jc w:val="left"/>
+            </w:pPr>
+            <w:r/>
+            <w:r>
+              <w:rPr>
+                <w:rFonts w:ascii="Times New Roman" w:hAnsi="Times New Roman" w:eastAsia="宋体" w:cs="Times New Roman"/>
+                <w:b w:val="0"/>
+                <w:sz w:val="21"/>
+              </w:rPr>
+              <w:t>研究基础与条件</w:t>
+            </w:r>
+          </w:p>
+        </w:tc>
+        <w:tc>
+          <w:tcPr>
+            <w:tcW w:type="dxa" w:w="1324"/>
+          </w:tcPr>
+          <w:p>
+            <w:pPr>
+              <w:snapToGrid w:val="0"/>
+              <w:spacing w:lineRule="exact" w:line="320" w:before="0" w:after="0"/>
+              <w:jc w:val="left"/>
+            </w:pPr>
+            <w:r/>
+            <w:r>
+              <w:rPr>
+                <w:rFonts w:ascii="Times New Roman" w:hAnsi="Times New Roman" w:eastAsia="宋体" w:cs="Times New Roman"/>
+                <w:b w:val="0"/>
+                <w:sz w:val="21"/>
+              </w:rPr>
+              <w:t>基本通过（小问题）</w:t>
+            </w:r>
+          </w:p>
+        </w:tc>
+        <w:tc>
+          <w:tcPr>
+            <w:tcW w:type="dxa" w:w="4470"/>
+          </w:tcPr>
+          <w:p>
+            <w:pPr>
+              <w:snapToGrid w:val="0"/>
+              <w:spacing w:lineRule="exact" w:line="320" w:before="0" w:after="0"/>
+              <w:jc w:val="left"/>
+            </w:pPr>
+            <w:r/>
+            <w:r>
+              <w:rPr>
+                <w:rFonts w:ascii="Times New Roman" w:hAnsi="Times New Roman" w:eastAsia="宋体" w:cs="Times New Roman"/>
+                <w:b w:val="0"/>
+                <w:sz w:val="21"/>
+              </w:rPr>
+              <w:t>申请人各项事实均与source_dump.txt核对一致：5篇第一作者LUP/SCS论文，450次引…</w:t>
+            </w:r>
+          </w:p>
+        </w:tc>
+      </w:tr>
+      <w:tr>
+        <w:tc>
+          <w:tcPr>
+            <w:tcW w:type="dxa" w:w="2483"/>
+          </w:tcPr>
+          <w:p>
+            <w:pPr>
+              <w:snapToGrid w:val="0"/>
+              <w:spacing w:lineRule="exact" w:line="320" w:before="0" w:after="0"/>
+              <w:jc w:val="left"/>
+            </w:pPr>
+            <w:r/>
+            <w:r>
+              <w:rPr>
+                <w:rFonts w:ascii="Times New Roman" w:hAnsi="Times New Roman" w:eastAsia="宋体" w:cs="Times New Roman"/>
+                <w:b w:val="0"/>
+                <w:sz w:val="21"/>
+              </w:rPr>
+              <w:t>预期成果</w:t>
+            </w:r>
+          </w:p>
+        </w:tc>
+        <w:tc>
+          <w:tcPr>
+            <w:tcW w:type="dxa" w:w="1324"/>
+          </w:tcPr>
+          <w:p>
+            <w:pPr>
+              <w:snapToGrid w:val="0"/>
+              <w:spacing w:lineRule="exact" w:line="320" w:before="0" w:after="0"/>
+              <w:jc w:val="left"/>
+            </w:pPr>
+            <w:r/>
+            <w:r>
+              <w:rPr>
+                <w:rFonts w:ascii="Times New Roman" w:hAnsi="Times New Roman" w:eastAsia="宋体" w:cs="Times New Roman"/>
+                <w:b w:val="0"/>
+                <w:sz w:val="21"/>
+              </w:rPr>
+              <w:t>通过</w:t>
+            </w:r>
+          </w:p>
+        </w:tc>
+        <w:tc>
+          <w:tcPr>
+            <w:tcW w:type="dxa" w:w="4470"/>
+          </w:tcPr>
+          <w:p>
+            <w:pPr>
+              <w:snapToGrid w:val="0"/>
+              <w:spacing w:lineRule="exact" w:line="320" w:before="0" w:after="0"/>
+              <w:jc w:val="left"/>
+            </w:pPr>
+            <w:r/>
+            <w:r>
+              <w:rPr>
+                <w:rFonts w:ascii="Times New Roman" w:hAnsi="Times New Roman" w:eastAsia="宋体" w:cs="Times New Roman"/>
+                <w:b w:val="0"/>
+                <w:sz w:val="21"/>
+              </w:rPr>
+              <w:t>成果具体，符合3年期青C的体量：YRD-HES（含发布日期与DOI）、代码、3…</w:t>
+            </w:r>
+          </w:p>
+        </w:tc>
+      </w:tr>
+      <w:tr>
+        <w:tc>
+          <w:tcPr>
+            <w:tcW w:type="dxa" w:w="2483"/>
+          </w:tcPr>
+          <w:p>
+            <w:pPr>
+              <w:snapToGrid w:val="0"/>
+              <w:spacing w:lineRule="exact" w:line="320" w:before="0" w:after="0"/>
+              <w:jc w:val="left"/>
+            </w:pPr>
+            <w:r/>
+            <w:r>
+              <w:rPr>
+                <w:rFonts w:ascii="Times New Roman" w:hAnsi="Times New Roman" w:eastAsia="宋体" w:cs="Times New Roman"/>
+                <w:b w:val="0"/>
+                <w:sz w:val="21"/>
+              </w:rPr>
+              <w:t>新增内容有实质，并非凑…</w:t>
+            </w:r>
+          </w:p>
+        </w:tc>
+        <w:tc>
+          <w:tcPr>
+            <w:tcW w:type="dxa" w:w="1324"/>
+          </w:tcPr>
+          <w:p>
+            <w:pPr>
+              <w:snapToGrid w:val="0"/>
+              <w:spacing w:lineRule="exact" w:line="320" w:before="0" w:after="0"/>
+              <w:jc w:val="left"/>
+            </w:pPr>
+            <w:r/>
+            <w:r>
+              <w:rPr>
+                <w:rFonts w:ascii="Times New Roman" w:hAnsi="Times New Roman" w:eastAsia="宋体" w:cs="Times New Roman"/>
+                <w:b w:val="0"/>
+                <w:sz w:val="21"/>
+              </w:rPr>
+              <w:t>基本通过（小问题）</w:t>
+            </w:r>
+          </w:p>
+        </w:tc>
+        <w:tc>
+          <w:tcPr>
+            <w:tcW w:type="dxa" w:w="4470"/>
+          </w:tcPr>
+          <w:p>
+            <w:pPr>
+              <w:snapToGrid w:val="0"/>
+              <w:spacing w:lineRule="exact" w:line="320" w:before="0" w:after="0"/>
+              <w:jc w:val="left"/>
+            </w:pPr>
+            <w:r/>
+            <w:r>
+              <w:rPr>
+                <w:rFonts w:ascii="Times New Roman" w:hAnsi="Times New Roman" w:eastAsia="宋体" w:cs="Times New Roman"/>
+                <w:b w:val="0"/>
+                <w:sz w:val="21"/>
+              </w:rPr>
+              <w:t>s1新增内容（+2,175字）均有写作简报§7/§8中的事实及允许的文献键支撑。…</w:t>
+            </w:r>
+          </w:p>
+        </w:tc>
+      </w:tr>
+      <w:tr>
+        <w:tc>
+          <w:tcPr>
+            <w:tcW w:type="dxa" w:w="2483"/>
+          </w:tcPr>
+          <w:p>
+            <w:pPr>
+              <w:snapToGrid w:val="0"/>
+              <w:spacing w:lineRule="exact" w:line="320" w:before="0" w:after="0"/>
+              <w:jc w:val="left"/>
+            </w:pPr>
+            <w:r/>
+            <w:r>
+              <w:rPr>
+                <w:rFonts w:ascii="Times New Roman" w:hAnsi="Times New Roman" w:eastAsia="宋体" w:cs="Times New Roman"/>
+                <w:b w:val="0"/>
+                <w:sz w:val="21"/>
+              </w:rPr>
+              <w:t>逻辑衔接与术语</w:t>
+            </w:r>
+          </w:p>
+        </w:tc>
+        <w:tc>
+          <w:tcPr>
+            <w:tcW w:type="dxa" w:w="1324"/>
+          </w:tcPr>
+          <w:p>
+            <w:pPr>
+              <w:snapToGrid w:val="0"/>
+              <w:spacing w:lineRule="exact" w:line="320" w:before="0" w:after="0"/>
+              <w:jc w:val="left"/>
+            </w:pPr>
+            <w:r/>
+            <w:r>
+              <w:rPr>
+                <w:rFonts w:ascii="Times New Roman" w:hAnsi="Times New Roman" w:eastAsia="宋体" w:cs="Times New Roman"/>
+                <w:b w:val="0"/>
+                <w:sz w:val="21"/>
+              </w:rPr>
+              <w:t>通过</w:t>
+            </w:r>
+          </w:p>
+        </w:tc>
+        <w:tc>
+          <w:tcPr>
+            <w:tcW w:type="dxa" w:w="4470"/>
+          </w:tcPr>
+          <w:p>
+            <w:pPr>
+              <w:snapToGrid w:val="0"/>
+              <w:spacing w:lineRule="exact" w:line="320" w:before="0" w:after="0"/>
+              <w:jc w:val="left"/>
+            </w:pPr>
+            <w:r/>
+            <w:r>
+              <w:rPr>
+                <w:rFonts w:ascii="Times New Roman" w:hAnsi="Times New Roman" w:eastAsia="宋体" w:cs="Times New Roman"/>
+                <w:b w:val="0"/>
+                <w:sz w:val="21"/>
+              </w:rPr>
+              <w:t>核定术语使用一致：封存期、DCP/DCP</w:t>
+            </w:r>
+            <w:r>
+              <w:rPr>
+                <w:rFonts w:ascii="Times New Roman" w:hAnsi="Times New Roman" w:eastAsia="宋体" w:cs="Times New Roman"/>
+                <w:b w:val="0"/>
+                <w:sz w:val="21"/>
+                <w:vertAlign w:val="subscript"/>
+              </w:rPr>
+              <w:t>res</w:t>
+            </w:r>
+            <w:r>
+              <w:rPr>
+                <w:rFonts w:ascii="Times New Roman" w:hAnsi="Times New Roman" w:eastAsia="宋体" w:cs="Times New Roman"/>
+                <w:b w:val="0"/>
+                <w:sz w:val="21"/>
+              </w:rPr>
+              <w:t>/DCP缺口、YRD-HES、全域层/三城层、九类NbS、K…</w:t>
+            </w:r>
+          </w:p>
+        </w:tc>
+      </w:tr>
+      <w:tr>
+        <w:tc>
+          <w:tcPr>
+            <w:tcW w:type="dxa" w:w="2483"/>
+          </w:tcPr>
+          <w:p>
+            <w:pPr>
+              <w:snapToGrid w:val="0"/>
+              <w:spacing w:lineRule="exact" w:line="320" w:before="0" w:after="0"/>
+              <w:jc w:val="left"/>
+            </w:pPr>
+            <w:r/>
+            <w:r>
+              <w:rPr>
+                <w:rFonts w:ascii="Times New Roman" w:hAnsi="Times New Roman" w:eastAsia="宋体" w:cs="Times New Roman"/>
+                <w:b w:val="0"/>
+                <w:sz w:val="21"/>
+              </w:rPr>
+              <w:t>事实与参考文献合规</w:t>
+            </w:r>
+          </w:p>
+        </w:tc>
+        <w:tc>
+          <w:tcPr>
+            <w:tcW w:type="dxa" w:w="1324"/>
+          </w:tcPr>
+          <w:p>
+            <w:pPr>
+              <w:snapToGrid w:val="0"/>
+              <w:spacing w:lineRule="exact" w:line="320" w:before="0" w:after="0"/>
+              <w:jc w:val="left"/>
+            </w:pPr>
+            <w:r/>
+            <w:r>
+              <w:rPr>
+                <w:rFonts w:ascii="Times New Roman" w:hAnsi="Times New Roman" w:eastAsia="宋体" w:cs="Times New Roman"/>
+                <w:b w:val="0"/>
+                <w:sz w:val="21"/>
+              </w:rPr>
+              <w:t>通过</w:t>
+            </w:r>
+          </w:p>
+        </w:tc>
+        <w:tc>
+          <w:tcPr>
+            <w:tcW w:type="dxa" w:w="4470"/>
+          </w:tcPr>
+          <w:p>
+            <w:pPr>
+              <w:snapToGrid w:val="0"/>
+              <w:spacing w:lineRule="exact" w:line="320" w:before="0" w:after="0"/>
+              <w:jc w:val="left"/>
+            </w:pPr>
+            <w:r/>
+            <w:r>
+              <w:rPr>
+                <w:rFonts w:ascii="Times New Roman" w:hAnsi="Times New Roman" w:eastAsia="宋体" w:cs="Times New Roman"/>
+                <w:b w:val="0"/>
+                <w:sz w:val="21"/>
+              </w:rPr>
+              <w:t>全部67个不重复文献键均见于写作简报§8/§8b及refs_yrd.json。任务说明为50条，但实…</w:t>
+            </w:r>
+          </w:p>
+        </w:tc>
+      </w:tr>
+    </w:tbl>
+    <w:p>
+      <w:pPr>
+        <w:snapToGrid w:val="0"/>
+        <w:spacing w:lineRule="exact" w:line="160" w:before="0" w:after="0"/>
+        <w:jc w:val="both"/>
+      </w:pPr>
+    </w:p>
+    <w:p>
+      <w:pPr>
+        <w:keepNext/>
+        <w:snapToGrid w:val="0"/>
+        <w:spacing w:lineRule="exact" w:line="440" w:before="80" w:after="0"/>
+        <w:jc w:val="both"/>
+      </w:pPr>
+      <w:r>
+        <w:rPr>
+          <w:rFonts w:ascii="Times New Roman" w:hAnsi="Times New Roman" w:eastAsia="宋体" w:cs="Times New Roman"/>
+          <w:b/>
+          <w:sz w:val="24"/>
+        </w:rPr>
+        <w:t>事实与引文（发现问题 14 条）</w:t>
+      </w:r>
+    </w:p>
+    <w:p>
+      <w:pPr>
+        <w:keepNext/>
+        <w:snapToGrid w:val="0"/>
+        <w:spacing w:lineRule="exact" w:line="360" w:before="120" w:after="40"/>
+        <w:jc w:val="center"/>
+      </w:pPr>
+      <w:r>
+        <w:rPr>
+          <w:rFonts w:ascii="Times New Roman" w:hAnsi="Times New Roman" w:eastAsia="黑体" w:cs="Times New Roman"/>
+          <w:b w:val="0"/>
+          <w:sz w:val="21"/>
+        </w:rPr>
+        <w:t>表 第四轮·事实与引文</w:t>
+      </w:r>
+    </w:p>
+    <w:tbl>
+      <w:tblPr>
+        <w:tblW w:w="5000" w:type="pct"/>
+        <w:jc w:val="center"/>
+        <w:tblBorders>
+          <w:top w:val="single" w:sz="6" w:space="0" w:color="000000"/>
+          <w:left w:val="single" w:sz="6" w:space="0" w:color="000000"/>
+          <w:bottom w:val="single" w:sz="6" w:space="0" w:color="000000"/>
+          <w:right w:val="single" w:sz="6" w:space="0" w:color="000000"/>
+          <w:insideH w:val="single" w:sz="6" w:space="0" w:color="000000"/>
+          <w:insideV w:val="single" w:sz="6" w:space="0" w:color="000000"/>
+        </w:tblBorders>
+        <w:tblLayout w:type="fixed"/>
+        <w:tblLook w:firstColumn="1" w:firstRow="1" w:lastColumn="0" w:lastRow="0" w:noHBand="0" w:noVBand="1" w:val="04A0"/>
+      </w:tblPr>
+      <w:tblGrid>
+        <w:gridCol w:w="2483"/>
+        <w:gridCol w:w="1324"/>
+        <w:gridCol w:w="4470"/>
+      </w:tblGrid>
+      <w:tr>
+        <w:trPr>
+          <w:tblHeader w:val="true"/>
+        </w:trPr>
+        <w:tc>
+          <w:tcPr>
+            <w:tcW w:type="dxa" w:w="2483"/>
+            <w:shd w:val="clear" w:color="auto" w:fill="DCE6F1"/>
+          </w:tcPr>
+          <w:p>
+            <w:pPr>
+              <w:snapToGrid w:val="0"/>
+              <w:spacing w:lineRule="exact" w:line="320" w:before="0" w:after="0"/>
+              <w:jc w:val="center"/>
+            </w:pPr>
+            <w:r/>
+            <w:r>
+              <w:rPr>
+                <w:rFonts w:ascii="Times New Roman" w:hAnsi="Times New Roman" w:eastAsia="黑体" w:cs="Times New Roman"/>
+                <w:b/>
+                <w:sz w:val="21"/>
+              </w:rPr>
+              <w:t>审查项</w:t>
+            </w:r>
+          </w:p>
+        </w:tc>
+        <w:tc>
+          <w:tcPr>
+            <w:tcW w:type="dxa" w:w="1324"/>
+            <w:shd w:val="clear" w:color="auto" w:fill="DCE6F1"/>
+          </w:tcPr>
+          <w:p>
+            <w:pPr>
+              <w:snapToGrid w:val="0"/>
+              <w:spacing w:lineRule="exact" w:line="320" w:before="0" w:after="0"/>
+              <w:jc w:val="center"/>
+            </w:pPr>
+            <w:r/>
+            <w:r>
+              <w:rPr>
+                <w:rFonts w:ascii="Times New Roman" w:hAnsi="Times New Roman" w:eastAsia="黑体" w:cs="Times New Roman"/>
+                <w:b/>
+                <w:sz w:val="21"/>
+              </w:rPr>
+              <w:t>结论</w:t>
+            </w:r>
+          </w:p>
+        </w:tc>
+        <w:tc>
+          <w:tcPr>
+            <w:tcW w:type="dxa" w:w="4470"/>
+            <w:shd w:val="clear" w:color="auto" w:fill="DCE6F1"/>
+          </w:tcPr>
+          <w:p>
+            <w:pPr>
+              <w:snapToGrid w:val="0"/>
+              <w:spacing w:lineRule="exact" w:line="320" w:before="0" w:after="0"/>
+              <w:jc w:val="center"/>
+            </w:pPr>
+            <w:r/>
+            <w:r>
+              <w:rPr>
+                <w:rFonts w:ascii="Times New Roman" w:hAnsi="Times New Roman" w:eastAsia="黑体" w:cs="Times New Roman"/>
+                <w:b/>
+                <w:sz w:val="21"/>
+              </w:rPr>
+              <w:t>依据摘要</w:t>
+            </w:r>
+          </w:p>
+        </w:tc>
+      </w:tr>
+      <w:tr>
+        <w:tc>
+          <w:tcPr>
+            <w:tcW w:type="dxa" w:w="2483"/>
+          </w:tcPr>
+          <w:p>
+            <w:pPr>
+              <w:snapToGrid w:val="0"/>
+              <w:spacing w:lineRule="exact" w:line="320" w:before="0" w:after="0"/>
+              <w:jc w:val="left"/>
+            </w:pPr>
+            <w:r/>
+            <w:r>
+              <w:rPr>
+                <w:rFonts w:ascii="Times New Roman" w:hAnsi="Times New Roman" w:eastAsia="宋体" w:cs="Times New Roman"/>
+                <w:b w:val="0"/>
+                <w:sz w:val="21"/>
+              </w:rPr>
+              <w:t>修正渲染器后的页数与…</w:t>
+            </w:r>
+          </w:p>
+        </w:tc>
+        <w:tc>
+          <w:tcPr>
+            <w:tcW w:type="dxa" w:w="1324"/>
+          </w:tcPr>
+          <w:p>
+            <w:pPr>
+              <w:snapToGrid w:val="0"/>
+              <w:spacing w:lineRule="exact" w:line="320" w:before="0" w:after="0"/>
+              <w:jc w:val="left"/>
+            </w:pPr>
+            <w:r/>
+            <w:r>
+              <w:rPr>
+                <w:rFonts w:ascii="Times New Roman" w:hAnsi="Times New Roman" w:eastAsia="宋体" w:cs="Times New Roman"/>
+                <w:b w:val="0"/>
+                <w:sz w:val="21"/>
+              </w:rPr>
+              <w:t>不通过</w:t>
+            </w:r>
+          </w:p>
+        </w:tc>
+        <w:tc>
+          <w:tcPr>
+            <w:tcW w:type="dxa" w:w="4470"/>
+          </w:tcPr>
+          <w:p>
+            <w:pPr>
+              <w:snapToGrid w:val="0"/>
+              <w:spacing w:lineRule="exact" w:line="320" w:before="0" w:after="0"/>
+              <w:jc w:val="left"/>
+            </w:pPr>
+            <w:r/>
+            <w:r>
+              <w:rPr>
+                <w:rFonts w:ascii="Times New Roman" w:hAnsi="Times New Roman" w:eastAsia="宋体" w:cs="Times New Roman"/>
+                <w:b w:val="0"/>
+                <w:sz w:val="21"/>
+              </w:rPr>
+              <w:t>渲染器修正确实有效。此前LibreOffice将每个22 pt固定值行吸附到两个15.6 pt…</w:t>
+            </w:r>
+          </w:p>
+        </w:tc>
+      </w:tr>
+      <w:tr>
+        <w:tc>
+          <w:tcPr>
+            <w:tcW w:type="dxa" w:w="2483"/>
+          </w:tcPr>
+          <w:p>
+            <w:pPr>
+              <w:snapToGrid w:val="0"/>
+              <w:spacing w:lineRule="exact" w:line="320" w:before="0" w:after="0"/>
+              <w:jc w:val="left"/>
+            </w:pPr>
+            <w:r/>
+            <w:r>
+              <w:rPr>
+                <w:rFonts w:ascii="Times New Roman" w:hAnsi="Times New Roman" w:eastAsia="宋体" w:cs="Times New Roman"/>
+                <w:b w:val="0"/>
+                <w:sz w:val="21"/>
+              </w:rPr>
+              <w:t>所有数字与事实均与写作简报§7相符（…</w:t>
+            </w:r>
+          </w:p>
+        </w:tc>
+        <w:tc>
+          <w:tcPr>
+            <w:tcW w:type="dxa" w:w="1324"/>
+          </w:tcPr>
+          <w:p>
+            <w:pPr>
+              <w:snapToGrid w:val="0"/>
+              <w:spacing w:lineRule="exact" w:line="320" w:before="0" w:after="0"/>
+              <w:jc w:val="left"/>
+            </w:pPr>
+            <w:r/>
+            <w:r>
+              <w:rPr>
+                <w:rFonts w:ascii="Times New Roman" w:hAnsi="Times New Roman" w:eastAsia="宋体" w:cs="Times New Roman"/>
+                <w:b w:val="0"/>
+                <w:sz w:val="21"/>
+              </w:rPr>
+              <w:t>基本通过（小问题）</w:t>
+            </w:r>
+          </w:p>
+        </w:tc>
+        <w:tc>
+          <w:tcPr>
+            <w:tcW w:type="dxa" w:w="4470"/>
+          </w:tcPr>
+          <w:p>
+            <w:pPr>
+              <w:snapToGrid w:val="0"/>
+              <w:spacing w:lineRule="exact" w:line="320" w:before="0" w:after="0"/>
+              <w:jc w:val="left"/>
+            </w:pPr>
+            <w:r/>
+            <w:r>
+              <w:rPr>
+                <w:rFonts w:ascii="Times New Roman" w:hAnsi="Times New Roman" w:eastAsia="宋体" w:cs="Times New Roman"/>
+                <w:b w:val="0"/>
+                <w:sz w:val="21"/>
+              </w:rPr>
+              <w:t>以下数字与§7中已确认条目相符：0.31 °C/10年；2025年华东最暖；1.7–2.8 °…</w:t>
+            </w:r>
+          </w:p>
+        </w:tc>
+      </w:tr>
+      <w:tr>
+        <w:tc>
+          <w:tcPr>
+            <w:tcW w:type="dxa" w:w="2483"/>
+          </w:tcPr>
+          <w:p>
+            <w:pPr>
+              <w:snapToGrid w:val="0"/>
+              <w:spacing w:lineRule="exact" w:line="320" w:before="0" w:after="0"/>
+              <w:jc w:val="left"/>
+            </w:pPr>
+            <w:r/>
+            <w:r>
+              <w:rPr>
+                <w:rFonts w:ascii="Times New Roman" w:hAnsi="Times New Roman" w:eastAsia="宋体" w:cs="Times New Roman"/>
+                <w:b w:val="0"/>
+                <w:sz w:val="21"/>
+              </w:rPr>
+              <w:t>每个</w:t>
+            </w:r>
+            <w:r>
+              <w:rPr>
+                <w:rFonts w:ascii="Times New Roman" w:hAnsi="Times New Roman" w:eastAsia="宋体" w:cs="Times New Roman"/>
+                <w:b w:val="0"/>
+                <w:sz w:val="21"/>
+              </w:rPr>
+              <w:t>均有写作简报§8“su…</w:t>
+            </w:r>
+          </w:p>
+        </w:tc>
+        <w:tc>
+          <w:tcPr>
+            <w:tcW w:type="dxa" w:w="1324"/>
+          </w:tcPr>
+          <w:p>
+            <w:pPr>
+              <w:snapToGrid w:val="0"/>
+              <w:spacing w:lineRule="exact" w:line="320" w:before="0" w:after="0"/>
+              <w:jc w:val="left"/>
+            </w:pPr>
+            <w:r/>
+            <w:r>
+              <w:rPr>
+                <w:rFonts w:ascii="Times New Roman" w:hAnsi="Times New Roman" w:eastAsia="宋体" w:cs="Times New Roman"/>
+                <w:b w:val="0"/>
+                <w:sz w:val="21"/>
+              </w:rPr>
+              <w:t>基本通过（小问题）</w:t>
+            </w:r>
+          </w:p>
+        </w:tc>
+        <w:tc>
+          <w:tcPr>
+            <w:tcW w:type="dxa" w:w="4470"/>
+          </w:tcPr>
+          <w:p>
+            <w:pPr>
+              <w:snapToGrid w:val="0"/>
+              <w:spacing w:lineRule="exact" w:line="320" w:before="0" w:after="0"/>
+              <w:jc w:val="left"/>
+            </w:pPr>
+            <w:r/>
+            <w:r>
+              <w:rPr>
+                <w:rFonts w:ascii="Times New Roman" w:hAnsi="Times New Roman" w:eastAsia="宋体" w:cs="Times New Roman"/>
+                <w:b w:val="0"/>
+                <w:sz w:val="21"/>
+              </w:rPr>
+              <w:t>已将全部67个被引文献键与其§8“supports”文本逐一核对，多数句子转…</w:t>
+            </w:r>
+          </w:p>
+        </w:tc>
+      </w:tr>
+      <w:tr>
+        <w:tc>
+          <w:tcPr>
+            <w:tcW w:type="dxa" w:w="2483"/>
+          </w:tcPr>
+          <w:p>
+            <w:pPr>
+              <w:snapToGrid w:val="0"/>
+              <w:spacing w:lineRule="exact" w:line="320" w:before="0" w:after="0"/>
+              <w:jc w:val="left"/>
+            </w:pPr>
+            <w:r/>
+            <w:r>
+              <w:rPr>
+                <w:rFonts w:ascii="Times New Roman" w:hAnsi="Times New Roman" w:eastAsia="宋体" w:cs="Times New Roman"/>
+                <w:b w:val="0"/>
+                <w:sz w:val="21"/>
+              </w:rPr>
+              <w:t>仅使用允许的文献键；不重复文献总…</w:t>
+            </w:r>
+          </w:p>
+        </w:tc>
+        <w:tc>
+          <w:tcPr>
+            <w:tcW w:type="dxa" w:w="1324"/>
+          </w:tcPr>
+          <w:p>
+            <w:pPr>
+              <w:snapToGrid w:val="0"/>
+              <w:spacing w:lineRule="exact" w:line="320" w:before="0" w:after="0"/>
+              <w:jc w:val="left"/>
+            </w:pPr>
+            <w:r/>
+            <w:r>
+              <w:rPr>
+                <w:rFonts w:ascii="Times New Roman" w:hAnsi="Times New Roman" w:eastAsia="宋体" w:cs="Times New Roman"/>
+                <w:b w:val="0"/>
+                <w:sz w:val="21"/>
+              </w:rPr>
+              <w:t>通过</w:t>
+            </w:r>
+          </w:p>
+        </w:tc>
+        <w:tc>
+          <w:tcPr>
+            <w:tcW w:type="dxa" w:w="4470"/>
+          </w:tcPr>
+          <w:p>
+            <w:pPr>
+              <w:snapToGrid w:val="0"/>
+              <w:spacing w:lineRule="exact" w:line="320" w:before="0" w:after="0"/>
+              <w:jc w:val="left"/>
+            </w:pPr>
+            <w:r/>
+            <w:r>
+              <w:rPr>
+                <w:rFonts w:ascii="Times New Roman" w:hAnsi="Times New Roman" w:eastAsia="宋体" w:cs="Times New Roman"/>
+                <w:b w:val="0"/>
+                <w:sz w:val="21"/>
+              </w:rPr>
+              <w:t>共67个不重复文献键，均见于写作简报§8/§8b，且均可在refs_yrd.json中解析（渲…</w:t>
+            </w:r>
+          </w:p>
+        </w:tc>
+      </w:tr>
+      <w:tr>
+        <w:tc>
+          <w:tcPr>
+            <w:tcW w:type="dxa" w:w="2483"/>
+          </w:tcPr>
+          <w:p>
+            <w:pPr>
+              <w:snapToGrid w:val="0"/>
+              <w:spacing w:lineRule="exact" w:line="320" w:before="0" w:after="0"/>
+              <w:jc w:val="left"/>
+            </w:pPr>
+            <w:r/>
+            <w:r>
+              <w:rPr>
+                <w:rFonts w:ascii="Times New Roman" w:hAnsi="Times New Roman" w:eastAsia="宋体" w:cs="Times New Roman"/>
+                <w:b w:val="0"/>
+                <w:sz w:val="21"/>
+              </w:rPr>
+              <w:t>申请人信息与JRFS来源一致</w:t>
+            </w:r>
+          </w:p>
+        </w:tc>
+        <w:tc>
+          <w:tcPr>
+            <w:tcW w:type="dxa" w:w="1324"/>
+          </w:tcPr>
+          <w:p>
+            <w:pPr>
+              <w:snapToGrid w:val="0"/>
+              <w:spacing w:lineRule="exact" w:line="320" w:before="0" w:after="0"/>
+              <w:jc w:val="left"/>
+            </w:pPr>
+            <w:r/>
+            <w:r>
+              <w:rPr>
+                <w:rFonts w:ascii="Times New Roman" w:hAnsi="Times New Roman" w:eastAsia="宋体" w:cs="Times New Roman"/>
+                <w:b w:val="0"/>
+                <w:sz w:val="21"/>
+              </w:rPr>
+              <w:t>基本通过（小问题）</w:t>
+            </w:r>
+          </w:p>
+        </w:tc>
+        <w:tc>
+          <w:tcPr>
+            <w:tcW w:type="dxa" w:w="4470"/>
+          </w:tcPr>
+          <w:p>
+            <w:pPr>
+              <w:snapToGrid w:val="0"/>
+              <w:spacing w:lineRule="exact" w:line="320" w:before="0" w:after="0"/>
+              <w:jc w:val="left"/>
+            </w:pPr>
+            <w:r/>
+            <w:r>
+              <w:rPr>
+                <w:rFonts w:ascii="Times New Roman" w:hAnsi="Times New Roman" w:eastAsia="宋体" w:cs="Times New Roman"/>
+                <w:b w:val="0"/>
+                <w:sz w:val="21"/>
+              </w:rPr>
+              <w:t>以下与来源一致：ZJU本科及博士（设计学，2025年6月）；5篇第一作…</w:t>
+            </w:r>
+          </w:p>
+        </w:tc>
+      </w:tr>
+      <w:tr>
+        <w:tc>
+          <w:tcPr>
+            <w:tcW w:type="dxa" w:w="2483"/>
+          </w:tcPr>
+          <w:p>
+            <w:pPr>
+              <w:snapToGrid w:val="0"/>
+              <w:spacing w:lineRule="exact" w:line="320" w:before="0" w:after="0"/>
+              <w:jc w:val="left"/>
+            </w:pPr>
+            <w:r/>
+            <w:r>
+              <w:rPr>
+                <w:rFonts w:ascii="Times New Roman" w:hAnsi="Times New Roman" w:eastAsia="宋体" w:cs="Times New Roman"/>
+                <w:b w:val="0"/>
+                <w:sz w:val="21"/>
+              </w:rPr>
+              <w:t>新增方法细节标注</w:t>
+            </w:r>
+            <w:r>
+              <w:rPr>
+                <w:rFonts w:ascii="Times New Roman" w:hAnsi="Times New Roman" w:eastAsia="宋体" w:cs="Times New Roman"/>
+                <w:b w:val="0"/>
+                <w:sz w:val="21"/>
+                <w:highlight w:val="yellow"/>
+              </w:rPr>
+              <w:t>【待确认】</w:t>
+            </w:r>
+          </w:p>
+        </w:tc>
+        <w:tc>
+          <w:tcPr>
+            <w:tcW w:type="dxa" w:w="1324"/>
+          </w:tcPr>
+          <w:p>
+            <w:pPr>
+              <w:snapToGrid w:val="0"/>
+              <w:spacing w:lineRule="exact" w:line="320" w:before="0" w:after="0"/>
+              <w:jc w:val="left"/>
+            </w:pPr>
+            <w:r/>
+            <w:r>
+              <w:rPr>
+                <w:rFonts w:ascii="Times New Roman" w:hAnsi="Times New Roman" w:eastAsia="宋体" w:cs="Times New Roman"/>
+                <w:b w:val="0"/>
+                <w:sz w:val="21"/>
+              </w:rPr>
+              <w:t>通过</w:t>
+            </w:r>
+          </w:p>
+        </w:tc>
+        <w:tc>
+          <w:tcPr>
+            <w:tcW w:type="dxa" w:w="4470"/>
+          </w:tcPr>
+          <w:p>
+            <w:pPr>
+              <w:snapToGrid w:val="0"/>
+              <w:spacing w:lineRule="exact" w:line="320" w:before="0" w:after="0"/>
+              <w:jc w:val="left"/>
+            </w:pPr>
+            <w:r/>
+            <w:r>
+              <w:rPr>
+                <w:rFonts w:ascii="Times New Roman" w:hAnsi="Times New Roman" w:eastAsia="宋体" w:cs="Times New Roman"/>
+                <w:b w:val="0"/>
+                <w:sz w:val="21"/>
+              </w:rPr>
+              <w:t>来源中无依据的细节均标注</w:t>
+            </w:r>
+            <w:r>
+              <w:rPr>
+                <w:rFonts w:ascii="Times New Roman" w:hAnsi="Times New Roman" w:eastAsia="宋体" w:cs="Times New Roman"/>
+                <w:b w:val="0"/>
+                <w:sz w:val="21"/>
+                <w:highlight w:val="yellow"/>
+              </w:rPr>
+              <w:t>【待确认】</w:t>
+            </w:r>
+            <w:r>
+              <w:rPr>
+                <w:rFonts w:ascii="Times New Roman" w:hAnsi="Times New Roman" w:eastAsia="宋体" w:cs="Times New Roman"/>
+                <w:b w:val="0"/>
+                <w:sz w:val="21"/>
+              </w:rPr>
+              <w:t>：RMSE ≤1.5 °C；SMD&lt;0.1匹配；GAM…</w:t>
+            </w:r>
+          </w:p>
+        </w:tc>
+      </w:tr>
+      <w:tr>
+        <w:tc>
+          <w:tcPr>
+            <w:tcW w:type="dxa" w:w="2483"/>
+          </w:tcPr>
+          <w:p>
+            <w:pPr>
+              <w:snapToGrid w:val="0"/>
+              <w:spacing w:lineRule="exact" w:line="320" w:before="0" w:after="0"/>
+              <w:jc w:val="left"/>
+            </w:pPr>
+            <w:r/>
+            <w:r>
+              <w:rPr>
+                <w:rFonts w:ascii="Times New Roman" w:hAnsi="Times New Roman" w:eastAsia="宋体" w:cs="Times New Roman"/>
+                <w:b w:val="0"/>
+                <w:sz w:val="21"/>
+              </w:rPr>
+              <w:t>各节间数字、日…</w:t>
+            </w:r>
+          </w:p>
+        </w:tc>
+        <w:tc>
+          <w:tcPr>
+            <w:tcW w:type="dxa" w:w="1324"/>
+          </w:tcPr>
+          <w:p>
+            <w:pPr>
+              <w:snapToGrid w:val="0"/>
+              <w:spacing w:lineRule="exact" w:line="320" w:before="0" w:after="0"/>
+              <w:jc w:val="left"/>
+            </w:pPr>
+            <w:r/>
+            <w:r>
+              <w:rPr>
+                <w:rFonts w:ascii="Times New Roman" w:hAnsi="Times New Roman" w:eastAsia="宋体" w:cs="Times New Roman"/>
+                <w:b w:val="0"/>
+                <w:sz w:val="21"/>
+              </w:rPr>
+              <w:t>基本通过（小问题）</w:t>
+            </w:r>
+          </w:p>
+        </w:tc>
+        <w:tc>
+          <w:tcPr>
+            <w:tcW w:type="dxa" w:w="4470"/>
+          </w:tcPr>
+          <w:p>
+            <w:pPr>
+              <w:snapToGrid w:val="0"/>
+              <w:spacing w:lineRule="exact" w:line="320" w:before="0" w:after="0"/>
+              <w:jc w:val="left"/>
+            </w:pPr>
+            <w:r/>
+            <w:r>
+              <w:rPr>
+                <w:rFonts w:ascii="Times New Roman" w:hAnsi="Times New Roman" w:eastAsia="宋体" w:cs="Times New Roman"/>
+                <w:b w:val="0"/>
+                <w:sz w:val="21"/>
+              </w:rPr>
+              <w:t>s2a、s2b、s2c、s3、图2及info之间一致：M1（2028年3月）、M2与G1（2028年12月），…</w:t>
+            </w:r>
+          </w:p>
+        </w:tc>
+      </w:tr>
+    </w:tbl>
+    <w:p>
+      <w:pPr>
+        <w:snapToGrid w:val="0"/>
+        <w:spacing w:lineRule="exact" w:line="160" w:before="0" w:after="0"/>
+        <w:jc w:val="both"/>
+      </w:pPr>
+    </w:p>
+    <w:p>
+      <w:pPr>
+        <w:keepNext/>
+        <w:snapToGrid w:val="0"/>
+        <w:spacing w:lineRule="exact" w:line="440" w:before="160" w:after="40"/>
+        <w:jc w:val="both"/>
+      </w:pPr>
+      <w:r>
+        <w:rPr>
+          <w:rFonts w:ascii="Times New Roman" w:hAnsi="Times New Roman" w:eastAsia="黑体" w:cs="Times New Roman"/>
+          <w:b/>
+          <w:sz w:val="24"/>
+        </w:rPr>
+        <w:t>十、第五轮（修改后）独立复核</w:t>
+      </w:r>
+    </w:p>
+    <w:p>
+      <w:pPr>
+        <w:snapToGrid w:val="0"/>
+        <w:spacing w:lineRule="exact" w:line="440" w:before="0" w:after="0"/>
+        <w:ind w:firstLineChars="200" w:firstLine="480"/>
+        <w:jc w:val="both"/>
+      </w:pPr>
+      <w:r>
+        <w:rPr>
+          <w:rFonts w:ascii="Times New Roman" w:hAnsi="Times New Roman" w:eastAsia="宋体" w:cs="Times New Roman"/>
+          <w:b w:val="0"/>
+          <w:sz w:val="24"/>
+        </w:rPr>
+        <w:t>分节编辑代理处理第四轮问题后（含：DCP主分析只对室外暴露人·小时计入室外UTCI；H3a比较在同一暴露上估计与预测；H1b判据改以全部位点的统计估计为准；说明计算负荷；（三）3不再将申请人列为青年A类项目组成员），由两个新的审查代理从零复核，残留问题经终审修改。</w:t>
+      </w:r>
+    </w:p>
+    <w:p>
+      <w:pPr>
+        <w:keepNext/>
+        <w:snapToGrid w:val="0"/>
+        <w:spacing w:lineRule="exact" w:line="440" w:before="80" w:after="0"/>
+        <w:jc w:val="both"/>
+      </w:pPr>
+      <w:r>
+        <w:rPr>
+          <w:rFonts w:ascii="Times New Roman" w:hAnsi="Times New Roman" w:eastAsia="宋体" w:cs="Times New Roman"/>
+          <w:b/>
+          <w:sz w:val="24"/>
+        </w:rPr>
+        <w:t>规范与模板合规（残留问题 6 条）</w:t>
+      </w:r>
+    </w:p>
+    <w:p>
+      <w:pPr>
+        <w:keepNext/>
+        <w:snapToGrid w:val="0"/>
+        <w:spacing w:lineRule="exact" w:line="360" w:before="120" w:after="40"/>
+        <w:jc w:val="center"/>
+      </w:pPr>
+      <w:r>
+        <w:rPr>
+          <w:rFonts w:ascii="Times New Roman" w:hAnsi="Times New Roman" w:eastAsia="黑体" w:cs="Times New Roman"/>
+          <w:b w:val="0"/>
+          <w:sz w:val="21"/>
+        </w:rPr>
+        <w:t>表 第五轮·规范与模板合规</w:t>
+      </w:r>
+    </w:p>
+    <w:tbl>
+      <w:tblPr>
+        <w:tblW w:w="5000" w:type="pct"/>
+        <w:jc w:val="center"/>
+        <w:tblBorders>
+          <w:top w:val="single" w:sz="6" w:space="0" w:color="000000"/>
+          <w:left w:val="single" w:sz="6" w:space="0" w:color="000000"/>
+          <w:bottom w:val="single" w:sz="6" w:space="0" w:color="000000"/>
+          <w:right w:val="single" w:sz="6" w:space="0" w:color="000000"/>
+          <w:insideH w:val="single" w:sz="6" w:space="0" w:color="000000"/>
+          <w:insideV w:val="single" w:sz="6" w:space="0" w:color="000000"/>
+        </w:tblBorders>
+        <w:tblLayout w:type="fixed"/>
+        <w:tblLook w:firstColumn="1" w:firstRow="1" w:lastColumn="0" w:lastRow="0" w:noHBand="0" w:noVBand="1" w:val="04A0"/>
+      </w:tblPr>
+      <w:tblGrid>
+        <w:gridCol w:w="2483"/>
+        <w:gridCol w:w="1324"/>
+        <w:gridCol w:w="4470"/>
+      </w:tblGrid>
+      <w:tr>
+        <w:trPr>
+          <w:tblHeader w:val="true"/>
+        </w:trPr>
+        <w:tc>
+          <w:tcPr>
+            <w:tcW w:type="dxa" w:w="2483"/>
+            <w:shd w:val="clear" w:color="auto" w:fill="DCE6F1"/>
+          </w:tcPr>
+          <w:p>
+            <w:pPr>
+              <w:snapToGrid w:val="0"/>
+              <w:spacing w:lineRule="exact" w:line="320" w:before="0" w:after="0"/>
+              <w:jc w:val="center"/>
+            </w:pPr>
+            <w:r/>
+            <w:r>
+              <w:rPr>
+                <w:rFonts w:ascii="Times New Roman" w:hAnsi="Times New Roman" w:eastAsia="黑体" w:cs="Times New Roman"/>
+                <w:b/>
+                <w:sz w:val="21"/>
+              </w:rPr>
+              <w:t>审查项</w:t>
+            </w:r>
+          </w:p>
+        </w:tc>
+        <w:tc>
+          <w:tcPr>
+            <w:tcW w:type="dxa" w:w="1324"/>
+            <w:shd w:val="clear" w:color="auto" w:fill="DCE6F1"/>
+          </w:tcPr>
+          <w:p>
+            <w:pPr>
+              <w:snapToGrid w:val="0"/>
+              <w:spacing w:lineRule="exact" w:line="320" w:before="0" w:after="0"/>
+              <w:jc w:val="center"/>
+            </w:pPr>
+            <w:r/>
+            <w:r>
+              <w:rPr>
+                <w:rFonts w:ascii="Times New Roman" w:hAnsi="Times New Roman" w:eastAsia="黑体" w:cs="Times New Roman"/>
+                <w:b/>
+                <w:sz w:val="21"/>
+              </w:rPr>
+              <w:t>结论</w:t>
+            </w:r>
+          </w:p>
+        </w:tc>
+        <w:tc>
+          <w:tcPr>
+            <w:tcW w:type="dxa" w:w="4470"/>
+            <w:shd w:val="clear" w:color="auto" w:fill="DCE6F1"/>
+          </w:tcPr>
+          <w:p>
+            <w:pPr>
+              <w:snapToGrid w:val="0"/>
+              <w:spacing w:lineRule="exact" w:line="320" w:before="0" w:after="0"/>
+              <w:jc w:val="center"/>
+            </w:pPr>
+            <w:r/>
+            <w:r>
+              <w:rPr>
+                <w:rFonts w:ascii="Times New Roman" w:hAnsi="Times New Roman" w:eastAsia="黑体" w:cs="Times New Roman"/>
+                <w:b/>
+                <w:sz w:val="21"/>
+              </w:rPr>
+              <w:t>依据摘要</w:t>
+            </w:r>
+          </w:p>
+        </w:tc>
+      </w:tr>
+      <w:tr>
+        <w:tc>
+          <w:tcPr>
+            <w:tcW w:type="dxa" w:w="2483"/>
+          </w:tcPr>
+          <w:p>
+            <w:pPr>
+              <w:snapToGrid w:val="0"/>
+              <w:spacing w:lineRule="exact" w:line="320" w:before="0" w:after="0"/>
+              <w:jc w:val="left"/>
+            </w:pPr>
+            <w:r/>
+            <w:r>
+              <w:rPr>
+                <w:rFonts w:ascii="Times New Roman" w:hAnsi="Times New Roman" w:eastAsia="宋体" w:cs="Times New Roman"/>
+                <w:b w:val="0"/>
+                <w:sz w:val="21"/>
+              </w:rPr>
+              <w:t>模板标题逐字一致且完整</w:t>
+            </w:r>
+          </w:p>
+        </w:tc>
+        <w:tc>
+          <w:tcPr>
+            <w:tcW w:type="dxa" w:w="1324"/>
+          </w:tcPr>
+          <w:p>
+            <w:pPr>
+              <w:snapToGrid w:val="0"/>
+              <w:spacing w:lineRule="exact" w:line="320" w:before="0" w:after="0"/>
+              <w:jc w:val="left"/>
+            </w:pPr>
+            <w:r/>
+            <w:r>
+              <w:rPr>
+                <w:rFonts w:ascii="Times New Roman" w:hAnsi="Times New Roman" w:eastAsia="宋体" w:cs="Times New Roman"/>
+                <w:b w:val="0"/>
+                <w:sz w:val="21"/>
+              </w:rPr>
+              <w:t>通过</w:t>
+            </w:r>
+          </w:p>
+        </w:tc>
+        <w:tc>
+          <w:tcPr>
+            <w:tcW w:type="dxa" w:w="4470"/>
+          </w:tcPr>
+          <w:p>
+            <w:pPr>
+              <w:snapToGrid w:val="0"/>
+              <w:spacing w:lineRule="exact" w:line="320" w:before="0" w:after="0"/>
+              <w:jc w:val="left"/>
+            </w:pPr>
+            <w:r/>
+            <w:r>
+              <w:rPr>
+                <w:rFonts w:ascii="Times New Roman" w:hAnsi="Times New Roman" w:eastAsia="宋体" w:cs="Times New Roman"/>
+                <w:b w:val="0"/>
+                <w:sz w:val="21"/>
+              </w:rPr>
+              <w:t>据当前s1–s4重建私有副本（scratchpad/_v14/v.docx），使用build_docx.…</w:t>
+            </w:r>
+          </w:p>
+        </w:tc>
+      </w:tr>
+      <w:tr>
+        <w:tc>
+          <w:tcPr>
+            <w:tcW w:type="dxa" w:w="2483"/>
+          </w:tcPr>
+          <w:p>
+            <w:pPr>
+              <w:snapToGrid w:val="0"/>
+              <w:spacing w:lineRule="exact" w:line="320" w:before="0" w:after="0"/>
+              <w:jc w:val="left"/>
+            </w:pPr>
+            <w:r/>
+            <w:r>
+              <w:rPr>
+                <w:rFonts w:ascii="Times New Roman" w:hAnsi="Times New Roman" w:eastAsia="宋体" w:cs="Times New Roman"/>
+                <w:b w:val="0"/>
+                <w:sz w:val="21"/>
+              </w:rPr>
+              <w:t>（二）（三）（四）中的规定要素</w:t>
+            </w:r>
+          </w:p>
+        </w:tc>
+        <w:tc>
+          <w:tcPr>
+            <w:tcW w:type="dxa" w:w="1324"/>
+          </w:tcPr>
+          <w:p>
+            <w:pPr>
+              <w:snapToGrid w:val="0"/>
+              <w:spacing w:lineRule="exact" w:line="320" w:before="0" w:after="0"/>
+              <w:jc w:val="left"/>
+            </w:pPr>
+            <w:r/>
+            <w:r>
+              <w:rPr>
+                <w:rFonts w:ascii="Times New Roman" w:hAnsi="Times New Roman" w:eastAsia="宋体" w:cs="Times New Roman"/>
+                <w:b w:val="0"/>
+                <w:sz w:val="21"/>
+              </w:rPr>
+              <w:t>通过</w:t>
+            </w:r>
+          </w:p>
+        </w:tc>
+        <w:tc>
+          <w:tcPr>
+            <w:tcW w:type="dxa" w:w="4470"/>
+          </w:tcPr>
+          <w:p>
+            <w:pPr>
+              <w:snapToGrid w:val="0"/>
+              <w:spacing w:lineRule="exact" w:line="320" w:before="0" w:after="0"/>
+              <w:jc w:val="left"/>
+            </w:pPr>
+            <w:r/>
+            <w:r>
+              <w:rPr>
+                <w:rFonts w:ascii="Times New Roman" w:hAnsi="Times New Roman" w:eastAsia="宋体" w:cs="Times New Roman"/>
+                <w:b w:val="0"/>
+                <w:sz w:val="21"/>
+              </w:rPr>
+              <w:t>（二）含5. 特色与创新点（三项）及6. 年度研究计划（表2，含M1–M6/G1）。（三）1涵盖前期研究积累、已取得的…</w:t>
+            </w:r>
+          </w:p>
+        </w:tc>
+      </w:tr>
+      <w:tr>
+        <w:tc>
+          <w:tcPr>
+            <w:tcW w:type="dxa" w:w="2483"/>
+          </w:tcPr>
+          <w:p>
+            <w:pPr>
+              <w:snapToGrid w:val="0"/>
+              <w:spacing w:lineRule="exact" w:line="320" w:before="0" w:after="0"/>
+              <w:jc w:val="left"/>
+            </w:pPr>
+            <w:r/>
+            <w:r>
+              <w:rPr>
+                <w:rFonts w:ascii="Times New Roman" w:hAnsi="Times New Roman" w:eastAsia="宋体" w:cs="Times New Roman"/>
+                <w:b w:val="0"/>
+                <w:sz w:val="21"/>
+              </w:rPr>
+              <w:t>NSFC规定：AI使用声明、JRFS如实说明、…</w:t>
+            </w:r>
+          </w:p>
+        </w:tc>
+        <w:tc>
+          <w:tcPr>
+            <w:tcW w:type="dxa" w:w="1324"/>
+          </w:tcPr>
+          <w:p>
+            <w:pPr>
+              <w:snapToGrid w:val="0"/>
+              <w:spacing w:lineRule="exact" w:line="320" w:before="0" w:after="0"/>
+              <w:jc w:val="left"/>
+            </w:pPr>
+            <w:r/>
+            <w:r>
+              <w:rPr>
+                <w:rFonts w:ascii="Times New Roman" w:hAnsi="Times New Roman" w:eastAsia="宋体" w:cs="Times New Roman"/>
+                <w:b w:val="0"/>
+                <w:sz w:val="21"/>
+              </w:rPr>
+              <w:t>基本通过（小问题）</w:t>
+            </w:r>
+          </w:p>
+        </w:tc>
+        <w:tc>
+          <w:tcPr>
+            <w:tcW w:type="dxa" w:w="4470"/>
+          </w:tcPr>
+          <w:p>
+            <w:pPr>
+              <w:snapToGrid w:val="0"/>
+              <w:spacing w:lineRule="exact" w:line="320" w:before="0" w:after="0"/>
+              <w:jc w:val="left"/>
+            </w:pPr>
+            <w:r/>
+            <w:r>
+              <w:rPr>
+                <w:rFonts w:ascii="Times New Roman" w:hAnsi="Times New Roman" w:eastAsia="宋体" w:cs="Times New Roman"/>
+                <w:b w:val="0"/>
+                <w:sz w:val="21"/>
+              </w:rPr>
+              <w:t>首尾均有AI使用声明：s1首行（“注：本正文使用了生成式人工智能辅助撰写与制图…”）及…</w:t>
+            </w:r>
+          </w:p>
+        </w:tc>
+      </w:tr>
+      <w:tr>
+        <w:tc>
+          <w:tcPr>
+            <w:tcW w:type="dxa" w:w="2483"/>
+          </w:tcPr>
+          <w:p>
+            <w:pPr>
+              <w:snapToGrid w:val="0"/>
+              <w:spacing w:lineRule="exact" w:line="320" w:before="0" w:after="0"/>
+              <w:jc w:val="left"/>
+            </w:pPr>
+            <w:r/>
+            <w:r>
+              <w:rPr>
+                <w:rFonts w:ascii="Times New Roman" w:hAnsi="Times New Roman" w:eastAsia="宋体" w:cs="Times New Roman"/>
+                <w:b w:val="0"/>
+                <w:sz w:val="21"/>
+              </w:rPr>
+              <w:t>事实与写作简报§7及source_dump的核对</w:t>
+            </w:r>
+          </w:p>
+        </w:tc>
+        <w:tc>
+          <w:tcPr>
+            <w:tcW w:type="dxa" w:w="1324"/>
+          </w:tcPr>
+          <w:p>
+            <w:pPr>
+              <w:snapToGrid w:val="0"/>
+              <w:spacing w:lineRule="exact" w:line="320" w:before="0" w:after="0"/>
+              <w:jc w:val="left"/>
+            </w:pPr>
+            <w:r/>
+            <w:r>
+              <w:rPr>
+                <w:rFonts w:ascii="Times New Roman" w:hAnsi="Times New Roman" w:eastAsia="宋体" w:cs="Times New Roman"/>
+                <w:b w:val="0"/>
+                <w:sz w:val="21"/>
+              </w:rPr>
+              <w:t>通过</w:t>
+            </w:r>
+          </w:p>
+        </w:tc>
+        <w:tc>
+          <w:tcPr>
+            <w:tcW w:type="dxa" w:w="4470"/>
+          </w:tcPr>
+          <w:p>
+            <w:pPr>
+              <w:snapToGrid w:val="0"/>
+              <w:spacing w:lineRule="exact" w:line="320" w:before="0" w:after="0"/>
+              <w:jc w:val="left"/>
+            </w:pPr>
+            <w:r/>
+            <w:r>
+              <w:rPr>
+                <w:rFonts w:ascii="Times New Roman" w:hAnsi="Times New Roman" w:eastAsia="宋体" w:cs="Times New Roman"/>
+                <w:b w:val="0"/>
+                <w:sz w:val="21"/>
+              </w:rPr>
+              <w:t>所核数字均与§7或所引文献键的支撑说明相符：0.31 °C/10a；华东2025最高；1.…</w:t>
+            </w:r>
+          </w:p>
+        </w:tc>
+      </w:tr>
+      <w:tr>
+        <w:tc>
+          <w:tcPr>
+            <w:tcW w:type="dxa" w:w="2483"/>
+          </w:tcPr>
+          <w:p>
+            <w:pPr>
+              <w:snapToGrid w:val="0"/>
+              <w:spacing w:lineRule="exact" w:line="320" w:before="0" w:after="0"/>
+              <w:jc w:val="left"/>
+            </w:pPr>
+            <w:r/>
+            <w:r>
+              <w:rPr>
+                <w:rFonts w:ascii="Times New Roman" w:hAnsi="Times New Roman" w:eastAsia="宋体" w:cs="Times New Roman"/>
+                <w:b w:val="0"/>
+                <w:sz w:val="21"/>
+              </w:rPr>
+              <w:t>每个</w:t>
+            </w:r>
+            <w:r>
+              <w:rPr>
+                <w:rFonts w:ascii="Times New Roman" w:hAnsi="Times New Roman" w:eastAsia="宋体" w:cs="Times New Roman"/>
+                <w:b w:val="0"/>
+                <w:sz w:val="21"/>
+              </w:rPr>
+              <w:t>均支撑所在句；不重…</w:t>
+            </w:r>
+          </w:p>
+        </w:tc>
+        <w:tc>
+          <w:tcPr>
+            <w:tcW w:type="dxa" w:w="1324"/>
+          </w:tcPr>
+          <w:p>
+            <w:pPr>
+              <w:snapToGrid w:val="0"/>
+              <w:spacing w:lineRule="exact" w:line="320" w:before="0" w:after="0"/>
+              <w:jc w:val="left"/>
+            </w:pPr>
+            <w:r/>
+            <w:r>
+              <w:rPr>
+                <w:rFonts w:ascii="Times New Roman" w:hAnsi="Times New Roman" w:eastAsia="宋体" w:cs="Times New Roman"/>
+                <w:b w:val="0"/>
+                <w:sz w:val="21"/>
+              </w:rPr>
+              <w:t>基本通过（小问题）</w:t>
+            </w:r>
+          </w:p>
+        </w:tc>
+        <w:tc>
+          <w:tcPr>
+            <w:tcW w:type="dxa" w:w="4470"/>
+          </w:tcPr>
+          <w:p>
+            <w:pPr>
+              <w:snapToGrid w:val="0"/>
+              <w:spacing w:lineRule="exact" w:line="320" w:before="0" w:after="0"/>
+              <w:jc w:val="left"/>
+            </w:pPr>
+            <w:r/>
+            <w:r>
+              <w:rPr>
+                <w:rFonts w:ascii="Times New Roman" w:hAnsi="Times New Roman" w:eastAsia="宋体" w:cs="Times New Roman"/>
+                <w:b w:val="0"/>
+                <w:sz w:val="21"/>
+              </w:rPr>
+              <w:t>共引用68个不重复文献键（而非67个）。均见于写作简报§8/§8b及refs_yrd.json，且每个…</w:t>
+            </w:r>
+          </w:p>
+        </w:tc>
+      </w:tr>
+      <w:tr>
+        <w:tc>
+          <w:tcPr>
+            <w:tcW w:type="dxa" w:w="2483"/>
+          </w:tcPr>
+          <w:p>
+            <w:pPr>
+              <w:snapToGrid w:val="0"/>
+              <w:spacing w:lineRule="exact" w:line="320" w:before="0" w:after="0"/>
+              <w:jc w:val="left"/>
+            </w:pPr>
+            <w:r/>
+            <w:r>
+              <w:rPr>
+                <w:rFonts w:ascii="Times New Roman" w:hAnsi="Times New Roman" w:eastAsia="宋体" w:cs="Times New Roman"/>
+                <w:b w:val="0"/>
+                <w:sz w:val="21"/>
+              </w:rPr>
+              <w:t>新增方法细节标注</w:t>
+            </w:r>
+            <w:r>
+              <w:rPr>
+                <w:rFonts w:ascii="Times New Roman" w:hAnsi="Times New Roman" w:eastAsia="宋体" w:cs="Times New Roman"/>
+                <w:b w:val="0"/>
+                <w:sz w:val="21"/>
+                <w:highlight w:val="yellow"/>
+              </w:rPr>
+              <w:t>【待确认】</w:t>
+            </w:r>
+          </w:p>
+        </w:tc>
+        <w:tc>
+          <w:tcPr>
+            <w:tcW w:type="dxa" w:w="1324"/>
+          </w:tcPr>
+          <w:p>
+            <w:pPr>
+              <w:snapToGrid w:val="0"/>
+              <w:spacing w:lineRule="exact" w:line="320" w:before="0" w:after="0"/>
+              <w:jc w:val="left"/>
+            </w:pPr>
+            <w:r/>
+            <w:r>
+              <w:rPr>
+                <w:rFonts w:ascii="Times New Roman" w:hAnsi="Times New Roman" w:eastAsia="宋体" w:cs="Times New Roman"/>
+                <w:b w:val="0"/>
+                <w:sz w:val="21"/>
+              </w:rPr>
+              <w:t>基本通过（小问题）</w:t>
+            </w:r>
+          </w:p>
+        </w:tc>
+        <w:tc>
+          <w:tcPr>
+            <w:tcW w:type="dxa" w:w="4470"/>
+          </w:tcPr>
+          <w:p>
+            <w:pPr>
+              <w:snapToGrid w:val="0"/>
+              <w:spacing w:lineRule="exact" w:line="320" w:before="0" w:after="0"/>
+              <w:jc w:val="left"/>
+            </w:pPr>
+            <w:r/>
+            <w:r>
+              <w:rPr>
+                <w:rFonts w:ascii="Times New Roman" w:hAnsi="Times New Roman" w:eastAsia="宋体" w:cs="Times New Roman"/>
+                <w:b w:val="0"/>
+                <w:sz w:val="21"/>
+              </w:rPr>
+              <w:t>几乎所有阈值与设定均有标注：s2b有40处</w:t>
+            </w:r>
+            <w:r>
+              <w:rPr>
+                <w:rFonts w:ascii="Times New Roman" w:hAnsi="Times New Roman" w:eastAsia="宋体" w:cs="Times New Roman"/>
+                <w:b w:val="0"/>
+                <w:sz w:val="21"/>
+                <w:highlight w:val="yellow"/>
+              </w:rPr>
+              <w:t>【待确认】</w:t>
+            </w:r>
+            <w:r>
+              <w:rPr>
+                <w:rFonts w:ascii="Times New Roman" w:hAnsi="Times New Roman" w:eastAsia="宋体" w:cs="Times New Roman"/>
+                <w:b w:val="0"/>
+                <w:sz w:val="21"/>
+              </w:rPr>
+              <w:t>，s2a有6处，s2b第…</w:t>
+            </w:r>
+          </w:p>
+        </w:tc>
+      </w:tr>
+      <w:tr>
+        <w:tc>
+          <w:tcPr>
+            <w:tcW w:type="dxa" w:w="2483"/>
+          </w:tcPr>
+          <w:p>
+            <w:pPr>
+              <w:snapToGrid w:val="0"/>
+              <w:spacing w:lineRule="exact" w:line="320" w:before="0" w:after="0"/>
+              <w:jc w:val="left"/>
+            </w:pPr>
+            <w:r/>
+            <w:r>
+              <w:rPr>
+                <w:rFonts w:ascii="Times New Roman" w:hAnsi="Times New Roman" w:eastAsia="宋体" w:cs="Times New Roman"/>
+                <w:b w:val="0"/>
+                <w:sz w:val="21"/>
+              </w:rPr>
+              <w:t>术语与数字一致，涵盖…</w:t>
+            </w:r>
+          </w:p>
+        </w:tc>
+        <w:tc>
+          <w:tcPr>
+            <w:tcW w:type="dxa" w:w="1324"/>
+          </w:tcPr>
+          <w:p>
+            <w:pPr>
+              <w:snapToGrid w:val="0"/>
+              <w:spacing w:lineRule="exact" w:line="320" w:before="0" w:after="0"/>
+              <w:jc w:val="left"/>
+            </w:pPr>
+            <w:r/>
+            <w:r>
+              <w:rPr>
+                <w:rFonts w:ascii="Times New Roman" w:hAnsi="Times New Roman" w:eastAsia="宋体" w:cs="Times New Roman"/>
+                <w:b w:val="0"/>
+                <w:sz w:val="21"/>
+              </w:rPr>
+              <w:t>基本通过（小问题）</w:t>
+            </w:r>
+          </w:p>
+        </w:tc>
+        <w:tc>
+          <w:tcPr>
+            <w:tcW w:type="dxa" w:w="4470"/>
+          </w:tcPr>
+          <w:p>
+            <w:pPr>
+              <w:snapToGrid w:val="0"/>
+              <w:spacing w:lineRule="exact" w:line="320" w:before="0" w:after="0"/>
+              <w:jc w:val="left"/>
+            </w:pPr>
+            <w:r/>
+            <w:r>
+              <w:rPr>
+                <w:rFonts w:ascii="Times New Roman" w:hAnsi="Times New Roman" w:eastAsia="宋体" w:cs="Times New Roman"/>
+                <w:b w:val="0"/>
+                <w:sz w:val="21"/>
+              </w:rPr>
+              <w:t>以下在所有文件中一致：DCP/人均DCP/DCP缺口/DCP</w:t>
+            </w:r>
+            <w:r>
+              <w:rPr>
+                <w:rFonts w:ascii="Times New Roman" w:hAnsi="Times New Roman" w:eastAsia="宋体" w:cs="Times New Roman"/>
+                <w:b w:val="0"/>
+                <w:sz w:val="21"/>
+                <w:vertAlign w:val="subscript"/>
+              </w:rPr>
+              <w:t>res</w:t>
+            </w:r>
+            <w:r>
+              <w:rPr>
+                <w:rFonts w:ascii="Times New Roman" w:hAnsi="Times New Roman" w:eastAsia="宋体" w:cs="Times New Roman"/>
+                <w:b w:val="0"/>
+                <w:sz w:val="21"/>
+              </w:rPr>
+              <w:t>、YRD-HES、九类/七类、遮荫（无遮…</w:t>
+            </w:r>
+          </w:p>
+        </w:tc>
+      </w:tr>
+      <w:tr>
+        <w:tc>
+          <w:tcPr>
+            <w:tcW w:type="dxa" w:w="2483"/>
+          </w:tcPr>
+          <w:p>
+            <w:pPr>
+              <w:snapToGrid w:val="0"/>
+              <w:spacing w:lineRule="exact" w:line="320" w:before="0" w:after="0"/>
+              <w:jc w:val="left"/>
+            </w:pPr>
+            <w:r/>
+            <w:r>
+              <w:rPr>
+                <w:rFonts w:ascii="Times New Roman" w:hAnsi="Times New Roman" w:eastAsia="宋体" w:cs="Times New Roman"/>
+                <w:b w:val="0"/>
+                <w:sz w:val="21"/>
+              </w:rPr>
+              <w:t>参考文献采用GB/T 7714格式</w:t>
+            </w:r>
+          </w:p>
+        </w:tc>
+        <w:tc>
+          <w:tcPr>
+            <w:tcW w:type="dxa" w:w="1324"/>
+          </w:tcPr>
+          <w:p>
+            <w:pPr>
+              <w:snapToGrid w:val="0"/>
+              <w:spacing w:lineRule="exact" w:line="320" w:before="0" w:after="0"/>
+              <w:jc w:val="left"/>
+            </w:pPr>
+            <w:r/>
+            <w:r>
+              <w:rPr>
+                <w:rFonts w:ascii="Times New Roman" w:hAnsi="Times New Roman" w:eastAsia="宋体" w:cs="Times New Roman"/>
+                <w:b w:val="0"/>
+                <w:sz w:val="21"/>
+              </w:rPr>
+              <w:t>通过</w:t>
+            </w:r>
+          </w:p>
+        </w:tc>
+        <w:tc>
+          <w:tcPr>
+            <w:tcW w:type="dxa" w:w="4470"/>
+          </w:tcPr>
+          <w:p>
+            <w:pPr>
+              <w:snapToGrid w:val="0"/>
+              <w:spacing w:lineRule="exact" w:line="320" w:before="0" w:after="0"/>
+              <w:jc w:val="left"/>
+            </w:pPr>
+            <w:r/>
+            <w:r>
+              <w:rPr>
+                <w:rFonts w:ascii="Times New Roman" w:hAnsi="Times New Roman" w:eastAsia="宋体" w:cs="Times New Roman"/>
+                <w:b w:val="0"/>
+                <w:sz w:val="21"/>
+              </w:rPr>
+              <w:t>生成的文献表[1]–[68]按首次引用顺序编号，并使用正确的文献类型标…</w:t>
+            </w:r>
+          </w:p>
+        </w:tc>
+      </w:tr>
+      <w:tr>
+        <w:tc>
+          <w:tcPr>
+            <w:tcW w:type="dxa" w:w="2483"/>
+          </w:tcPr>
+          <w:p>
+            <w:pPr>
+              <w:snapToGrid w:val="0"/>
+              <w:spacing w:lineRule="exact" w:line="320" w:before="0" w:after="0"/>
+              <w:jc w:val="left"/>
+            </w:pPr>
+            <w:r/>
+            <w:r>
+              <w:rPr>
+                <w:rFonts w:ascii="Times New Roman" w:hAnsi="Times New Roman" w:eastAsia="宋体" w:cs="Times New Roman"/>
+                <w:b w:val="0"/>
+                <w:sz w:val="21"/>
+              </w:rPr>
+              <w:t>页数（仅报告）</w:t>
+            </w:r>
+          </w:p>
+        </w:tc>
+        <w:tc>
+          <w:tcPr>
+            <w:tcW w:type="dxa" w:w="1324"/>
+          </w:tcPr>
+          <w:p>
+            <w:pPr>
+              <w:snapToGrid w:val="0"/>
+              <w:spacing w:lineRule="exact" w:line="320" w:before="0" w:after="0"/>
+              <w:jc w:val="left"/>
+            </w:pPr>
+            <w:r/>
+            <w:r>
+              <w:rPr>
+                <w:rFonts w:ascii="Times New Roman" w:hAnsi="Times New Roman" w:eastAsia="宋体" w:cs="Times New Roman"/>
+                <w:b w:val="0"/>
+                <w:sz w:val="21"/>
+              </w:rPr>
+              <w:t>通过</w:t>
+            </w:r>
+          </w:p>
+        </w:tc>
+        <w:tc>
+          <w:tcPr>
+            <w:tcW w:type="dxa" w:w="4470"/>
+          </w:tcPr>
+          <w:p>
+            <w:pPr>
+              <w:snapToGrid w:val="0"/>
+              <w:spacing w:lineRule="exact" w:line="320" w:before="0" w:after="0"/>
+              <w:jc w:val="left"/>
+            </w:pPr>
+            <w:r/>
+            <w:r>
+              <w:rPr>
+                <w:rFonts w:ascii="Times New Roman" w:hAnsi="Times New Roman" w:eastAsia="宋体" w:cs="Times New Roman"/>
+                <w:b w:val="0"/>
+                <w:sz w:val="21"/>
+              </w:rPr>
+              <w:t>基于重建副本，estimate_pages.py给出estimated_pages=31、last_page_fill=35%、forced_ga…</w:t>
+            </w:r>
+          </w:p>
+        </w:tc>
+      </w:tr>
+    </w:tbl>
+    <w:p>
+      <w:pPr>
+        <w:snapToGrid w:val="0"/>
+        <w:spacing w:lineRule="exact" w:line="160" w:before="0" w:after="0"/>
+        <w:jc w:val="both"/>
+      </w:pPr>
+    </w:p>
+    <w:p>
+      <w:pPr>
+        <w:keepNext/>
+        <w:snapToGrid w:val="0"/>
+        <w:spacing w:lineRule="exact" w:line="440" w:before="80" w:after="0"/>
+        <w:jc w:val="both"/>
+      </w:pPr>
+      <w:r>
+        <w:rPr>
+          <w:rFonts w:ascii="Times New Roman" w:hAnsi="Times New Roman" w:eastAsia="宋体" w:cs="Times New Roman"/>
+          <w:b/>
+          <w:sz w:val="24"/>
+        </w:rPr>
+        <w:t>学术语言（残留问题 43 条）</w:t>
+      </w:r>
+    </w:p>
+    <w:p>
+      <w:pPr>
+        <w:keepNext/>
+        <w:snapToGrid w:val="0"/>
+        <w:spacing w:lineRule="exact" w:line="360" w:before="120" w:after="40"/>
+        <w:jc w:val="center"/>
+      </w:pPr>
+      <w:r>
+        <w:rPr>
+          <w:rFonts w:ascii="Times New Roman" w:hAnsi="Times New Roman" w:eastAsia="黑体" w:cs="Times New Roman"/>
+          <w:b w:val="0"/>
+          <w:sz w:val="21"/>
+        </w:rPr>
+        <w:t>表 第五轮·学术语言</w:t>
+      </w:r>
+    </w:p>
+    <w:tbl>
+      <w:tblPr>
+        <w:tblW w:w="5000" w:type="pct"/>
+        <w:jc w:val="center"/>
+        <w:tblBorders>
+          <w:top w:val="single" w:sz="6" w:space="0" w:color="000000"/>
+          <w:left w:val="single" w:sz="6" w:space="0" w:color="000000"/>
+          <w:bottom w:val="single" w:sz="6" w:space="0" w:color="000000"/>
+          <w:right w:val="single" w:sz="6" w:space="0" w:color="000000"/>
+          <w:insideH w:val="single" w:sz="6" w:space="0" w:color="000000"/>
+          <w:insideV w:val="single" w:sz="6" w:space="0" w:color="000000"/>
+        </w:tblBorders>
+        <w:tblLayout w:type="fixed"/>
+        <w:tblLook w:firstColumn="1" w:firstRow="1" w:lastColumn="0" w:lastRow="0" w:noHBand="0" w:noVBand="1" w:val="04A0"/>
+      </w:tblPr>
+      <w:tblGrid>
+        <w:gridCol w:w="2483"/>
+        <w:gridCol w:w="1324"/>
+        <w:gridCol w:w="4470"/>
+      </w:tblGrid>
+      <w:tr>
+        <w:trPr>
+          <w:tblHeader w:val="true"/>
+        </w:trPr>
+        <w:tc>
+          <w:tcPr>
+            <w:tcW w:type="dxa" w:w="2483"/>
+            <w:shd w:val="clear" w:color="auto" w:fill="DCE6F1"/>
+          </w:tcPr>
+          <w:p>
+            <w:pPr>
+              <w:snapToGrid w:val="0"/>
+              <w:spacing w:lineRule="exact" w:line="320" w:before="0" w:after="0"/>
+              <w:jc w:val="center"/>
+            </w:pPr>
+            <w:r/>
+            <w:r>
+              <w:rPr>
+                <w:rFonts w:ascii="Times New Roman" w:hAnsi="Times New Roman" w:eastAsia="黑体" w:cs="Times New Roman"/>
+                <w:b/>
+                <w:sz w:val="21"/>
+              </w:rPr>
+              <w:t>审查项</w:t>
+            </w:r>
+          </w:p>
+        </w:tc>
+        <w:tc>
+          <w:tcPr>
+            <w:tcW w:type="dxa" w:w="1324"/>
+            <w:shd w:val="clear" w:color="auto" w:fill="DCE6F1"/>
+          </w:tcPr>
+          <w:p>
+            <w:pPr>
+              <w:snapToGrid w:val="0"/>
+              <w:spacing w:lineRule="exact" w:line="320" w:before="0" w:after="0"/>
+              <w:jc w:val="center"/>
+            </w:pPr>
+            <w:r/>
+            <w:r>
+              <w:rPr>
+                <w:rFonts w:ascii="Times New Roman" w:hAnsi="Times New Roman" w:eastAsia="黑体" w:cs="Times New Roman"/>
+                <w:b/>
+                <w:sz w:val="21"/>
+              </w:rPr>
+              <w:t>结论</w:t>
+            </w:r>
+          </w:p>
+        </w:tc>
+        <w:tc>
+          <w:tcPr>
+            <w:tcW w:type="dxa" w:w="4470"/>
+            <w:shd w:val="clear" w:color="auto" w:fill="DCE6F1"/>
+          </w:tcPr>
+          <w:p>
+            <w:pPr>
+              <w:snapToGrid w:val="0"/>
+              <w:spacing w:lineRule="exact" w:line="320" w:before="0" w:after="0"/>
+              <w:jc w:val="center"/>
+            </w:pPr>
+            <w:r/>
+            <w:r>
+              <w:rPr>
+                <w:rFonts w:ascii="Times New Roman" w:hAnsi="Times New Roman" w:eastAsia="黑体" w:cs="Times New Roman"/>
+                <w:b/>
+                <w:sz w:val="21"/>
+              </w:rPr>
+              <w:t>依据摘要</w:t>
+            </w:r>
+          </w:p>
+        </w:tc>
+      </w:tr>
+      <w:tr>
+        <w:tc>
+          <w:tcPr>
+            <w:tcW w:type="dxa" w:w="2483"/>
+          </w:tcPr>
+          <w:p>
+            <w:pPr>
+              <w:snapToGrid w:val="0"/>
+              <w:spacing w:lineRule="exact" w:line="320" w:before="0" w:after="0"/>
+              <w:jc w:val="left"/>
+            </w:pPr>
+            <w:r/>
+            <w:r>
+              <w:rPr>
+                <w:rFonts w:ascii="Times New Roman" w:hAnsi="Times New Roman" w:eastAsia="宋体" w:cs="Times New Roman"/>
+                <w:b w:val="0"/>
+                <w:sz w:val="21"/>
+              </w:rPr>
+              <w:t>术语一致性</w:t>
+            </w:r>
+          </w:p>
+        </w:tc>
+        <w:tc>
+          <w:tcPr>
+            <w:tcW w:type="dxa" w:w="1324"/>
+          </w:tcPr>
+          <w:p>
+            <w:pPr>
+              <w:snapToGrid w:val="0"/>
+              <w:spacing w:lineRule="exact" w:line="320" w:before="0" w:after="0"/>
+              <w:jc w:val="left"/>
+            </w:pPr>
+            <w:r/>
+            <w:r>
+              <w:rPr>
+                <w:rFonts w:ascii="Times New Roman" w:hAnsi="Times New Roman" w:eastAsia="宋体" w:cs="Times New Roman"/>
+                <w:b w:val="0"/>
+                <w:sz w:val="21"/>
+              </w:rPr>
+              <w:t>基本通过（小问题）</w:t>
+            </w:r>
+          </w:p>
+        </w:tc>
+        <w:tc>
+          <w:tcPr>
+            <w:tcW w:type="dxa" w:w="4470"/>
+          </w:tcPr>
+          <w:p>
+            <w:pPr>
+              <w:snapToGrid w:val="0"/>
+              <w:spacing w:lineRule="exact" w:line="320" w:before="0" w:after="0"/>
+              <w:jc w:val="left"/>
+            </w:pPr>
+            <w:r/>
+            <w:r>
+              <w:rPr>
+                <w:rFonts w:ascii="Times New Roman" w:hAnsi="Times New Roman" w:eastAsia="宋体" w:cs="Times New Roman"/>
+                <w:b w:val="0"/>
+                <w:sz w:val="21"/>
+              </w:rPr>
+              <w:t>核心术语（DCP、DCP缺口、NbS可归因降温、表观降温、分类型静态蓝绿空间指标、封存期、去NbS变量模型、形态分层）全文统一。残留漂移：s2b“建筑遮挡”与他处“建筑遮荫”不一致…</w:t>
+            </w:r>
+          </w:p>
+        </w:tc>
+      </w:tr>
+      <w:tr>
+        <w:tc>
+          <w:tcPr>
+            <w:tcW w:type="dxa" w:w="2483"/>
+          </w:tcPr>
+          <w:p>
+            <w:pPr>
+              <w:snapToGrid w:val="0"/>
+              <w:spacing w:lineRule="exact" w:line="320" w:before="0" w:after="0"/>
+              <w:jc w:val="left"/>
+            </w:pPr>
+            <w:r/>
+            <w:r>
+              <w:rPr>
+                <w:rFonts w:ascii="Times New Roman" w:hAnsi="Times New Roman" w:eastAsia="宋体" w:cs="Times New Roman"/>
+                <w:b w:val="0"/>
+                <w:sz w:val="21"/>
+              </w:rPr>
+              <w:t>句式规范与可读性</w:t>
+            </w:r>
+          </w:p>
+        </w:tc>
+        <w:tc>
+          <w:tcPr>
+            <w:tcW w:type="dxa" w:w="1324"/>
+          </w:tcPr>
+          <w:p>
+            <w:pPr>
+              <w:snapToGrid w:val="0"/>
+              <w:spacing w:lineRule="exact" w:line="320" w:before="0" w:after="0"/>
+              <w:jc w:val="left"/>
+            </w:pPr>
+            <w:r/>
+            <w:r>
+              <w:rPr>
+                <w:rFonts w:ascii="Times New Roman" w:hAnsi="Times New Roman" w:eastAsia="宋体" w:cs="Times New Roman"/>
+                <w:b w:val="0"/>
+                <w:sz w:val="21"/>
+              </w:rPr>
+              <w:t>基本通过（小问题）</w:t>
+            </w:r>
+          </w:p>
+        </w:tc>
+        <w:tc>
+          <w:tcPr>
+            <w:tcW w:type="dxa" w:w="4470"/>
+          </w:tcPr>
+          <w:p>
+            <w:pPr>
+              <w:snapToGrid w:val="0"/>
+              <w:spacing w:lineRule="exact" w:line="320" w:before="0" w:after="0"/>
+              <w:jc w:val="left"/>
+            </w:pPr>
+            <w:r/>
+            <w:r>
+              <w:rPr>
+                <w:rFonts w:ascii="Times New Roman" w:hAnsi="Times New Roman" w:eastAsia="宋体" w:cs="Times New Roman"/>
+                <w:b w:val="0"/>
+                <w:sz w:val="21"/>
+              </w:rPr>
+              <w:t>有歧义或搭配不当的句子：s1“其中心血管疾病患者”（可切分为“其中/心血管”或“其/中心血管”）；s2b“已避免负担另以……DLNM估计暴露—反应关系”主谓不搭；“未达平衡的分层不…</w:t>
+            </w:r>
+          </w:p>
+        </w:tc>
+      </w:tr>
+      <w:tr>
+        <w:tc>
+          <w:tcPr>
+            <w:tcW w:type="dxa" w:w="2483"/>
+          </w:tcPr>
+          <w:p>
+            <w:pPr>
+              <w:snapToGrid w:val="0"/>
+              <w:spacing w:lineRule="exact" w:line="320" w:before="0" w:after="0"/>
+              <w:jc w:val="left"/>
+            </w:pPr>
+            <w:r/>
+            <w:r>
+              <w:rPr>
+                <w:rFonts w:ascii="Times New Roman" w:hAnsi="Times New Roman" w:eastAsia="宋体" w:cs="Times New Roman"/>
+                <w:b w:val="0"/>
+                <w:sz w:val="21"/>
+              </w:rPr>
+              <w:t>标点与数字格式</w:t>
+            </w:r>
+          </w:p>
+        </w:tc>
+        <w:tc>
+          <w:tcPr>
+            <w:tcW w:type="dxa" w:w="1324"/>
+          </w:tcPr>
+          <w:p>
+            <w:pPr>
+              <w:snapToGrid w:val="0"/>
+              <w:spacing w:lineRule="exact" w:line="320" w:before="0" w:after="0"/>
+              <w:jc w:val="left"/>
+            </w:pPr>
+            <w:r/>
+            <w:r>
+              <w:rPr>
+                <w:rFonts w:ascii="Times New Roman" w:hAnsi="Times New Roman" w:eastAsia="宋体" w:cs="Times New Roman"/>
+                <w:b w:val="0"/>
+                <w:sz w:val="21"/>
+              </w:rPr>
+              <w:t>基本通过（小问题）</w:t>
+            </w:r>
+          </w:p>
+        </w:tc>
+        <w:tc>
+          <w:tcPr>
+            <w:tcW w:type="dxa" w:w="4470"/>
+          </w:tcPr>
+          <w:p>
+            <w:pPr>
+              <w:snapToGrid w:val="0"/>
+              <w:spacing w:lineRule="exact" w:line="320" w:before="0" w:after="0"/>
+              <w:jc w:val="left"/>
+            </w:pPr>
+            <w:r/>
+            <w:r>
+              <w:rPr>
+                <w:rFonts w:ascii="Times New Roman" w:hAnsi="Times New Roman" w:eastAsia="宋体" w:cs="Times New Roman"/>
+                <w:b w:val="0"/>
+                <w:sz w:val="21"/>
+              </w:rPr>
+              <w:t>已用脚本检查：中文正文无半角标点，括号与引号成对；年份区间统一用“—”，数值区间统一用“～”；°C与数字间留空，km、m单位写法统一；四位数不分节、六位数用空格分节（178 441…</w:t>
+            </w:r>
+          </w:p>
+        </w:tc>
+      </w:tr>
+      <w:tr>
+        <w:tc>
+          <w:tcPr>
+            <w:tcW w:type="dxa" w:w="2483"/>
+          </w:tcPr>
+          <w:p>
+            <w:pPr>
+              <w:snapToGrid w:val="0"/>
+              <w:spacing w:lineRule="exact" w:line="320" w:before="0" w:after="0"/>
+              <w:jc w:val="left"/>
+            </w:pPr>
+            <w:r/>
+            <w:r>
+              <w:rPr>
+                <w:rFonts w:ascii="Times New Roman" w:hAnsi="Times New Roman" w:eastAsia="宋体" w:cs="Times New Roman"/>
+                <w:b w:val="0"/>
+                <w:sz w:val="21"/>
+              </w:rPr>
+              <w:t>语体</w:t>
+            </w:r>
+          </w:p>
+        </w:tc>
+        <w:tc>
+          <w:tcPr>
+            <w:tcW w:type="dxa" w:w="1324"/>
+          </w:tcPr>
+          <w:p>
+            <w:pPr>
+              <w:snapToGrid w:val="0"/>
+              <w:spacing w:lineRule="exact" w:line="320" w:before="0" w:after="0"/>
+              <w:jc w:val="left"/>
+            </w:pPr>
+            <w:r/>
+            <w:r>
+              <w:rPr>
+                <w:rFonts w:ascii="Times New Roman" w:hAnsi="Times New Roman" w:eastAsia="宋体" w:cs="Times New Roman"/>
+                <w:b w:val="0"/>
+                <w:sz w:val="21"/>
+              </w:rPr>
+              <w:t>基本通过（小问题）</w:t>
+            </w:r>
+          </w:p>
+        </w:tc>
+        <w:tc>
+          <w:tcPr>
+            <w:tcW w:type="dxa" w:w="4470"/>
+          </w:tcPr>
+          <w:p>
+            <w:pPr>
+              <w:snapToGrid w:val="0"/>
+              <w:spacing w:lineRule="exact" w:line="320" w:before="0" w:after="0"/>
+              <w:jc w:val="left"/>
+            </w:pPr>
+            <w:r/>
+            <w:r>
+              <w:rPr>
+                <w:rFonts w:ascii="Times New Roman" w:hAnsi="Times New Roman" w:eastAsia="宋体" w:cs="Times New Roman"/>
+                <w:b w:val="0"/>
+                <w:sz w:val="21"/>
+              </w:rPr>
+              <w:t>总体为规范的大陆学术语体，无“填补空白”“国际领先”等套话。少量口语或非正式表述：“而不是将适应责任转嫁给个人”“通过改变出行时间和地点来避热”；s2b“检验判据均为建议方案”删去…</w:t>
+            </w:r>
+          </w:p>
+        </w:tc>
+      </w:tr>
+      <w:tr>
+        <w:tc>
+          <w:tcPr>
+            <w:tcW w:type="dxa" w:w="2483"/>
+          </w:tcPr>
+          <w:p>
+            <w:pPr>
+              <w:snapToGrid w:val="0"/>
+              <w:spacing w:lineRule="exact" w:line="320" w:before="0" w:after="0"/>
+              <w:jc w:val="left"/>
+            </w:pPr>
+            <w:r/>
+            <w:r>
+              <w:rPr>
+                <w:rFonts w:ascii="Times New Roman" w:hAnsi="Times New Roman" w:eastAsia="宋体" w:cs="Times New Roman"/>
+                <w:b w:val="0"/>
+                <w:sz w:val="21"/>
+              </w:rPr>
+              <w:t>段落逻辑与衔接</w:t>
+            </w:r>
+          </w:p>
+        </w:tc>
+        <w:tc>
+          <w:tcPr>
+            <w:tcW w:type="dxa" w:w="1324"/>
+          </w:tcPr>
+          <w:p>
+            <w:pPr>
+              <w:snapToGrid w:val="0"/>
+              <w:spacing w:lineRule="exact" w:line="320" w:before="0" w:after="0"/>
+              <w:jc w:val="left"/>
+            </w:pPr>
+            <w:r/>
+            <w:r>
+              <w:rPr>
+                <w:rFonts w:ascii="Times New Roman" w:hAnsi="Times New Roman" w:eastAsia="宋体" w:cs="Times New Roman"/>
+                <w:b w:val="0"/>
+                <w:sz w:val="21"/>
+              </w:rPr>
+              <w:t>基本通过（小问题）</w:t>
+            </w:r>
+          </w:p>
+        </w:tc>
+        <w:tc>
+          <w:tcPr>
+            <w:tcW w:type="dxa" w:w="4470"/>
+          </w:tcPr>
+          <w:p>
+            <w:pPr>
+              <w:snapToGrid w:val="0"/>
+              <w:spacing w:lineRule="exact" w:line="320" w:before="0" w:after="0"/>
+              <w:jc w:val="left"/>
+            </w:pPr>
+            <w:r/>
+            <w:r>
+              <w:rPr>
+                <w:rFonts w:ascii="Times New Roman" w:hAnsi="Times New Roman" w:eastAsia="宋体" w:cs="Times New Roman"/>
+                <w:b w:val="0"/>
+                <w:sz w:val="21"/>
+              </w:rPr>
+              <w:t>s1第1段主题句写“人口老龄化”，但该段内容为升温、极端高温与夜间高温，老龄化在第2段展开；s2c（1）“以DCP度量后者”指代对象过远；s2b 3.1（1）加粗句称逐时变化只来自…</w:t>
+            </w:r>
+          </w:p>
+        </w:tc>
+      </w:tr>
+      <w:tr>
+        <w:tc>
+          <w:tcPr>
+            <w:tcW w:type="dxa" w:w="2483"/>
+          </w:tcPr>
+          <w:p>
+            <w:pPr>
+              <w:snapToGrid w:val="0"/>
+              <w:spacing w:lineRule="exact" w:line="320" w:before="0" w:after="0"/>
+              <w:jc w:val="left"/>
+            </w:pPr>
+            <w:r/>
+            <w:r>
+              <w:rPr>
+                <w:rFonts w:ascii="Times New Roman" w:hAnsi="Times New Roman" w:eastAsia="宋体" w:cs="Times New Roman"/>
+                <w:b w:val="0"/>
+                <w:sz w:val="21"/>
+              </w:rPr>
+              <w:t>无重复与凑字</w:t>
+            </w:r>
+          </w:p>
+        </w:tc>
+        <w:tc>
+          <w:tcPr>
+            <w:tcW w:type="dxa" w:w="1324"/>
+          </w:tcPr>
+          <w:p>
+            <w:pPr>
+              <w:snapToGrid w:val="0"/>
+              <w:spacing w:lineRule="exact" w:line="320" w:before="0" w:after="0"/>
+              <w:jc w:val="left"/>
+            </w:pPr>
+            <w:r/>
+            <w:r>
+              <w:rPr>
+                <w:rFonts w:ascii="Times New Roman" w:hAnsi="Times New Roman" w:eastAsia="宋体" w:cs="Times New Roman"/>
+                <w:b w:val="0"/>
+                <w:sz w:val="21"/>
+              </w:rPr>
+              <w:t>基本通过（小问题）</w:t>
+            </w:r>
+          </w:p>
+        </w:tc>
+        <w:tc>
+          <w:tcPr>
+            <w:tcW w:type="dxa" w:w="4470"/>
+          </w:tcPr>
+          <w:p>
+            <w:pPr>
+              <w:snapToGrid w:val="0"/>
+              <w:spacing w:lineRule="exact" w:line="320" w:before="0" w:after="0"/>
+              <w:jc w:val="left"/>
+            </w:pPr>
+            <w:r/>
+            <w:r>
+              <w:rPr>
+                <w:rFonts w:ascii="Times New Roman" w:hAnsi="Times New Roman" w:eastAsia="宋体" w:cs="Times New Roman"/>
+                <w:b w:val="0"/>
+                <w:sz w:val="21"/>
+              </w:rPr>
+              <w:t>s4末尾AI注释重复s1首行注释，且指向本节两段之前的内容；s3风险⑥第三次重复“修正须在启用封存期数据前完成……否定结果如实报告”（s2a 1.1、s3理论与设计已写）；s2c工…</w:t>
+            </w:r>
+          </w:p>
+        </w:tc>
+      </w:tr>
+    </w:tbl>
+    <w:p>
+      <w:pPr>
+        <w:snapToGrid w:val="0"/>
+        <w:spacing w:lineRule="exact" w:line="160" w:before="0" w:after="0"/>
+        <w:jc w:val="both"/>
+      </w:pPr>
+    </w:p>
+    <w:p>
+      <w:pPr>
+        <w:keepNext/>
+        <w:snapToGrid w:val="0"/>
+        <w:spacing w:lineRule="exact" w:line="440" w:before="160" w:after="40"/>
+        <w:jc w:val="both"/>
+      </w:pPr>
+      <w:r>
+        <w:rPr>
+          <w:rFonts w:ascii="Times New Roman" w:hAnsi="Times New Roman" w:eastAsia="黑体" w:cs="Times New Roman"/>
+          <w:b/>
+          <w:sz w:val="24"/>
+        </w:rPr>
+        <w:t>十一、终稿定向复核</w:t>
+      </w:r>
+    </w:p>
+    <w:p>
+      <w:pPr>
+        <w:snapToGrid w:val="0"/>
+        <w:spacing w:lineRule="exact" w:line="440" w:before="0" w:after="0"/>
+        <w:ind w:firstLineChars="200" w:firstLine="480"/>
+        <w:jc w:val="both"/>
+      </w:pPr>
+      <w:r>
+        <w:rPr>
+          <w:rFonts w:ascii="Times New Roman" w:hAnsi="Times New Roman" w:eastAsia="宋体" w:cs="Times New Roman"/>
+          <w:b w:val="0"/>
+          <w:sz w:val="24"/>
+        </w:rPr>
+        <w:t>第五轮之后，主控又对图1位置、转化路径、风险信息规范与高温健康风险预警的衔接及可行性分析中的一处删改作了调整。对这些改动段落另请一个审查代理定向复核，并对全文的引文、交叉引用、编号与术语再扫描一遍：未发现阻断性问题；发现主要问题2条（近期转化对象表述过度、预警衔接句中引文位置不当）与若干小问题，均已按建议修改。唯一未照搬的是“将图1移至列表之后”：该改动会使图1无法排入当前页、重新产生约半页空白，故保留图1位置，在图后补一句引导语以恢复行文衔接。</w:t>
+      </w:r>
+    </w:p>
+    <w:p>
+      <w:pPr>
+        <w:keepNext/>
+        <w:snapToGrid w:val="0"/>
+        <w:spacing w:lineRule="exact" w:line="440" w:before="160" w:after="40"/>
+        <w:jc w:val="both"/>
+      </w:pPr>
+      <w:r>
+        <w:rPr>
+          <w:rFonts w:ascii="Times New Roman" w:hAnsi="Times New Roman" w:eastAsia="黑体" w:cs="Times New Roman"/>
+          <w:b/>
+          <w:sz w:val="24"/>
+        </w:rPr>
+        <w:t>十二、说明</w:t>
+      </w:r>
+    </w:p>
+    <w:p>
+      <w:pPr>
+        <w:snapToGrid w:val="0"/>
+        <w:spacing w:lineRule="exact" w:line="440" w:before="0" w:after="0"/>
         <w:ind w:firstLineChars="200" w:firstLine="480"/>
         <w:jc w:val="both"/>
       </w:pPr>
